--- a/docs/SRS_EventTick.docx
+++ b/docs/SRS_EventTick.docx
@@ -344,21 +344,7 @@
         <w:spacing w:before="20" w:after="20" w:line="276" w:lineRule="auto"/>
       </w:pPr>
       <w:r>
-        <w:rPr>
-          <w:rFonts w:ascii="Arial" w:hAnsi="Arial"/>
-          <w:b/>
-          <w:color w:val="333333"/>
-          <w:sz w:val="22"/>
-        </w:rPr>
-        <w:t>Frontend</w:t>
-      </w:r>
-      <w:r>
-        <w:rPr>
-          <w:rFonts w:ascii="Arial" w:hAnsi="Arial"/>
-          <w:color w:val="333333"/>
-          <w:sz w:val="22"/>
-        </w:rPr>
-        <w:t>: Jinja2 Templates kết hợp Tailwind CSS (Play CDN), Theme Ambient Aurora Mesh (Dual Mode: Sáng/Tối) và JavaScript thuần (Vanilla JS).</w:t>
+        <w:t>Frontend: Jinja2 Templates kết hợp Tailwind CSS (Play CDN), Theme Dark Modern Mesh tối ưu sân khấu/âm nhạc và JavaScript thuần (Vanilla JS).</w:t>
       </w:r>
     </w:p>
     <w:p>
@@ -3681,6 +3667,54 @@
       </w:r>
     </w:p>
     <w:p>
+      <w:pPr/>
+      <w:r>
+        <w:t>FR-02b: Khôi phục Mật khẩu Đa kênh (Password Reset via OTP &amp; Token)</w:t>
+      </w:r>
+    </w:p>
+    <w:p>
+      <w:pPr/>
+      <w:r>
+        <w:t>Mô tả: Cung cấp 2 cơ chế khôi phục mật khẩu linh hoạt cho người dùng khi quên mật khẩu: nhận liên kết đặt lại qua email hoặc xác thực bằng mã OTP 6 số ngẫu nhiên.</w:t>
+      </w:r>
+    </w:p>
+    <w:p>
+      <w:pPr/>
+      <w:r>
+        <w:t>Endpoints:</w:t>
+      </w:r>
+    </w:p>
+    <w:p>
+      <w:pPr/>
+      <w:r>
+        <w:t>+ POST /api/auth/forgot-password: Tạo yêu cầu quên mật khẩu, sinh token và mã OTP 6 số ngẫu nhiên có hiệu lực trong 15 phút, gửi email thông báo cho người dùng.</w:t>
+      </w:r>
+    </w:p>
+    <w:p>
+      <w:pPr/>
+      <w:r>
+        <w:t>+ POST /api/auth/reset-password-otp: Xác thực mã OTP 6 số kèm mật khẩu mới và cập nhật mật khẩu tức thì.</w:t>
+      </w:r>
+    </w:p>
+    <w:p>
+      <w:pPr/>
+      <w:r>
+        <w:t>+ POST /api/auth/reset-password: Xác thực token link URL và đặt lại mật khẩu mới.</w:t>
+      </w:r>
+    </w:p>
+    <w:p>
+      <w:pPr/>
+      <w:r>
+        <w:t>Ràng buộc xử lý: Mã OTP và token chỉ được sử dụng duy nhất 1 lần (is_used = True), tự động hết hạn sau 15 phút. Mật khẩu mới phải đáp ứng đầy đủ tiêu chuẩn bảo mật (&gt;= 6 ký tự, có ít nhất 1 chữ số).</w:t>
+      </w:r>
+    </w:p>
+    <w:p>
+      <w:pPr/>
+      <w:r>
+        <w:t>Đầu ra: Trả về HTTP 200 OK thông báo cập nhật mật khẩu thành công hoặc HTTP 400 nếu mã OTP/token sai hoặc hết hạn.</w:t>
+      </w:r>
+    </w:p>
+    <w:p>
       <w:pPr>
         <w:spacing w:before="160" w:after="60"/>
       </w:pPr>
@@ -7987,6 +8021,258 @@
           <w:color w:val="CBD5E1"/>
           <w:sz w:val="16"/>
         </w:rPr>
+        <w:t>_______________________________________________________________________________</w:t>
+      </w:r>
+    </w:p>
+    <w:p>
+      <w:pPr/>
+      <w:r>
+        <w:t>USE CASE 02: Khởi tạo Sự kiện &amp; Cấu hình Phân Hạng Vé (FLOW-02)</w:t>
+      </w:r>
+    </w:p>
+    <w:p>
+      <w:pPr/>
+      <w:r>
+        <w:t>Tác nhân chính: Ban tổ chức (Organizer).</w:t>
+      </w:r>
+    </w:p>
+    <w:p>
+      <w:pPr/>
+      <w:r>
+        <w:t>Điều kiện tiên quyết: Người dùng đã đăng nhập với vai trò ORGANIZER.</w:t>
+      </w:r>
+    </w:p>
+    <w:p>
+      <w:pPr/>
+      <w:r>
+        <w:t>Luồng chính (Main Flow):</w:t>
+      </w:r>
+    </w:p>
+    <w:p>
+      <w:pPr/>
+      <w:r>
+        <w:t>1. Ban tổ chức điền thông tin sự kiện (tiêu đề, danh mục, thời gian, địa điểm, mô tả, ảnh banner) và bấm "Tạo sự kiện" (POST /api/events).</w:t>
+      </w:r>
+    </w:p>
+    <w:p>
+      <w:pPr/>
+      <w:r>
+        <w:t>2. Hệ thống kiểm tra hợp lệ và khởi tạo sự kiện ở trạng thái PENDING chờ Admin phê duyệt.</w:t>
+      </w:r>
+    </w:p>
+    <w:p>
+      <w:pPr/>
+      <w:r>
+        <w:t>3. Ban tổ chức tạo các hạng vé (Standard, VIP) kèm số lượng phát hành và giá bán (POST /api/events/{id}/ticket-tiers).</w:t>
+      </w:r>
+    </w:p>
+    <w:p>
+      <w:pPr/>
+      <w:r>
+        <w:t>4. Admin kiểm duyệt và duyệt sự kiện (POST /api/admin/events/{id}/approve), chuyển trạng thái sự kiện sang APPROVED và mở bán cho khán giả.</w:t>
+      </w:r>
+    </w:p>
+    <w:p>
+      <w:pPr/>
+      <w:r>
+        <w:t>_______________________________________________________________________________</w:t>
+      </w:r>
+    </w:p>
+    <w:p>
+      <w:pPr/>
+      <w:r>
+        <w:t>USE CASE 03: Soát Vé Tại Cổng Sự Kiện (FLOW-03)</w:t>
+      </w:r>
+    </w:p>
+    <w:p>
+      <w:pPr/>
+      <w:r>
+        <w:t>Tác nhân chính: Nhân viên soát vé / Ban tổ chức (Organizer).</w:t>
+      </w:r>
+    </w:p>
+    <w:p>
+      <w:pPr/>
+      <w:r>
+        <w:t>Điều kiện tiên quyết: Sự kiện đang diễn ra, nhân viên có quyền truy cập trang Soát vé (/checkin-gate).</w:t>
+      </w:r>
+    </w:p>
+    <w:p>
+      <w:pPr/>
+      <w:r>
+        <w:t>Luồng chính (Main Flow):</w:t>
+      </w:r>
+    </w:p>
+    <w:p>
+      <w:pPr/>
+      <w:r>
+        <w:t>1. Nhân viên quét mã QR hoặc nhập chuỗi mã vé (TCK-XXXX-YYYY) tại giao diện cổng soát vé.</w:t>
+      </w:r>
+    </w:p>
+    <w:p>
+      <w:pPr/>
+      <w:r>
+        <w:t>2. Hệ thống gọi API POST /api/checkin/verify để kiểm tra tính hợp lệ trong database.</w:t>
+      </w:r>
+    </w:p>
+    <w:p>
+      <w:pPr/>
+      <w:r>
+        <w:t>3. Nếu vé ở trạng thái VALID: Hệ thống chuyển trạng thái sang CHECKED_IN, ghi nhận checked_in_at là thời điểm hiện tại, phát âm thanh báo thành công và hiển thị thẻ xanh thông tin khách tham dự.</w:t>
+      </w:r>
+    </w:p>
+    <w:p>
+      <w:pPr/>
+      <w:r>
+        <w:t>4. Ngoại lệ 1 (Vé đã dùng): Nếu vé có status == CHECKED_IN, hệ thống chặn check-in lặp lại, trả về mã lỗi HTTP 409 Conflict kèm mốc thời gian đã quét trước đó.</w:t>
+      </w:r>
+    </w:p>
+    <w:p>
+      <w:pPr/>
+      <w:r>
+        <w:t>5. Ngoại lệ 2 (Vé đã hủy): Nếu vé có status == CANCELLED, hệ thống từ chối cho vào cổng, trả về HTTP 400 Bad Request.</w:t>
+      </w:r>
+    </w:p>
+    <w:p>
+      <w:pPr/>
+      <w:r>
+        <w:t>_______________________________________________________________________________</w:t>
+      </w:r>
+    </w:p>
+    <w:p>
+      <w:pPr/>
+      <w:r>
+        <w:t>USE CASE 04: Hủy Vé &amp; Hoàn Tiền Vào Ví (FLOW-04)</w:t>
+      </w:r>
+    </w:p>
+    <w:p>
+      <w:pPr/>
+      <w:r>
+        <w:t>Tác nhân chính: Khách tham dự (Attendee).</w:t>
+      </w:r>
+    </w:p>
+    <w:p>
+      <w:pPr/>
+      <w:r>
+        <w:t>Điều kiện tiên quyết: Khách sở hữu vé hợp lệ (status == VALID), chưa check-in.</w:t>
+      </w:r>
+    </w:p>
+    <w:p>
+      <w:pPr/>
+      <w:r>
+        <w:t>Luồng chính (Main Flow):</w:t>
+      </w:r>
+    </w:p>
+    <w:p>
+      <w:pPr/>
+      <w:r>
+        <w:t>1. Người dùng vào trang "Vé của tôi" (/my-tickets) và bấm nút "Hủy vé".</w:t>
+      </w:r>
+    </w:p>
+    <w:p>
+      <w:pPr/>
+      <w:r>
+        <w:t>2. Hệ thống tính toán thời gian chênh lệch giữa hiện tại và giờ bắt đầu sự kiện:</w:t>
+      </w:r>
+    </w:p>
+    <w:p>
+      <w:pPr/>
+      <w:r>
+        <w:t xml:space="preserve">   - Nếu &gt;= 48 giờ: Hoàn lại 100% giá trị vé vào ví người dùng (phí phạt 0%).</w:t>
+      </w:r>
+    </w:p>
+    <w:p>
+      <w:pPr/>
+      <w:r>
+        <w:t xml:space="preserve">   - Nếu từ 24 đến &lt; 48 giờ: Áp dụng phí phạt hủy vé 30%, hoàn lại 70% giá trị vé vào ví.</w:t>
+      </w:r>
+    </w:p>
+    <w:p>
+      <w:pPr/>
+      <w:r>
+        <w:t xml:space="preserve">   - Nếu &lt; 24 giờ: Hệ thống từ chối yêu cầu hủy vé (HTTP 400 Bad Request).</w:t>
+      </w:r>
+    </w:p>
+    <w:p>
+      <w:pPr/>
+      <w:r>
+        <w:t>3. Hệ thống cập nhật trạng thái vé thành CANCELLED, hoàn lại 1 tồn kho vào hạng vé (+1 available_quantity), và cộng số dư tiền hoàn vào Ví nội bộ của người dùng.</w:t>
+      </w:r>
+    </w:p>
+    <w:p>
+      <w:pPr/>
+      <w:r>
+        <w:t>_______________________________________________________________________________</w:t>
+      </w:r>
+    </w:p>
+    <w:p>
+      <w:pPr/>
+      <w:r>
+        <w:t>USE CASE 05: Thanh toán Trực tuyến Qua Cổng PayOS (FLOW-05)</w:t>
+      </w:r>
+    </w:p>
+    <w:p>
+      <w:pPr/>
+      <w:r>
+        <w:t>Tác nhân chính: Khách tham dự (Attendee), Cổng thanh toán PayOS.</w:t>
+      </w:r>
+    </w:p>
+    <w:p>
+      <w:pPr/>
+      <w:r>
+        <w:t>Điều kiện tiên quyết: Khách chọn phương thức thanh toán "Cổng VietQR PayOS" khi đặt vé.</w:t>
+      </w:r>
+    </w:p>
+    <w:p>
+      <w:pPr/>
+      <w:r>
+        <w:t>Luồng chính (Main Flow):</w:t>
+      </w:r>
+    </w:p>
+    <w:p>
+      <w:pPr/>
+      <w:r>
+        <w:t>1. Người dùng xác nhận đơn hàng, hệ thống gọi API PayOS tạo link thanh toán VietQR động kèm orderCode duy nhất.</w:t>
+      </w:r>
+    </w:p>
+    <w:p>
+      <w:pPr/>
+      <w:r>
+        <w:t>2. Người dùng được chuyển hướng đến cổng thanh toán PayOS để quét mã VietQR chuyển khoản ngân hàng.</w:t>
+      </w:r>
+    </w:p>
+    <w:p>
+      <w:pPr/>
+      <w:r>
+        <w:t>3. Khi khách quét mã chuyển tiền thành công, PayOS gửi Webhook IPN ngầm (POST /api/payment/payos-webhook) đến hệ thống.</w:t>
+      </w:r>
+    </w:p>
+    <w:p>
+      <w:pPr/>
+      <w:r>
+        <w:t>4. Hệ thống kiểm tra tính toàn vẹn của chữ ký số (Checksum HMAC SHA256) với PAYOS_CHECKSUM_KEY:</w:t>
+      </w:r>
+    </w:p>
+    <w:p>
+      <w:pPr/>
+      <w:r>
+        <w:t xml:space="preserve">   - Nếu chữ ký hợp lệ: Hệ thống chuyển trạng thái đơn hàng sang PAID, kích hoạt các vé thành VALID, trích 5% phí sàn và chuyển 95% doanh thu vào ví BTC.</w:t>
+      </w:r>
+    </w:p>
+    <w:p>
+      <w:pPr/>
+      <w:r>
+        <w:t xml:space="preserve">   - Nếu chữ ký giả mạo: Hệ thống từ chối xử lý và trả về HTTP 400.</w:t>
+      </w:r>
+    </w:p>
+    <w:p>
+      <w:pPr/>
+      <w:r>
+        <w:t>5. Người dùng được redirect về trang thông báo hoàn tất (/api/payment/payos-return) và nhận vé điện tử.</w:t>
+      </w:r>
+    </w:p>
+    <w:p>
+      <w:pPr/>
+      <w:r>
         <w:t>_______________________________________________________________________________</w:t>
       </w:r>
     </w:p>
@@ -10095,21 +10381,7 @@
         <w:spacing w:before="20" w:after="20" w:line="276" w:lineRule="auto"/>
       </w:pPr>
       <w:r>
-        <w:rPr>
-          <w:rFonts w:ascii="Arial" w:hAnsi="Arial"/>
-          <w:b/>
-          <w:color w:val="333333"/>
-          <w:sz w:val="22"/>
-        </w:rPr>
-        <w:t>NFR-07 (Tính tương thích Giao diện)</w:t>
-      </w:r>
-      <w:r>
-        <w:rPr>
-          <w:rFonts w:ascii="Arial" w:hAnsi="Arial"/>
-          <w:color w:val="333333"/>
-          <w:sz w:val="22"/>
-        </w:rPr>
-        <w:t>: Responsive trên màn hình di động $\ge 375\text{ px}$, hỗ trợ chuyển đổi giao diện Sáng/Tối (Dual Theme Aurora Mesh).</w:t>
+        <w:t>NFR-07 (Tính tương thích Giao diện): Responsive trên màn hình di động &gt;= 375 px, giao diện Dark Modern Mesh sang trọng, tối ưu hiển thị cho sự kiện âm nhạc và giải trí.</w:t>
       </w:r>
     </w:p>
     <w:p>
@@ -10554,17 +10826,8 @@
             <w:vAlign w:val="center"/>
           </w:tcPr>
           <w:p>
-            <w:pPr>
-              <w:spacing w:before="40" w:after="40" w:line="276" w:lineRule="auto"/>
-            </w:pPr>
             <w:r>
-              <w:rPr>
-                <w:rFonts w:ascii="Consolas" w:hAnsi="Consolas"/>
-                <w:b/>
-                <w:color w:val="800000"/>
-                <w:sz w:val="18"/>
-              </w:rPr>
-              <w:t>FR-02</w:t>
+              <w:t>FR-02, FR-02b</w:t>
             </w:r>
           </w:p>
         </w:tc>
@@ -12406,6 +12669,58 @@
           </w:p>
         </w:tc>
       </w:tr>
+      <w:tr>
+        <w:tc>
+          <w:tcPr>
+            <w:tcW w:type="dxa" w:w="1872"/>
+          </w:tcPr>
+          <w:p>
+            <w:r>
+              <w:t>US-12b</w:t>
+            </w:r>
+          </w:p>
+        </w:tc>
+        <w:tc>
+          <w:tcPr>
+            <w:tcW w:type="dxa" w:w="1872"/>
+          </w:tcPr>
+          <w:p>
+            <w:r>
+              <w:t>Xuất File Excel Danh Sách Soát Vé</w:t>
+            </w:r>
+          </w:p>
+        </w:tc>
+        <w:tc>
+          <w:tcPr>
+            <w:tcW w:type="dxa" w:w="1872"/>
+          </w:tcPr>
+          <w:p>
+            <w:r>
+              <w:t>FR-12b</w:t>
+            </w:r>
+          </w:p>
+        </w:tc>
+        <w:tc>
+          <w:tcPr>
+            <w:tcW w:type="dxa" w:w="1872"/>
+          </w:tcPr>
+          <w:p>
+            <w:r>
+              <w:t>FLOW-03</w:t>
+            </w:r>
+          </w:p>
+        </w:tc>
+        <w:tc>
+          <w:tcPr>
+            <w:tcW w:type="dxa" w:w="1872"/>
+          </w:tcPr>
+          <w:p>
+            <w:r>
+              <w:t>NFR-01, NFR-08</w:t>
+            </w:r>
+          </w:p>
+        </w:tc>
+      </w:tr>
     </w:tbl>
     <w:p>
       <w:pPr>

--- a/docs/SRS_EventTick.docx
+++ b/docs/SRS_EventTick.docx
@@ -105,21 +105,7 @@
         <w:spacing w:before="20" w:after="20" w:line="276" w:lineRule="auto"/>
       </w:pPr>
       <w:r>
-        <w:rPr>
-          <w:rFonts w:ascii="Arial" w:hAnsi="Arial"/>
-          <w:b/>
-          <w:color w:val="333333"/>
-          <w:sz w:val="22"/>
-        </w:rPr>
-        <w:t>Tác giả (Chủ hệ thống)</w:t>
-      </w:r>
-      <w:r>
-        <w:rPr>
-          <w:rFonts w:ascii="Arial" w:hAnsi="Arial"/>
-          <w:color w:val="333333"/>
-          <w:sz w:val="22"/>
-        </w:rPr>
-        <w:t>: Sinh viên A</w:t>
+        <w:t>Tác giả (Chủ hệ thống): Lại Thị Thanh Xuân – 23110309</w:t>
       </w:r>
     </w:p>
     <w:p>
@@ -143,6 +129,14 @@
           <w:sz w:val="22"/>
         </w:rPr>
         <w:t>: Sinh viên B</w:t>
+      </w:r>
+    </w:p>
+    <w:p>
+      <w:pPr/>
+      <w:r>
+        <w:t>Link Triển khai Cloud (Deploy): https://itick-platform.onrender.com/ | Mã nguồn GitHub: https://github.com/DYouth572/itick-platform</w:t>
+        <w:br/>
+        <w:t>Thư mục tài liệu Google Drive: https://drive.google.com/drive/folders/1K9Mq0RubxVY5YOycdWN-DqwUO4dmS-kc?usp=sharing</w:t>
       </w:r>
     </w:p>
     <w:p>
@@ -12950,16 +12944,8 @@
             <w:vAlign w:val="center"/>
           </w:tcPr>
           <w:p>
-            <w:pPr>
-              <w:spacing w:before="40" w:after="40" w:line="276" w:lineRule="auto"/>
-            </w:pPr>
             <w:r>
-              <w:rPr>
-                <w:rFonts w:ascii="Arial" w:hAnsi="Arial"/>
-                <w:color w:val="1E293B"/>
-                <w:sz w:val="19"/>
-              </w:rPr>
-              <w:t>Sinh viên A</w:t>
+              <w:t>Lại Thị Thanh Xuân (23110309)</w:t>
             </w:r>
           </w:p>
         </w:tc>
@@ -13057,16 +13043,8 @@
             <w:vAlign w:val="center"/>
           </w:tcPr>
           <w:p>
-            <w:pPr>
-              <w:spacing w:before="40" w:after="40" w:line="276" w:lineRule="auto"/>
-            </w:pPr>
             <w:r>
-              <w:rPr>
-                <w:rFonts w:ascii="Arial" w:hAnsi="Arial"/>
-                <w:color w:val="1E293B"/>
-                <w:sz w:val="19"/>
-              </w:rPr>
-              <w:t>Sinh viên A</w:t>
+              <w:t>Lại Thị Thanh Xuân (23110309)</w:t>
             </w:r>
           </w:p>
         </w:tc>
@@ -13164,16 +13142,8 @@
             <w:vAlign w:val="center"/>
           </w:tcPr>
           <w:p>
-            <w:pPr>
-              <w:spacing w:before="40" w:after="40" w:line="276" w:lineRule="auto"/>
-            </w:pPr>
             <w:r>
-              <w:rPr>
-                <w:rFonts w:ascii="Arial" w:hAnsi="Arial"/>
-                <w:color w:val="1E293B"/>
-                <w:sz w:val="19"/>
-              </w:rPr>
-              <w:t>Sinh viên A</w:t>
+              <w:t>Lại Thị Thanh Xuân (23110309)</w:t>
             </w:r>
           </w:p>
         </w:tc>

--- a/docs/SRS_EventTick.docx
+++ b/docs/SRS_EventTick.docx
@@ -101,10 +101,10 @@
         <w:tblLook w:firstColumn="1" w:firstRow="1" w:lastColumn="0" w:lastRow="0" w:noHBand="0" w:noVBand="1" w:val="04A0"/>
       </w:tblPr>
       <w:tblGrid>
-        <w:gridCol w:w="2339"/>
-        <w:gridCol w:w="2339"/>
-        <w:gridCol w:w="2339"/>
-        <w:gridCol w:w="2339"/>
+        <w:gridCol w:w="2268"/>
+        <w:gridCol w:w="2268"/>
+        <w:gridCol w:w="2268"/>
+        <w:gridCol w:w="2268"/>
       </w:tblGrid>
       <w:tr>
         <w:trPr>
@@ -124,8 +124,8 @@
             <w:tcMar>
               <w:top w:w="120" w:type="dxa"/>
               <w:bottom w:w="120" w:type="dxa"/>
-              <w:left w:w="160" w:type="dxa"/>
-              <w:right w:w="160" w:type="dxa"/>
+              <w:left w:w="150" w:type="dxa"/>
+              <w:right w:w="150" w:type="dxa"/>
             </w:tcMar>
             <w:vAlign w:val="center"/>
           </w:tcPr>
@@ -159,8 +159,8 @@
             <w:tcMar>
               <w:top w:w="120" w:type="dxa"/>
               <w:bottom w:w="120" w:type="dxa"/>
-              <w:left w:w="160" w:type="dxa"/>
-              <w:right w:w="160" w:type="dxa"/>
+              <w:left w:w="150" w:type="dxa"/>
+              <w:right w:w="150" w:type="dxa"/>
             </w:tcMar>
             <w:vAlign w:val="center"/>
           </w:tcPr>
@@ -194,8 +194,8 @@
             <w:tcMar>
               <w:top w:w="120" w:type="dxa"/>
               <w:bottom w:w="120" w:type="dxa"/>
-              <w:left w:w="160" w:type="dxa"/>
-              <w:right w:w="160" w:type="dxa"/>
+              <w:left w:w="150" w:type="dxa"/>
+              <w:right w:w="150" w:type="dxa"/>
             </w:tcMar>
             <w:vAlign w:val="center"/>
           </w:tcPr>
@@ -229,8 +229,8 @@
             <w:tcMar>
               <w:top w:w="120" w:type="dxa"/>
               <w:bottom w:w="120" w:type="dxa"/>
-              <w:left w:w="160" w:type="dxa"/>
-              <w:right w:w="160" w:type="dxa"/>
+              <w:left w:w="150" w:type="dxa"/>
+              <w:right w:w="150" w:type="dxa"/>
             </w:tcMar>
             <w:vAlign w:val="center"/>
           </w:tcPr>
@@ -269,8 +269,8 @@
             <w:tcMar>
               <w:top w:w="120" w:type="dxa"/>
               <w:bottom w:w="120" w:type="dxa"/>
-              <w:left w:w="160" w:type="dxa"/>
-              <w:right w:w="160" w:type="dxa"/>
+              <w:left w:w="150" w:type="dxa"/>
+              <w:right w:w="150" w:type="dxa"/>
             </w:tcMar>
             <w:vAlign w:val="center"/>
           </w:tcPr>
@@ -306,8 +306,8 @@
             <w:tcMar>
               <w:top w:w="120" w:type="dxa"/>
               <w:bottom w:w="120" w:type="dxa"/>
-              <w:left w:w="160" w:type="dxa"/>
-              <w:right w:w="160" w:type="dxa"/>
+              <w:left w:w="150" w:type="dxa"/>
+              <w:right w:w="150" w:type="dxa"/>
             </w:tcMar>
             <w:vAlign w:val="center"/>
           </w:tcPr>
@@ -343,8 +343,8 @@
             <w:tcMar>
               <w:top w:w="120" w:type="dxa"/>
               <w:bottom w:w="120" w:type="dxa"/>
-              <w:left w:w="160" w:type="dxa"/>
-              <w:right w:w="160" w:type="dxa"/>
+              <w:left w:w="150" w:type="dxa"/>
+              <w:right w:w="150" w:type="dxa"/>
             </w:tcMar>
             <w:vAlign w:val="center"/>
           </w:tcPr>
@@ -380,8 +380,8 @@
             <w:tcMar>
               <w:top w:w="120" w:type="dxa"/>
               <w:bottom w:w="120" w:type="dxa"/>
-              <w:left w:w="160" w:type="dxa"/>
-              <w:right w:w="160" w:type="dxa"/>
+              <w:left w:w="150" w:type="dxa"/>
+              <w:right w:w="150" w:type="dxa"/>
             </w:tcMar>
             <w:vAlign w:val="center"/>
           </w:tcPr>
@@ -420,8 +420,8 @@
             <w:tcMar>
               <w:top w:w="120" w:type="dxa"/>
               <w:bottom w:w="120" w:type="dxa"/>
-              <w:left w:w="160" w:type="dxa"/>
-              <w:right w:w="160" w:type="dxa"/>
+              <w:left w:w="150" w:type="dxa"/>
+              <w:right w:w="150" w:type="dxa"/>
             </w:tcMar>
             <w:vAlign w:val="center"/>
           </w:tcPr>
@@ -455,8 +455,8 @@
             <w:tcMar>
               <w:top w:w="120" w:type="dxa"/>
               <w:bottom w:w="120" w:type="dxa"/>
-              <w:left w:w="160" w:type="dxa"/>
-              <w:right w:w="160" w:type="dxa"/>
+              <w:left w:w="150" w:type="dxa"/>
+              <w:right w:w="150" w:type="dxa"/>
             </w:tcMar>
             <w:vAlign w:val="center"/>
           </w:tcPr>
@@ -490,8 +490,8 @@
             <w:tcMar>
               <w:top w:w="120" w:type="dxa"/>
               <w:bottom w:w="120" w:type="dxa"/>
-              <w:left w:w="160" w:type="dxa"/>
-              <w:right w:w="160" w:type="dxa"/>
+              <w:left w:w="150" w:type="dxa"/>
+              <w:right w:w="150" w:type="dxa"/>
             </w:tcMar>
             <w:vAlign w:val="center"/>
           </w:tcPr>
@@ -525,8 +525,8 @@
             <w:tcMar>
               <w:top w:w="120" w:type="dxa"/>
               <w:bottom w:w="120" w:type="dxa"/>
-              <w:left w:w="160" w:type="dxa"/>
-              <w:right w:w="160" w:type="dxa"/>
+              <w:left w:w="150" w:type="dxa"/>
+              <w:right w:w="150" w:type="dxa"/>
             </w:tcMar>
             <w:vAlign w:val="center"/>
           </w:tcPr>
@@ -561,6 +561,7 @@
     </w:p>
     <w:p>
       <w:pPr>
+        <w:pStyle w:val="Heading1"/>
         <w:spacing w:before="280" w:after="120" w:line="324" w:lineRule="auto"/>
         <w:jc w:val="left"/>
       </w:pPr>
@@ -577,8 +578,29 @@
     </w:p>
     <w:p>
       <w:pPr>
+        <w:spacing w:before="80" w:after="120" w:line="324" w:lineRule="auto"/>
+        <w:jc w:val="left"/>
+      </w:pPr>
+      <w:r>
+        <w:fldChar w:fldCharType="begin"/>
+      </w:r>
+      <w:r>
+        <w:instrText xml:space="preserve"> TOC \o "1-3" \h \z \u </w:instrText>
+      </w:r>
+      <w:r>
+        <w:fldChar w:fldCharType="separate"/>
+      </w:r>
+      <w:r>
+        <w:fldChar w:fldCharType="end"/>
+      </w:r>
+    </w:p>
+    <w:p>
+      <w:pPr>
         <w:spacing w:before="20" w:after="40" w:line="288" w:lineRule="auto"/>
         <w:jc w:val="left"/>
+        <w:tabs>
+          <w:tab w:val="right" w:leader="dot" w:pos="9072"/>
+        </w:tabs>
       </w:pPr>
       <w:r>
         <w:rPr>
@@ -594,11 +616,11 @@
         <w:rPr>
           <w:rFonts w:ascii="Times New Roman" w:hAnsi="Times New Roman" w:cs="Times New Roman" w:eastAsia="Times New Roman"/>
           <w:b w:val="0"/>
-          <w:i/>
+          <w:i w:val="0"/>
           <w:color w:val="000000"/>
-          <w:sz w:val="20"/>
+          <w:sz w:val="24"/>
         </w:rPr>
-        <w:t xml:space="preserve"> ............................................................. </w:t>
+        <w:tab/>
       </w:r>
       <w:r>
         <w:rPr>
@@ -615,6 +637,9 @@
       <w:pPr>
         <w:spacing w:before="20" w:after="40" w:line="288" w:lineRule="auto"/>
         <w:jc w:val="left"/>
+        <w:tabs>
+          <w:tab w:val="right" w:leader="dot" w:pos="9072"/>
+        </w:tabs>
       </w:pPr>
       <w:r>
         <w:rPr>
@@ -630,11 +655,11 @@
         <w:rPr>
           <w:rFonts w:ascii="Times New Roman" w:hAnsi="Times New Roman" w:cs="Times New Roman" w:eastAsia="Times New Roman"/>
           <w:b w:val="0"/>
-          <w:i/>
+          <w:i w:val="0"/>
           <w:color w:val="000000"/>
-          <w:sz w:val="20"/>
+          <w:sz w:val="24"/>
         </w:rPr>
-        <w:t xml:space="preserve"> ................... </w:t>
+        <w:tab/>
       </w:r>
       <w:r>
         <w:rPr>
@@ -651,11 +676,14 @@
       <w:pPr>
         <w:spacing w:before="20" w:after="40" w:line="288" w:lineRule="auto"/>
         <w:jc w:val="left"/>
+        <w:tabs>
+          <w:tab w:val="right" w:leader="dot" w:pos="9072"/>
+        </w:tabs>
       </w:pPr>
       <w:r>
         <w:rPr>
           <w:rFonts w:ascii="Times New Roman" w:hAnsi="Times New Roman" w:cs="Times New Roman" w:eastAsia="Times New Roman"/>
-          <w:b w:val="0"/>
+          <w:b/>
           <w:i w:val="0"/>
           <w:color w:val="000000"/>
           <w:sz w:val="24"/>
@@ -666,11 +694,11 @@
         <w:rPr>
           <w:rFonts w:ascii="Times New Roman" w:hAnsi="Times New Roman" w:cs="Times New Roman" w:eastAsia="Times New Roman"/>
           <w:b w:val="0"/>
-          <w:i/>
+          <w:i w:val="0"/>
           <w:color w:val="000000"/>
-          <w:sz w:val="20"/>
+          <w:sz w:val="24"/>
         </w:rPr>
-        <w:t xml:space="preserve"> ............................................... </w:t>
+        <w:tab/>
       </w:r>
       <w:r>
         <w:rPr>
@@ -687,6 +715,9 @@
       <w:pPr>
         <w:spacing w:before="20" w:after="40" w:line="288" w:lineRule="auto"/>
         <w:jc w:val="left"/>
+        <w:tabs>
+          <w:tab w:val="right" w:leader="dot" w:pos="9072"/>
+        </w:tabs>
       </w:pPr>
       <w:r>
         <w:rPr>
@@ -696,22 +727,22 @@
           <w:color w:val="000000"/>
           <w:sz w:val="24"/>
         </w:rPr>
-        <w:t xml:space="preserve">  1.1   Mục đích</w:t>
+        <w:t xml:space="preserve">    1.1   Mục đích</w:t>
       </w:r>
       <w:r>
         <w:rPr>
           <w:rFonts w:ascii="Times New Roman" w:hAnsi="Times New Roman" w:cs="Times New Roman" w:eastAsia="Times New Roman"/>
           <w:b w:val="0"/>
-          <w:i/>
+          <w:i w:val="0"/>
           <w:color w:val="000000"/>
-          <w:sz w:val="20"/>
+          <w:sz w:val="24"/>
         </w:rPr>
-        <w:t xml:space="preserve"> ........................................... </w:t>
+        <w:tab/>
       </w:r>
       <w:r>
         <w:rPr>
           <w:rFonts w:ascii="Times New Roman" w:hAnsi="Times New Roman" w:cs="Times New Roman" w:eastAsia="Times New Roman"/>
-          <w:b/>
+          <w:b w:val="0"/>
           <w:i w:val="0"/>
           <w:color w:val="000000"/>
           <w:sz w:val="24"/>
@@ -723,6 +754,9 @@
       <w:pPr>
         <w:spacing w:before="20" w:after="40" w:line="288" w:lineRule="auto"/>
         <w:jc w:val="left"/>
+        <w:tabs>
+          <w:tab w:val="right" w:leader="dot" w:pos="9072"/>
+        </w:tabs>
       </w:pPr>
       <w:r>
         <w:rPr>
@@ -732,22 +766,22 @@
           <w:color w:val="000000"/>
           <w:sz w:val="24"/>
         </w:rPr>
-        <w:t xml:space="preserve">  1.2   Phạm vi</w:t>
+        <w:t xml:space="preserve">    1.2   Phạm vi</w:t>
       </w:r>
       <w:r>
         <w:rPr>
           <w:rFonts w:ascii="Times New Roman" w:hAnsi="Times New Roman" w:cs="Times New Roman" w:eastAsia="Times New Roman"/>
           <w:b w:val="0"/>
-          <w:i/>
+          <w:i w:val="0"/>
           <w:color w:val="000000"/>
-          <w:sz w:val="20"/>
+          <w:sz w:val="24"/>
         </w:rPr>
-        <w:t xml:space="preserve"> ............................................. </w:t>
+        <w:tab/>
       </w:r>
       <w:r>
         <w:rPr>
           <w:rFonts w:ascii="Times New Roman" w:hAnsi="Times New Roman" w:cs="Times New Roman" w:eastAsia="Times New Roman"/>
-          <w:b/>
+          <w:b w:val="0"/>
           <w:i w:val="0"/>
           <w:color w:val="000000"/>
           <w:sz w:val="24"/>
@@ -759,6 +793,9 @@
       <w:pPr>
         <w:spacing w:before="20" w:after="40" w:line="288" w:lineRule="auto"/>
         <w:jc w:val="left"/>
+        <w:tabs>
+          <w:tab w:val="right" w:leader="dot" w:pos="9072"/>
+        </w:tabs>
       </w:pPr>
       <w:r>
         <w:rPr>
@@ -768,22 +805,22 @@
           <w:color w:val="000000"/>
           <w:sz w:val="24"/>
         </w:rPr>
-        <w:t xml:space="preserve">  1.3   Từ điển thuật ngữ</w:t>
+        <w:t xml:space="preserve">    1.3   Từ điển thuật ngữ</w:t>
       </w:r>
       <w:r>
         <w:rPr>
           <w:rFonts w:ascii="Times New Roman" w:hAnsi="Times New Roman" w:cs="Times New Roman" w:eastAsia="Times New Roman"/>
           <w:b w:val="0"/>
-          <w:i/>
+          <w:i w:val="0"/>
           <w:color w:val="000000"/>
-          <w:sz w:val="20"/>
+          <w:sz w:val="24"/>
         </w:rPr>
-        <w:t xml:space="preserve"> ......................... </w:t>
+        <w:tab/>
       </w:r>
       <w:r>
         <w:rPr>
           <w:rFonts w:ascii="Times New Roman" w:hAnsi="Times New Roman" w:cs="Times New Roman" w:eastAsia="Times New Roman"/>
-          <w:b/>
+          <w:b w:val="0"/>
           <w:i w:val="0"/>
           <w:color w:val="000000"/>
           <w:sz w:val="24"/>
@@ -795,6 +832,9 @@
       <w:pPr>
         <w:spacing w:before="20" w:after="40" w:line="288" w:lineRule="auto"/>
         <w:jc w:val="left"/>
+        <w:tabs>
+          <w:tab w:val="right" w:leader="dot" w:pos="9072"/>
+        </w:tabs>
       </w:pPr>
       <w:r>
         <w:rPr>
@@ -804,22 +844,22 @@
           <w:color w:val="000000"/>
           <w:sz w:val="24"/>
         </w:rPr>
-        <w:t xml:space="preserve">  1.4   Tài liệu tham khảo</w:t>
+        <w:t xml:space="preserve">    1.4   Tài liệu tham khảo</w:t>
       </w:r>
       <w:r>
         <w:rPr>
           <w:rFonts w:ascii="Times New Roman" w:hAnsi="Times New Roman" w:cs="Times New Roman" w:eastAsia="Times New Roman"/>
           <w:b w:val="0"/>
-          <w:i/>
+          <w:i w:val="0"/>
           <w:color w:val="000000"/>
-          <w:sz w:val="20"/>
+          <w:sz w:val="24"/>
         </w:rPr>
-        <w:t xml:space="preserve"> ....................... </w:t>
+        <w:tab/>
       </w:r>
       <w:r>
         <w:rPr>
           <w:rFonts w:ascii="Times New Roman" w:hAnsi="Times New Roman" w:cs="Times New Roman" w:eastAsia="Times New Roman"/>
-          <w:b/>
+          <w:b w:val="0"/>
           <w:i w:val="0"/>
           <w:color w:val="000000"/>
           <w:sz w:val="24"/>
@@ -831,6 +871,9 @@
       <w:pPr>
         <w:spacing w:before="20" w:after="40" w:line="288" w:lineRule="auto"/>
         <w:jc w:val="left"/>
+        <w:tabs>
+          <w:tab w:val="right" w:leader="dot" w:pos="9072"/>
+        </w:tabs>
       </w:pPr>
       <w:r>
         <w:rPr>
@@ -840,22 +883,22 @@
           <w:color w:val="000000"/>
           <w:sz w:val="24"/>
         </w:rPr>
-        <w:t xml:space="preserve">  1.5   Quy ước mã yêu cầu</w:t>
+        <w:t xml:space="preserve">    1.5   Quy ước mã yêu cầu</w:t>
       </w:r>
       <w:r>
         <w:rPr>
           <w:rFonts w:ascii="Times New Roman" w:hAnsi="Times New Roman" w:cs="Times New Roman" w:eastAsia="Times New Roman"/>
           <w:b w:val="0"/>
-          <w:i/>
+          <w:i w:val="0"/>
           <w:color w:val="000000"/>
-          <w:sz w:val="20"/>
+          <w:sz w:val="24"/>
         </w:rPr>
-        <w:t xml:space="preserve"> ....................... </w:t>
+        <w:tab/>
       </w:r>
       <w:r>
         <w:rPr>
           <w:rFonts w:ascii="Times New Roman" w:hAnsi="Times New Roman" w:cs="Times New Roman" w:eastAsia="Times New Roman"/>
-          <w:b/>
+          <w:b w:val="0"/>
           <w:i w:val="0"/>
           <w:color w:val="000000"/>
           <w:sz w:val="24"/>
@@ -867,11 +910,14 @@
       <w:pPr>
         <w:spacing w:before="20" w:after="40" w:line="288" w:lineRule="auto"/>
         <w:jc w:val="left"/>
+        <w:tabs>
+          <w:tab w:val="right" w:leader="dot" w:pos="9072"/>
+        </w:tabs>
       </w:pPr>
       <w:r>
         <w:rPr>
           <w:rFonts w:ascii="Times New Roman" w:hAnsi="Times New Roman" w:cs="Times New Roman" w:eastAsia="Times New Roman"/>
-          <w:b w:val="0"/>
+          <w:b/>
           <w:i w:val="0"/>
           <w:color w:val="000000"/>
           <w:sz w:val="24"/>
@@ -882,11 +928,11 @@
         <w:rPr>
           <w:rFonts w:ascii="Times New Roman" w:hAnsi="Times New Roman" w:cs="Times New Roman" w:eastAsia="Times New Roman"/>
           <w:b w:val="0"/>
-          <w:i/>
+          <w:i w:val="0"/>
           <w:color w:val="000000"/>
-          <w:sz w:val="20"/>
+          <w:sz w:val="24"/>
         </w:rPr>
-        <w:t xml:space="preserve"> ......................... </w:t>
+        <w:tab/>
       </w:r>
       <w:r>
         <w:rPr>
@@ -903,6 +949,9 @@
       <w:pPr>
         <w:spacing w:before="20" w:after="40" w:line="288" w:lineRule="auto"/>
         <w:jc w:val="left"/>
+        <w:tabs>
+          <w:tab w:val="right" w:leader="dot" w:pos="9072"/>
+        </w:tabs>
       </w:pPr>
       <w:r>
         <w:rPr>
@@ -912,22 +961,22 @@
           <w:color w:val="000000"/>
           <w:sz w:val="24"/>
         </w:rPr>
-        <w:t xml:space="preserve">  2.1   Các tác nhân</w:t>
+        <w:t xml:space="preserve">    2.1   Các tác nhân</w:t>
       </w:r>
       <w:r>
         <w:rPr>
           <w:rFonts w:ascii="Times New Roman" w:hAnsi="Times New Roman" w:cs="Times New Roman" w:eastAsia="Times New Roman"/>
           <w:b w:val="0"/>
-          <w:i/>
+          <w:i w:val="0"/>
           <w:color w:val="000000"/>
-          <w:sz w:val="20"/>
+          <w:sz w:val="24"/>
         </w:rPr>
-        <w:t xml:space="preserve"> ................................... </w:t>
+        <w:tab/>
       </w:r>
       <w:r>
         <w:rPr>
           <w:rFonts w:ascii="Times New Roman" w:hAnsi="Times New Roman" w:cs="Times New Roman" w:eastAsia="Times New Roman"/>
-          <w:b/>
+          <w:b w:val="0"/>
           <w:i w:val="0"/>
           <w:color w:val="000000"/>
           <w:sz w:val="24"/>
@@ -939,6 +988,9 @@
       <w:pPr>
         <w:spacing w:before="20" w:after="40" w:line="288" w:lineRule="auto"/>
         <w:jc w:val="left"/>
+        <w:tabs>
+          <w:tab w:val="right" w:leader="dot" w:pos="9072"/>
+        </w:tabs>
       </w:pPr>
       <w:r>
         <w:rPr>
@@ -948,22 +1000,22 @@
           <w:color w:val="000000"/>
           <w:sz w:val="24"/>
         </w:rPr>
-        <w:t xml:space="preserve">  2.2   Các chức năng của hệ thống</w:t>
+        <w:t xml:space="preserve">    2.2   Các chức năng của hệ thống</w:t>
       </w:r>
       <w:r>
         <w:rPr>
           <w:rFonts w:ascii="Times New Roman" w:hAnsi="Times New Roman" w:cs="Times New Roman" w:eastAsia="Times New Roman"/>
           <w:b w:val="0"/>
-          <w:i/>
+          <w:i w:val="0"/>
           <w:color w:val="000000"/>
-          <w:sz w:val="20"/>
+          <w:sz w:val="24"/>
         </w:rPr>
-        <w:t xml:space="preserve"> ....... </w:t>
+        <w:tab/>
       </w:r>
       <w:r>
         <w:rPr>
           <w:rFonts w:ascii="Times New Roman" w:hAnsi="Times New Roman" w:cs="Times New Roman" w:eastAsia="Times New Roman"/>
-          <w:b/>
+          <w:b w:val="0"/>
           <w:i w:val="0"/>
           <w:color w:val="000000"/>
           <w:sz w:val="24"/>
@@ -975,6 +1027,9 @@
       <w:pPr>
         <w:spacing w:before="20" w:after="40" w:line="288" w:lineRule="auto"/>
         <w:jc w:val="left"/>
+        <w:tabs>
+          <w:tab w:val="right" w:leader="dot" w:pos="9072"/>
+        </w:tabs>
       </w:pPr>
       <w:r>
         <w:rPr>
@@ -984,22 +1039,22 @@
           <w:color w:val="000000"/>
           <w:sz w:val="24"/>
         </w:rPr>
-        <w:t xml:space="preserve">  2.3   Biểu đồ use case tổng quan</w:t>
+        <w:t xml:space="preserve">    2.3   Biểu đồ use case tổng quan</w:t>
       </w:r>
       <w:r>
         <w:rPr>
           <w:rFonts w:ascii="Times New Roman" w:hAnsi="Times New Roman" w:cs="Times New Roman" w:eastAsia="Times New Roman"/>
           <w:b w:val="0"/>
-          <w:i/>
+          <w:i w:val="0"/>
           <w:color w:val="000000"/>
-          <w:sz w:val="20"/>
+          <w:sz w:val="24"/>
         </w:rPr>
-        <w:t xml:space="preserve"> ....... </w:t>
+        <w:tab/>
       </w:r>
       <w:r>
         <w:rPr>
           <w:rFonts w:ascii="Times New Roman" w:hAnsi="Times New Roman" w:cs="Times New Roman" w:eastAsia="Times New Roman"/>
-          <w:b/>
+          <w:b w:val="0"/>
           <w:i w:val="0"/>
           <w:color w:val="000000"/>
           <w:sz w:val="24"/>
@@ -1011,6 +1066,9 @@
       <w:pPr>
         <w:spacing w:before="20" w:after="40" w:line="288" w:lineRule="auto"/>
         <w:jc w:val="left"/>
+        <w:tabs>
+          <w:tab w:val="right" w:leader="dot" w:pos="9072"/>
+        </w:tabs>
       </w:pPr>
       <w:r>
         <w:rPr>
@@ -1020,22 +1078,22 @@
           <w:color w:val="000000"/>
           <w:sz w:val="24"/>
         </w:rPr>
-        <w:t xml:space="preserve">  2.4   Biểu đồ use case phân rã</w:t>
+        <w:t xml:space="preserve">    2.4   Biểu đồ use case phân rã</w:t>
       </w:r>
       <w:r>
         <w:rPr>
           <w:rFonts w:ascii="Times New Roman" w:hAnsi="Times New Roman" w:cs="Times New Roman" w:eastAsia="Times New Roman"/>
           <w:b w:val="0"/>
-          <w:i/>
+          <w:i w:val="0"/>
           <w:color w:val="000000"/>
-          <w:sz w:val="20"/>
+          <w:sz w:val="24"/>
         </w:rPr>
-        <w:t xml:space="preserve"> ........... </w:t>
+        <w:tab/>
       </w:r>
       <w:r>
         <w:rPr>
           <w:rFonts w:ascii="Times New Roman" w:hAnsi="Times New Roman" w:cs="Times New Roman" w:eastAsia="Times New Roman"/>
-          <w:b/>
+          <w:b w:val="0"/>
           <w:i w:val="0"/>
           <w:color w:val="000000"/>
           <w:sz w:val="24"/>
@@ -1047,6 +1105,9 @@
       <w:pPr>
         <w:spacing w:before="20" w:after="40" w:line="288" w:lineRule="auto"/>
         <w:jc w:val="left"/>
+        <w:tabs>
+          <w:tab w:val="right" w:leader="dot" w:pos="9072"/>
+        </w:tabs>
       </w:pPr>
       <w:r>
         <w:rPr>
@@ -1056,22 +1117,22 @@
           <w:color w:val="000000"/>
           <w:sz w:val="24"/>
         </w:rPr>
-        <w:t xml:space="preserve">  2.5   Quy trình nghiệp vụ</w:t>
+        <w:t xml:space="preserve">    2.5   Quy trình nghiệp vụ</w:t>
       </w:r>
       <w:r>
         <w:rPr>
           <w:rFonts w:ascii="Times New Roman" w:hAnsi="Times New Roman" w:cs="Times New Roman" w:eastAsia="Times New Roman"/>
           <w:b w:val="0"/>
-          <w:i/>
+          <w:i w:val="0"/>
           <w:color w:val="000000"/>
-          <w:sz w:val="20"/>
+          <w:sz w:val="24"/>
         </w:rPr>
-        <w:t xml:space="preserve"> ..................... </w:t>
+        <w:tab/>
       </w:r>
       <w:r>
         <w:rPr>
           <w:rFonts w:ascii="Times New Roman" w:hAnsi="Times New Roman" w:cs="Times New Roman" w:eastAsia="Times New Roman"/>
-          <w:b/>
+          <w:b w:val="0"/>
           <w:i w:val="0"/>
           <w:color w:val="000000"/>
           <w:sz w:val="24"/>
@@ -1083,6 +1144,9 @@
       <w:pPr>
         <w:spacing w:before="20" w:after="40" w:line="288" w:lineRule="auto"/>
         <w:jc w:val="left"/>
+        <w:tabs>
+          <w:tab w:val="right" w:leader="dot" w:pos="9072"/>
+        </w:tabs>
       </w:pPr>
       <w:r>
         <w:rPr>
@@ -1092,22 +1156,22 @@
           <w:color w:val="000000"/>
           <w:sz w:val="24"/>
         </w:rPr>
-        <w:t xml:space="preserve">    2.5.1   Quy trình Đặt vé &amp; Thanh toán trực tuyến</w:t>
+        <w:t xml:space="preserve">        2.5.1   Quy trình Đặt vé &amp; Thanh toán trực tuyến</w:t>
       </w:r>
       <w:r>
         <w:rPr>
           <w:rFonts w:ascii="Times New Roman" w:hAnsi="Times New Roman" w:cs="Times New Roman" w:eastAsia="Times New Roman"/>
           <w:b w:val="0"/>
-          <w:i/>
+          <w:i w:val="0"/>
           <w:color w:val="000000"/>
-          <w:sz w:val="20"/>
+          <w:sz w:val="24"/>
         </w:rPr>
-        <w:t xml:space="preserve"> ..... </w:t>
+        <w:tab/>
       </w:r>
       <w:r>
         <w:rPr>
           <w:rFonts w:ascii="Times New Roman" w:hAnsi="Times New Roman" w:cs="Times New Roman" w:eastAsia="Times New Roman"/>
-          <w:b/>
+          <w:b w:val="0"/>
           <w:i w:val="0"/>
           <w:color w:val="000000"/>
           <w:sz w:val="24"/>
@@ -1119,6 +1183,9 @@
       <w:pPr>
         <w:spacing w:before="20" w:after="40" w:line="288" w:lineRule="auto"/>
         <w:jc w:val="left"/>
+        <w:tabs>
+          <w:tab w:val="right" w:leader="dot" w:pos="9072"/>
+        </w:tabs>
       </w:pPr>
       <w:r>
         <w:rPr>
@@ -1128,22 +1195,22 @@
           <w:color w:val="000000"/>
           <w:sz w:val="24"/>
         </w:rPr>
-        <w:t xml:space="preserve">  2.6   Đặc tả các use case</w:t>
+        <w:t xml:space="preserve">    2.6   Đặc tả các use case</w:t>
       </w:r>
       <w:r>
         <w:rPr>
           <w:rFonts w:ascii="Times New Roman" w:hAnsi="Times New Roman" w:cs="Times New Roman" w:eastAsia="Times New Roman"/>
           <w:b w:val="0"/>
-          <w:i/>
+          <w:i w:val="0"/>
           <w:color w:val="000000"/>
-          <w:sz w:val="20"/>
+          <w:sz w:val="24"/>
         </w:rPr>
-        <w:t xml:space="preserve"> ..................... </w:t>
+        <w:tab/>
       </w:r>
       <w:r>
         <w:rPr>
           <w:rFonts w:ascii="Times New Roman" w:hAnsi="Times New Roman" w:cs="Times New Roman" w:eastAsia="Times New Roman"/>
-          <w:b/>
+          <w:b w:val="0"/>
           <w:i w:val="0"/>
           <w:color w:val="000000"/>
           <w:sz w:val="24"/>
@@ -1155,6 +1222,9 @@
       <w:pPr>
         <w:spacing w:before="20" w:after="40" w:line="288" w:lineRule="auto"/>
         <w:jc w:val="left"/>
+        <w:tabs>
+          <w:tab w:val="right" w:leader="dot" w:pos="9072"/>
+        </w:tabs>
       </w:pPr>
       <w:r>
         <w:rPr>
@@ -1164,22 +1234,22 @@
           <w:color w:val="000000"/>
           <w:sz w:val="24"/>
         </w:rPr>
-        <w:t xml:space="preserve">    2.6.1   UC-01: Đăng nhập &amp; Xác thực người dùng</w:t>
+        <w:t xml:space="preserve">        2.6.1   UC-01: Đăng nhập &amp; Xác thực người dùng</w:t>
       </w:r>
       <w:r>
         <w:rPr>
           <w:rFonts w:ascii="Times New Roman" w:hAnsi="Times New Roman" w:cs="Times New Roman" w:eastAsia="Times New Roman"/>
           <w:b w:val="0"/>
-          <w:i/>
+          <w:i w:val="0"/>
           <w:color w:val="000000"/>
-          <w:sz w:val="20"/>
+          <w:sz w:val="24"/>
         </w:rPr>
-        <w:t xml:space="preserve"> ..... </w:t>
+        <w:tab/>
       </w:r>
       <w:r>
         <w:rPr>
           <w:rFonts w:ascii="Times New Roman" w:hAnsi="Times New Roman" w:cs="Times New Roman" w:eastAsia="Times New Roman"/>
-          <w:b/>
+          <w:b w:val="0"/>
           <w:i w:val="0"/>
           <w:color w:val="000000"/>
           <w:sz w:val="24"/>
@@ -1191,6 +1261,9 @@
       <w:pPr>
         <w:spacing w:before="20" w:after="40" w:line="288" w:lineRule="auto"/>
         <w:jc w:val="left"/>
+        <w:tabs>
+          <w:tab w:val="right" w:leader="dot" w:pos="9072"/>
+        </w:tabs>
       </w:pPr>
       <w:r>
         <w:rPr>
@@ -1200,22 +1273,22 @@
           <w:color w:val="000000"/>
           <w:sz w:val="24"/>
         </w:rPr>
-        <w:t xml:space="preserve">    2.6.2   UC-02: Tìm kiếm &amp; Khám phá sự kiện</w:t>
+        <w:t xml:space="preserve">        2.6.2   UC-02: Tìm kiếm &amp; Khám phá sự kiện</w:t>
       </w:r>
       <w:r>
         <w:rPr>
           <w:rFonts w:ascii="Times New Roman" w:hAnsi="Times New Roman" w:cs="Times New Roman" w:eastAsia="Times New Roman"/>
           <w:b w:val="0"/>
-          <w:i/>
+          <w:i w:val="0"/>
           <w:color w:val="000000"/>
-          <w:sz w:val="20"/>
+          <w:sz w:val="24"/>
         </w:rPr>
-        <w:t xml:space="preserve"> ..... </w:t>
+        <w:tab/>
       </w:r>
       <w:r>
         <w:rPr>
           <w:rFonts w:ascii="Times New Roman" w:hAnsi="Times New Roman" w:cs="Times New Roman" w:eastAsia="Times New Roman"/>
-          <w:b/>
+          <w:b w:val="0"/>
           <w:i w:val="0"/>
           <w:color w:val="000000"/>
           <w:sz w:val="24"/>
@@ -1227,6 +1300,9 @@
       <w:pPr>
         <w:spacing w:before="20" w:after="40" w:line="288" w:lineRule="auto"/>
         <w:jc w:val="left"/>
+        <w:tabs>
+          <w:tab w:val="right" w:leader="dot" w:pos="9072"/>
+        </w:tabs>
       </w:pPr>
       <w:r>
         <w:rPr>
@@ -1236,22 +1312,22 @@
           <w:color w:val="000000"/>
           <w:sz w:val="24"/>
         </w:rPr>
-        <w:t xml:space="preserve">    2.6.3   UC-03: Đặt vé &amp; Khóa giữ chỗ 10 phút</w:t>
+        <w:t xml:space="preserve">        2.6.3   UC-03: Đặt vé &amp; Khóa giữ chỗ 10 phút</w:t>
       </w:r>
       <w:r>
         <w:rPr>
           <w:rFonts w:ascii="Times New Roman" w:hAnsi="Times New Roman" w:cs="Times New Roman" w:eastAsia="Times New Roman"/>
           <w:b w:val="0"/>
-          <w:i/>
+          <w:i w:val="0"/>
           <w:color w:val="000000"/>
-          <w:sz w:val="20"/>
+          <w:sz w:val="24"/>
         </w:rPr>
-        <w:t xml:space="preserve"> ..... </w:t>
+        <w:tab/>
       </w:r>
       <w:r>
         <w:rPr>
           <w:rFonts w:ascii="Times New Roman" w:hAnsi="Times New Roman" w:cs="Times New Roman" w:eastAsia="Times New Roman"/>
-          <w:b/>
+          <w:b w:val="0"/>
           <w:i w:val="0"/>
           <w:color w:val="000000"/>
           <w:sz w:val="24"/>
@@ -1263,6 +1339,9 @@
       <w:pPr>
         <w:spacing w:before="20" w:after="40" w:line="288" w:lineRule="auto"/>
         <w:jc w:val="left"/>
+        <w:tabs>
+          <w:tab w:val="right" w:leader="dot" w:pos="9072"/>
+        </w:tabs>
       </w:pPr>
       <w:r>
         <w:rPr>
@@ -1272,22 +1351,22 @@
           <w:color w:val="000000"/>
           <w:sz w:val="24"/>
         </w:rPr>
-        <w:t xml:space="preserve">    2.6.4   UC-04: Áp dụng Mã giảm giá (Voucher)</w:t>
+        <w:t xml:space="preserve">        2.6.4   UC-04: Áp dụng Mã giảm giá (Voucher)</w:t>
       </w:r>
       <w:r>
         <w:rPr>
           <w:rFonts w:ascii="Times New Roman" w:hAnsi="Times New Roman" w:cs="Times New Roman" w:eastAsia="Times New Roman"/>
           <w:b w:val="0"/>
-          <w:i/>
+          <w:i w:val="0"/>
           <w:color w:val="000000"/>
-          <w:sz w:val="20"/>
+          <w:sz w:val="24"/>
         </w:rPr>
-        <w:t xml:space="preserve"> ..... </w:t>
+        <w:tab/>
       </w:r>
       <w:r>
         <w:rPr>
           <w:rFonts w:ascii="Times New Roman" w:hAnsi="Times New Roman" w:cs="Times New Roman" w:eastAsia="Times New Roman"/>
-          <w:b/>
+          <w:b w:val="0"/>
           <w:i w:val="0"/>
           <w:color w:val="000000"/>
           <w:sz w:val="24"/>
@@ -1299,6 +1378,9 @@
       <w:pPr>
         <w:spacing w:before="20" w:after="40" w:line="288" w:lineRule="auto"/>
         <w:jc w:val="left"/>
+        <w:tabs>
+          <w:tab w:val="right" w:leader="dot" w:pos="9072"/>
+        </w:tabs>
       </w:pPr>
       <w:r>
         <w:rPr>
@@ -1308,22 +1390,22 @@
           <w:color w:val="000000"/>
           <w:sz w:val="24"/>
         </w:rPr>
-        <w:t xml:space="preserve">    2.6.5   UC-05: Xử lý Thanh toán trực tuyến &amp; Phát hành vé</w:t>
+        <w:t xml:space="preserve">        2.6.5   UC-05: Xử lý Thanh toán trực tuyến &amp; Phát hành vé</w:t>
       </w:r>
       <w:r>
         <w:rPr>
           <w:rFonts w:ascii="Times New Roman" w:hAnsi="Times New Roman" w:cs="Times New Roman" w:eastAsia="Times New Roman"/>
           <w:b w:val="0"/>
-          <w:i/>
+          <w:i w:val="0"/>
           <w:color w:val="000000"/>
-          <w:sz w:val="20"/>
+          <w:sz w:val="24"/>
         </w:rPr>
-        <w:t xml:space="preserve"> ..... </w:t>
+        <w:tab/>
       </w:r>
       <w:r>
         <w:rPr>
           <w:rFonts w:ascii="Times New Roman" w:hAnsi="Times New Roman" w:cs="Times New Roman" w:eastAsia="Times New Roman"/>
-          <w:b/>
+          <w:b w:val="0"/>
           <w:i w:val="0"/>
           <w:color w:val="000000"/>
           <w:sz w:val="24"/>
@@ -1335,6 +1417,9 @@
       <w:pPr>
         <w:spacing w:before="20" w:after="40" w:line="288" w:lineRule="auto"/>
         <w:jc w:val="left"/>
+        <w:tabs>
+          <w:tab w:val="right" w:leader="dot" w:pos="9072"/>
+        </w:tabs>
       </w:pPr>
       <w:r>
         <w:rPr>
@@ -1344,22 +1429,22 @@
           <w:color w:val="000000"/>
           <w:sz w:val="24"/>
         </w:rPr>
-        <w:t xml:space="preserve">    2.6.6   UC-06: Quản lý vé của tôi &amp; Tải mã QR</w:t>
+        <w:t xml:space="preserve">        2.6.6   UC-06: Quản lý vé của tôi &amp; Tải mã QR</w:t>
       </w:r>
       <w:r>
         <w:rPr>
           <w:rFonts w:ascii="Times New Roman" w:hAnsi="Times New Roman" w:cs="Times New Roman" w:eastAsia="Times New Roman"/>
           <w:b w:val="0"/>
-          <w:i/>
+          <w:i w:val="0"/>
           <w:color w:val="000000"/>
-          <w:sz w:val="20"/>
+          <w:sz w:val="24"/>
         </w:rPr>
-        <w:t xml:space="preserve"> ..... </w:t>
+        <w:tab/>
       </w:r>
       <w:r>
         <w:rPr>
           <w:rFonts w:ascii="Times New Roman" w:hAnsi="Times New Roman" w:cs="Times New Roman" w:eastAsia="Times New Roman"/>
-          <w:b/>
+          <w:b w:val="0"/>
           <w:i w:val="0"/>
           <w:color w:val="000000"/>
           <w:sz w:val="24"/>
@@ -1371,6 +1456,9 @@
       <w:pPr>
         <w:spacing w:before="20" w:after="40" w:line="288" w:lineRule="auto"/>
         <w:jc w:val="left"/>
+        <w:tabs>
+          <w:tab w:val="right" w:leader="dot" w:pos="9072"/>
+        </w:tabs>
       </w:pPr>
       <w:r>
         <w:rPr>
@@ -1380,22 +1468,22 @@
           <w:color w:val="000000"/>
           <w:sz w:val="24"/>
         </w:rPr>
-        <w:t xml:space="preserve">    2.6.7   UC-07: Soát vé Check-in tại cổng bằng Camera/Barcode</w:t>
+        <w:t xml:space="preserve">        2.6.7   UC-07: Soát vé Check-in tại cổng bằng Camera/Barcode</w:t>
       </w:r>
       <w:r>
         <w:rPr>
           <w:rFonts w:ascii="Times New Roman" w:hAnsi="Times New Roman" w:cs="Times New Roman" w:eastAsia="Times New Roman"/>
           <w:b w:val="0"/>
-          <w:i/>
+          <w:i w:val="0"/>
           <w:color w:val="000000"/>
-          <w:sz w:val="20"/>
+          <w:sz w:val="24"/>
         </w:rPr>
-        <w:t xml:space="preserve"> ..... </w:t>
+        <w:tab/>
       </w:r>
       <w:r>
         <w:rPr>
           <w:rFonts w:ascii="Times New Roman" w:hAnsi="Times New Roman" w:cs="Times New Roman" w:eastAsia="Times New Roman"/>
-          <w:b/>
+          <w:b w:val="0"/>
           <w:i w:val="0"/>
           <w:color w:val="000000"/>
           <w:sz w:val="24"/>
@@ -1407,6 +1495,9 @@
       <w:pPr>
         <w:spacing w:before="20" w:after="40" w:line="288" w:lineRule="auto"/>
         <w:jc w:val="left"/>
+        <w:tabs>
+          <w:tab w:val="right" w:leader="dot" w:pos="9072"/>
+        </w:tabs>
       </w:pPr>
       <w:r>
         <w:rPr>
@@ -1416,22 +1507,22 @@
           <w:color w:val="000000"/>
           <w:sz w:val="24"/>
         </w:rPr>
-        <w:t xml:space="preserve">    2.6.8   UC-08: Quản lý Sự kiện &amp; Thiết lập phân hạng vé</w:t>
+        <w:t xml:space="preserve">        2.6.8   UC-08: Quản lý Sự kiện &amp; Thiết lập phân hạng vé</w:t>
       </w:r>
       <w:r>
         <w:rPr>
           <w:rFonts w:ascii="Times New Roman" w:hAnsi="Times New Roman" w:cs="Times New Roman" w:eastAsia="Times New Roman"/>
           <w:b w:val="0"/>
-          <w:i/>
+          <w:i w:val="0"/>
           <w:color w:val="000000"/>
-          <w:sz w:val="20"/>
+          <w:sz w:val="24"/>
         </w:rPr>
-        <w:t xml:space="preserve"> ..... </w:t>
+        <w:tab/>
       </w:r>
       <w:r>
         <w:rPr>
           <w:rFonts w:ascii="Times New Roman" w:hAnsi="Times New Roman" w:cs="Times New Roman" w:eastAsia="Times New Roman"/>
-          <w:b/>
+          <w:b w:val="0"/>
           <w:i w:val="0"/>
           <w:color w:val="000000"/>
           <w:sz w:val="24"/>
@@ -1443,6 +1534,9 @@
       <w:pPr>
         <w:spacing w:before="20" w:after="40" w:line="288" w:lineRule="auto"/>
         <w:jc w:val="left"/>
+        <w:tabs>
+          <w:tab w:val="right" w:leader="dot" w:pos="9072"/>
+        </w:tabs>
       </w:pPr>
       <w:r>
         <w:rPr>
@@ -1452,22 +1546,22 @@
           <w:color w:val="000000"/>
           <w:sz w:val="24"/>
         </w:rPr>
-        <w:t xml:space="preserve">    2.6.9   UC-09: Báo cáo Doanh thu &amp; Cơ chế trích phí sàn 5%</w:t>
+        <w:t xml:space="preserve">        2.6.9   UC-09: Báo cáo Doanh thu &amp; Cơ chế trích phí sàn 5%</w:t>
       </w:r>
       <w:r>
         <w:rPr>
           <w:rFonts w:ascii="Times New Roman" w:hAnsi="Times New Roman" w:cs="Times New Roman" w:eastAsia="Times New Roman"/>
           <w:b w:val="0"/>
-          <w:i/>
+          <w:i w:val="0"/>
           <w:color w:val="000000"/>
-          <w:sz w:val="20"/>
+          <w:sz w:val="24"/>
         </w:rPr>
-        <w:t xml:space="preserve"> ..... </w:t>
+        <w:tab/>
       </w:r>
       <w:r>
         <w:rPr>
           <w:rFonts w:ascii="Times New Roman" w:hAnsi="Times New Roman" w:cs="Times New Roman" w:eastAsia="Times New Roman"/>
-          <w:b/>
+          <w:b w:val="0"/>
           <w:i w:val="0"/>
           <w:color w:val="000000"/>
           <w:sz w:val="24"/>
@@ -1479,6 +1573,9 @@
       <w:pPr>
         <w:spacing w:before="20" w:after="40" w:line="288" w:lineRule="auto"/>
         <w:jc w:val="left"/>
+        <w:tabs>
+          <w:tab w:val="right" w:leader="dot" w:pos="9072"/>
+        </w:tabs>
       </w:pPr>
       <w:r>
         <w:rPr>
@@ -1488,22 +1585,22 @@
           <w:color w:val="000000"/>
           <w:sz w:val="24"/>
         </w:rPr>
-        <w:t xml:space="preserve">  2.7   Bảng mã lỗi của hệ thống</w:t>
+        <w:t xml:space="preserve">    2.7   Bảng mã lỗi của hệ thống</w:t>
       </w:r>
       <w:r>
         <w:rPr>
           <w:rFonts w:ascii="Times New Roman" w:hAnsi="Times New Roman" w:cs="Times New Roman" w:eastAsia="Times New Roman"/>
           <w:b w:val="0"/>
-          <w:i/>
+          <w:i w:val="0"/>
           <w:color w:val="000000"/>
-          <w:sz w:val="20"/>
+          <w:sz w:val="24"/>
         </w:rPr>
-        <w:t xml:space="preserve"> ........... </w:t>
+        <w:tab/>
       </w:r>
       <w:r>
         <w:rPr>
           <w:rFonts w:ascii="Times New Roman" w:hAnsi="Times New Roman" w:cs="Times New Roman" w:eastAsia="Times New Roman"/>
-          <w:b/>
+          <w:b w:val="0"/>
           <w:i w:val="0"/>
           <w:color w:val="000000"/>
           <w:sz w:val="24"/>
@@ -1515,6 +1612,9 @@
       <w:pPr>
         <w:spacing w:before="20" w:after="40" w:line="288" w:lineRule="auto"/>
         <w:jc w:val="left"/>
+        <w:tabs>
+          <w:tab w:val="right" w:leader="dot" w:pos="9072"/>
+        </w:tabs>
       </w:pPr>
       <w:r>
         <w:rPr>
@@ -1524,22 +1624,22 @@
           <w:color w:val="000000"/>
           <w:sz w:val="24"/>
         </w:rPr>
-        <w:t xml:space="preserve">  2.8   Ma trận truy vết yêu cầu (Traceability Matrix)</w:t>
+        <w:t xml:space="preserve">    2.8   Ma trận truy vết yêu cầu (Traceability Matrix)</w:t>
       </w:r>
       <w:r>
         <w:rPr>
           <w:rFonts w:ascii="Times New Roman" w:hAnsi="Times New Roman" w:cs="Times New Roman" w:eastAsia="Times New Roman"/>
           <w:b w:val="0"/>
-          <w:i/>
+          <w:i w:val="0"/>
           <w:color w:val="000000"/>
-          <w:sz w:val="20"/>
+          <w:sz w:val="24"/>
         </w:rPr>
-        <w:t xml:space="preserve"> ..... </w:t>
+        <w:tab/>
       </w:r>
       <w:r>
         <w:rPr>
           <w:rFonts w:ascii="Times New Roman" w:hAnsi="Times New Roman" w:cs="Times New Roman" w:eastAsia="Times New Roman"/>
-          <w:b/>
+          <w:b w:val="0"/>
           <w:i w:val="0"/>
           <w:color w:val="000000"/>
           <w:sz w:val="24"/>
@@ -1551,6 +1651,9 @@
       <w:pPr>
         <w:spacing w:before="20" w:after="40" w:line="288" w:lineRule="auto"/>
         <w:jc w:val="left"/>
+        <w:tabs>
+          <w:tab w:val="right" w:leader="dot" w:pos="9072"/>
+        </w:tabs>
       </w:pPr>
       <w:r>
         <w:rPr>
@@ -1560,22 +1663,22 @@
           <w:color w:val="000000"/>
           <w:sz w:val="24"/>
         </w:rPr>
-        <w:t xml:space="preserve">  2.9   Danh sách câu hỏi gửi bộ phận nghiệp vụ</w:t>
+        <w:t xml:space="preserve">    2.9   Danh sách câu hỏi gửi bộ phận nghiệp vụ</w:t>
       </w:r>
       <w:r>
         <w:rPr>
           <w:rFonts w:ascii="Times New Roman" w:hAnsi="Times New Roman" w:cs="Times New Roman" w:eastAsia="Times New Roman"/>
           <w:b w:val="0"/>
-          <w:i/>
+          <w:i w:val="0"/>
           <w:color w:val="000000"/>
-          <w:sz w:val="20"/>
+          <w:sz w:val="24"/>
         </w:rPr>
-        <w:t xml:space="preserve"> ..... </w:t>
+        <w:tab/>
       </w:r>
       <w:r>
         <w:rPr>
           <w:rFonts w:ascii="Times New Roman" w:hAnsi="Times New Roman" w:cs="Times New Roman" w:eastAsia="Times New Roman"/>
-          <w:b/>
+          <w:b w:val="0"/>
           <w:i w:val="0"/>
           <w:color w:val="000000"/>
           <w:sz w:val="24"/>
@@ -1587,11 +1690,14 @@
       <w:pPr>
         <w:spacing w:before="20" w:after="40" w:line="288" w:lineRule="auto"/>
         <w:jc w:val="left"/>
+        <w:tabs>
+          <w:tab w:val="right" w:leader="dot" w:pos="9072"/>
+        </w:tabs>
       </w:pPr>
       <w:r>
         <w:rPr>
           <w:rFonts w:ascii="Times New Roman" w:hAnsi="Times New Roman" w:cs="Times New Roman" w:eastAsia="Times New Roman"/>
-          <w:b w:val="0"/>
+          <w:b/>
           <w:i w:val="0"/>
           <w:color w:val="000000"/>
           <w:sz w:val="24"/>
@@ -1602,11 +1708,11 @@
         <w:rPr>
           <w:rFonts w:ascii="Times New Roman" w:hAnsi="Times New Roman" w:cs="Times New Roman" w:eastAsia="Times New Roman"/>
           <w:b w:val="0"/>
-          <w:i/>
+          <w:i w:val="0"/>
           <w:color w:val="000000"/>
-          <w:sz w:val="20"/>
+          <w:sz w:val="24"/>
         </w:rPr>
-        <w:t xml:space="preserve"> ................. </w:t>
+        <w:tab/>
       </w:r>
       <w:r>
         <w:rPr>
@@ -1623,6 +1729,9 @@
       <w:pPr>
         <w:spacing w:before="20" w:after="40" w:line="288" w:lineRule="auto"/>
         <w:jc w:val="left"/>
+        <w:tabs>
+          <w:tab w:val="right" w:leader="dot" w:pos="9072"/>
+        </w:tabs>
       </w:pPr>
       <w:r>
         <w:rPr>
@@ -1632,22 +1741,22 @@
           <w:color w:val="000000"/>
           <w:sz w:val="24"/>
         </w:rPr>
-        <w:t xml:space="preserve">  3.1   Giao diện người dùng</w:t>
+        <w:t xml:space="preserve">    3.1   Giao diện người dùng</w:t>
       </w:r>
       <w:r>
         <w:rPr>
           <w:rFonts w:ascii="Times New Roman" w:hAnsi="Times New Roman" w:cs="Times New Roman" w:eastAsia="Times New Roman"/>
           <w:b w:val="0"/>
-          <w:i/>
+          <w:i w:val="0"/>
           <w:color w:val="000000"/>
-          <w:sz w:val="20"/>
+          <w:sz w:val="24"/>
         </w:rPr>
-        <w:t xml:space="preserve"> ................... </w:t>
+        <w:tab/>
       </w:r>
       <w:r>
         <w:rPr>
           <w:rFonts w:ascii="Times New Roman" w:hAnsi="Times New Roman" w:cs="Times New Roman" w:eastAsia="Times New Roman"/>
-          <w:b/>
+          <w:b w:val="0"/>
           <w:i w:val="0"/>
           <w:color w:val="000000"/>
           <w:sz w:val="24"/>
@@ -1659,6 +1768,9 @@
       <w:pPr>
         <w:spacing w:before="20" w:after="40" w:line="288" w:lineRule="auto"/>
         <w:jc w:val="left"/>
+        <w:tabs>
+          <w:tab w:val="right" w:leader="dot" w:pos="9072"/>
+        </w:tabs>
       </w:pPr>
       <w:r>
         <w:rPr>
@@ -1668,22 +1780,22 @@
           <w:color w:val="000000"/>
           <w:sz w:val="24"/>
         </w:rPr>
-        <w:t xml:space="preserve">  3.2   Hiệu năng</w:t>
+        <w:t xml:space="preserve">    3.2   Hiệu năng</w:t>
       </w:r>
       <w:r>
         <w:rPr>
           <w:rFonts w:ascii="Times New Roman" w:hAnsi="Times New Roman" w:cs="Times New Roman" w:eastAsia="Times New Roman"/>
           <w:b w:val="0"/>
-          <w:i/>
+          <w:i w:val="0"/>
           <w:color w:val="000000"/>
-          <w:sz w:val="20"/>
+          <w:sz w:val="24"/>
         </w:rPr>
-        <w:t xml:space="preserve"> ......................................... </w:t>
+        <w:tab/>
       </w:r>
       <w:r>
         <w:rPr>
           <w:rFonts w:ascii="Times New Roman" w:hAnsi="Times New Roman" w:cs="Times New Roman" w:eastAsia="Times New Roman"/>
-          <w:b/>
+          <w:b w:val="0"/>
           <w:i w:val="0"/>
           <w:color w:val="000000"/>
           <w:sz w:val="24"/>
@@ -1695,6 +1807,9 @@
       <w:pPr>
         <w:spacing w:before="20" w:after="40" w:line="288" w:lineRule="auto"/>
         <w:jc w:val="left"/>
+        <w:tabs>
+          <w:tab w:val="right" w:leader="dot" w:pos="9072"/>
+        </w:tabs>
       </w:pPr>
       <w:r>
         <w:rPr>
@@ -1704,22 +1819,22 @@
           <w:color w:val="000000"/>
           <w:sz w:val="24"/>
         </w:rPr>
-        <w:t xml:space="preserve">  3.3   Tính bảo mật</w:t>
+        <w:t xml:space="preserve">    3.3   Tính bảo mật</w:t>
       </w:r>
       <w:r>
         <w:rPr>
           <w:rFonts w:ascii="Times New Roman" w:hAnsi="Times New Roman" w:cs="Times New Roman" w:eastAsia="Times New Roman"/>
           <w:b w:val="0"/>
-          <w:i/>
+          <w:i w:val="0"/>
           <w:color w:val="000000"/>
-          <w:sz w:val="20"/>
+          <w:sz w:val="24"/>
         </w:rPr>
-        <w:t xml:space="preserve"> ................................... </w:t>
+        <w:tab/>
       </w:r>
       <w:r>
         <w:rPr>
           <w:rFonts w:ascii="Times New Roman" w:hAnsi="Times New Roman" w:cs="Times New Roman" w:eastAsia="Times New Roman"/>
-          <w:b/>
+          <w:b w:val="0"/>
           <w:i w:val="0"/>
           <w:color w:val="000000"/>
           <w:sz w:val="24"/>
@@ -1731,6 +1846,9 @@
       <w:pPr>
         <w:spacing w:before="20" w:after="40" w:line="288" w:lineRule="auto"/>
         <w:jc w:val="left"/>
+        <w:tabs>
+          <w:tab w:val="right" w:leader="dot" w:pos="9072"/>
+        </w:tabs>
       </w:pPr>
       <w:r>
         <w:rPr>
@@ -1740,22 +1858,22 @@
           <w:color w:val="000000"/>
           <w:sz w:val="24"/>
         </w:rPr>
-        <w:t xml:space="preserve">  3.4   Ràng buộc</w:t>
+        <w:t xml:space="preserve">    3.4   Ràng buộc</w:t>
       </w:r>
       <w:r>
         <w:rPr>
           <w:rFonts w:ascii="Times New Roman" w:hAnsi="Times New Roman" w:cs="Times New Roman" w:eastAsia="Times New Roman"/>
           <w:b w:val="0"/>
-          <w:i/>
+          <w:i w:val="0"/>
           <w:color w:val="000000"/>
-          <w:sz w:val="20"/>
+          <w:sz w:val="24"/>
         </w:rPr>
-        <w:t xml:space="preserve"> ......................................... </w:t>
+        <w:tab/>
       </w:r>
       <w:r>
         <w:rPr>
           <w:rFonts w:ascii="Times New Roman" w:hAnsi="Times New Roman" w:cs="Times New Roman" w:eastAsia="Times New Roman"/>
-          <w:b/>
+          <w:b w:val="0"/>
           <w:i w:val="0"/>
           <w:color w:val="000000"/>
           <w:sz w:val="24"/>
@@ -1771,6 +1889,7 @@
     </w:p>
     <w:p>
       <w:pPr>
+        <w:pStyle w:val="Heading1"/>
         <w:spacing w:before="280" w:after="120" w:line="324" w:lineRule="auto"/>
         <w:jc w:val="left"/>
       </w:pPr>
@@ -1789,7 +1908,20 @@
       <w:pPr>
         <w:spacing w:before="20" w:after="40" w:line="288" w:lineRule="auto"/>
         <w:jc w:val="left"/>
+        <w:tabs>
+          <w:tab w:val="right" w:leader="dot" w:pos="9072"/>
+        </w:tabs>
       </w:pPr>
+      <w:r>
+        <w:rPr>
+          <w:rFonts w:ascii="Times New Roman" w:hAnsi="Times New Roman" w:cs="Times New Roman" w:eastAsia="Times New Roman"/>
+          <w:b/>
+          <w:i w:val="0"/>
+          <w:color w:val="000000"/>
+          <w:sz w:val="24"/>
+        </w:rPr>
+        <w:t>Hình 2-1: Biểu đồ use case tổng quan hệ thống iTick (300 DPI)</w:t>
+      </w:r>
       <w:r>
         <w:rPr>
           <w:rFonts w:ascii="Times New Roman" w:hAnsi="Times New Roman" w:cs="Times New Roman" w:eastAsia="Times New Roman"/>
@@ -1798,17 +1930,7 @@
           <w:color w:val="000000"/>
           <w:sz w:val="24"/>
         </w:rPr>
-        <w:t>Hình 2-1: Biểu đồ use case tổng quan hệ thống iTick</w:t>
-      </w:r>
-      <w:r>
-        <w:rPr>
-          <w:rFonts w:ascii="Times New Roman" w:hAnsi="Times New Roman" w:cs="Times New Roman" w:eastAsia="Times New Roman"/>
-          <w:b w:val="0"/>
-          <w:i/>
-          <w:color w:val="000000"/>
-          <w:sz w:val="20"/>
-        </w:rPr>
-        <w:t xml:space="preserve"> ..... </w:t>
+        <w:tab/>
       </w:r>
       <w:r>
         <w:rPr>
@@ -1818,14 +1940,27 @@
           <w:color w:val="000000"/>
           <w:sz w:val="24"/>
         </w:rPr>
-        <w:t>Trang 7</w:t>
+        <w:t>7</w:t>
       </w:r>
     </w:p>
     <w:p>
       <w:pPr>
         <w:spacing w:before="20" w:after="40" w:line="288" w:lineRule="auto"/>
         <w:jc w:val="left"/>
+        <w:tabs>
+          <w:tab w:val="right" w:leader="dot" w:pos="9072"/>
+        </w:tabs>
       </w:pPr>
+      <w:r>
+        <w:rPr>
+          <w:rFonts w:ascii="Times New Roman" w:hAnsi="Times New Roman" w:cs="Times New Roman" w:eastAsia="Times New Roman"/>
+          <w:b/>
+          <w:i w:val="0"/>
+          <w:color w:val="000000"/>
+          <w:sz w:val="24"/>
+        </w:rPr>
+        <w:t>Hình 2-2: Biểu đồ use case phân rã chi tiết các phân hệ (300 DPI)</w:t>
+      </w:r>
       <w:r>
         <w:rPr>
           <w:rFonts w:ascii="Times New Roman" w:hAnsi="Times New Roman" w:cs="Times New Roman" w:eastAsia="Times New Roman"/>
@@ -1834,17 +1969,7 @@
           <w:color w:val="000000"/>
           <w:sz w:val="24"/>
         </w:rPr>
-        <w:t>Hình 2-2: Biểu đồ use case phân rã chi tiết các phân hệ</w:t>
-      </w:r>
-      <w:r>
-        <w:rPr>
-          <w:rFonts w:ascii="Times New Roman" w:hAnsi="Times New Roman" w:cs="Times New Roman" w:eastAsia="Times New Roman"/>
-          <w:b w:val="0"/>
-          <w:i/>
-          <w:color w:val="000000"/>
-          <w:sz w:val="20"/>
-        </w:rPr>
-        <w:t xml:space="preserve"> ..... </w:t>
+        <w:tab/>
       </w:r>
       <w:r>
         <w:rPr>
@@ -1854,14 +1979,27 @@
           <w:color w:val="000000"/>
           <w:sz w:val="24"/>
         </w:rPr>
-        <w:t>Trang 8</w:t>
+        <w:t>8</w:t>
       </w:r>
     </w:p>
     <w:p>
       <w:pPr>
         <w:spacing w:before="20" w:after="40" w:line="288" w:lineRule="auto"/>
         <w:jc w:val="left"/>
+        <w:tabs>
+          <w:tab w:val="right" w:leader="dot" w:pos="9072"/>
+        </w:tabs>
       </w:pPr>
+      <w:r>
+        <w:rPr>
+          <w:rFonts w:ascii="Times New Roman" w:hAnsi="Times New Roman" w:cs="Times New Roman" w:eastAsia="Times New Roman"/>
+          <w:b/>
+          <w:i w:val="0"/>
+          <w:color w:val="000000"/>
+          <w:sz w:val="24"/>
+        </w:rPr>
+        <w:t>Hình 2-3: Biểu đồ hoạt động của quy trình Đặt vé &amp; Thanh toán (300 DPI)</w:t>
+      </w:r>
       <w:r>
         <w:rPr>
           <w:rFonts w:ascii="Times New Roman" w:hAnsi="Times New Roman" w:cs="Times New Roman" w:eastAsia="Times New Roman"/>
@@ -1870,17 +2008,7 @@
           <w:color w:val="000000"/>
           <w:sz w:val="24"/>
         </w:rPr>
-        <w:t>Hình 2-3: Biểu đồ hoạt động của quy trình Đặt vé &amp; Thanh toán</w:t>
-      </w:r>
-      <w:r>
-        <w:rPr>
-          <w:rFonts w:ascii="Times New Roman" w:hAnsi="Times New Roman" w:cs="Times New Roman" w:eastAsia="Times New Roman"/>
-          <w:b w:val="0"/>
-          <w:i/>
-          <w:color w:val="000000"/>
-          <w:sz w:val="20"/>
-        </w:rPr>
-        <w:t xml:space="preserve"> ..... </w:t>
+        <w:tab/>
       </w:r>
       <w:r>
         <w:rPr>
@@ -1890,18 +2018,21 @@
           <w:color w:val="000000"/>
           <w:sz w:val="24"/>
         </w:rPr>
-        <w:t>Trang 9</w:t>
+        <w:t>9</w:t>
       </w:r>
     </w:p>
     <w:p>
       <w:pPr>
         <w:spacing w:before="20" w:after="40" w:line="288" w:lineRule="auto"/>
         <w:jc w:val="left"/>
+        <w:tabs>
+          <w:tab w:val="right" w:leader="dot" w:pos="9072"/>
+        </w:tabs>
       </w:pPr>
       <w:r>
         <w:rPr>
           <w:rFonts w:ascii="Times New Roman" w:hAnsi="Times New Roman" w:cs="Times New Roman" w:eastAsia="Times New Roman"/>
-          <w:b w:val="0"/>
+          <w:b/>
           <w:i w:val="0"/>
           <w:color w:val="000000"/>
           <w:sz w:val="24"/>
@@ -1912,11 +2043,11 @@
         <w:rPr>
           <w:rFonts w:ascii="Times New Roman" w:hAnsi="Times New Roman" w:cs="Times New Roman" w:eastAsia="Times New Roman"/>
           <w:b w:val="0"/>
-          <w:i/>
+          <w:i w:val="0"/>
           <w:color w:val="000000"/>
-          <w:sz w:val="20"/>
+          <w:sz w:val="24"/>
         </w:rPr>
-        <w:t xml:space="preserve"> ..... </w:t>
+        <w:tab/>
       </w:r>
       <w:r>
         <w:rPr>
@@ -1926,18 +2057,21 @@
           <w:color w:val="000000"/>
           <w:sz w:val="24"/>
         </w:rPr>
-        <w:t>Trang 11</w:t>
+        <w:t>11</w:t>
       </w:r>
     </w:p>
     <w:p>
       <w:pPr>
         <w:spacing w:before="20" w:after="40" w:line="288" w:lineRule="auto"/>
         <w:jc w:val="left"/>
+        <w:tabs>
+          <w:tab w:val="right" w:leader="dot" w:pos="9072"/>
+        </w:tabs>
       </w:pPr>
       <w:r>
         <w:rPr>
           <w:rFonts w:ascii="Times New Roman" w:hAnsi="Times New Roman" w:cs="Times New Roman" w:eastAsia="Times New Roman"/>
-          <w:b w:val="0"/>
+          <w:b/>
           <w:i w:val="0"/>
           <w:color w:val="000000"/>
           <w:sz w:val="24"/>
@@ -1948,11 +2082,11 @@
         <w:rPr>
           <w:rFonts w:ascii="Times New Roman" w:hAnsi="Times New Roman" w:cs="Times New Roman" w:eastAsia="Times New Roman"/>
           <w:b w:val="0"/>
-          <w:i/>
+          <w:i w:val="0"/>
           <w:color w:val="000000"/>
-          <w:sz w:val="20"/>
+          <w:sz w:val="24"/>
         </w:rPr>
-        <w:t xml:space="preserve"> ..... </w:t>
+        <w:tab/>
       </w:r>
       <w:r>
         <w:rPr>
@@ -1962,18 +2096,21 @@
           <w:color w:val="000000"/>
           <w:sz w:val="24"/>
         </w:rPr>
-        <w:t>Trang 14</w:t>
+        <w:t>14</w:t>
       </w:r>
     </w:p>
     <w:p>
       <w:pPr>
         <w:spacing w:before="20" w:after="40" w:line="288" w:lineRule="auto"/>
         <w:jc w:val="left"/>
+        <w:tabs>
+          <w:tab w:val="right" w:leader="dot" w:pos="9072"/>
+        </w:tabs>
       </w:pPr>
       <w:r>
         <w:rPr>
           <w:rFonts w:ascii="Times New Roman" w:hAnsi="Times New Roman" w:cs="Times New Roman" w:eastAsia="Times New Roman"/>
-          <w:b w:val="0"/>
+          <w:b/>
           <w:i w:val="0"/>
           <w:color w:val="000000"/>
           <w:sz w:val="24"/>
@@ -1984,11 +2121,11 @@
         <w:rPr>
           <w:rFonts w:ascii="Times New Roman" w:hAnsi="Times New Roman" w:cs="Times New Roman" w:eastAsia="Times New Roman"/>
           <w:b w:val="0"/>
-          <w:i/>
+          <w:i w:val="0"/>
           <w:color w:val="000000"/>
-          <w:sz w:val="20"/>
+          <w:sz w:val="24"/>
         </w:rPr>
-        <w:t xml:space="preserve"> ..... </w:t>
+        <w:tab/>
       </w:r>
       <w:r>
         <w:rPr>
@@ -1998,18 +2135,21 @@
           <w:color w:val="000000"/>
           <w:sz w:val="24"/>
         </w:rPr>
-        <w:t>Trang 18</w:t>
+        <w:t>18</w:t>
       </w:r>
     </w:p>
     <w:p>
       <w:pPr>
         <w:spacing w:before="20" w:after="40" w:line="288" w:lineRule="auto"/>
         <w:jc w:val="left"/>
+        <w:tabs>
+          <w:tab w:val="right" w:leader="dot" w:pos="9072"/>
+        </w:tabs>
       </w:pPr>
       <w:r>
         <w:rPr>
           <w:rFonts w:ascii="Times New Roman" w:hAnsi="Times New Roman" w:cs="Times New Roman" w:eastAsia="Times New Roman"/>
-          <w:b w:val="0"/>
+          <w:b/>
           <w:i w:val="0"/>
           <w:color w:val="000000"/>
           <w:sz w:val="24"/>
@@ -2020,11 +2160,11 @@
         <w:rPr>
           <w:rFonts w:ascii="Times New Roman" w:hAnsi="Times New Roman" w:cs="Times New Roman" w:eastAsia="Times New Roman"/>
           <w:b w:val="0"/>
-          <w:i/>
+          <w:i w:val="0"/>
           <w:color w:val="000000"/>
-          <w:sz w:val="20"/>
+          <w:sz w:val="24"/>
         </w:rPr>
-        <w:t xml:space="preserve"> ..... </w:t>
+        <w:tab/>
       </w:r>
       <w:r>
         <w:rPr>
@@ -2034,18 +2174,21 @@
           <w:color w:val="000000"/>
           <w:sz w:val="24"/>
         </w:rPr>
-        <w:t>Trang 20</w:t>
+        <w:t>20</w:t>
       </w:r>
     </w:p>
     <w:p>
       <w:pPr>
         <w:spacing w:before="20" w:after="40" w:line="288" w:lineRule="auto"/>
         <w:jc w:val="left"/>
+        <w:tabs>
+          <w:tab w:val="right" w:leader="dot" w:pos="9072"/>
+        </w:tabs>
       </w:pPr>
       <w:r>
         <w:rPr>
           <w:rFonts w:ascii="Times New Roman" w:hAnsi="Times New Roman" w:cs="Times New Roman" w:eastAsia="Times New Roman"/>
-          <w:b w:val="0"/>
+          <w:b/>
           <w:i w:val="0"/>
           <w:color w:val="000000"/>
           <w:sz w:val="24"/>
@@ -2056,11 +2199,11 @@
         <w:rPr>
           <w:rFonts w:ascii="Times New Roman" w:hAnsi="Times New Roman" w:cs="Times New Roman" w:eastAsia="Times New Roman"/>
           <w:b w:val="0"/>
-          <w:i/>
+          <w:i w:val="0"/>
           <w:color w:val="000000"/>
-          <w:sz w:val="20"/>
+          <w:sz w:val="24"/>
         </w:rPr>
-        <w:t xml:space="preserve"> ..... </w:t>
+        <w:tab/>
       </w:r>
       <w:r>
         <w:rPr>
@@ -2070,7 +2213,7 @@
           <w:color w:val="000000"/>
           <w:sz w:val="24"/>
         </w:rPr>
-        <w:t>Trang 23</w:t>
+        <w:t>23</w:t>
       </w:r>
     </w:p>
     <w:p>
@@ -2083,11 +2226,14 @@
       <w:pPr>
         <w:spacing w:before="20" w:after="40" w:line="288" w:lineRule="auto"/>
         <w:jc w:val="left"/>
+        <w:tabs>
+          <w:tab w:val="right" w:leader="dot" w:pos="9072"/>
+        </w:tabs>
       </w:pPr>
       <w:r>
         <w:rPr>
           <w:rFonts w:ascii="Times New Roman" w:hAnsi="Times New Roman" w:cs="Times New Roman" w:eastAsia="Times New Roman"/>
-          <w:b w:val="0"/>
+          <w:b/>
           <w:i w:val="0"/>
           <w:color w:val="000000"/>
           <w:sz w:val="24"/>
@@ -2098,11 +2244,11 @@
         <w:rPr>
           <w:rFonts w:ascii="Times New Roman" w:hAnsi="Times New Roman" w:cs="Times New Roman" w:eastAsia="Times New Roman"/>
           <w:b w:val="0"/>
-          <w:i/>
+          <w:i w:val="0"/>
           <w:color w:val="000000"/>
-          <w:sz w:val="20"/>
+          <w:sz w:val="24"/>
         </w:rPr>
-        <w:t xml:space="preserve"> ..... </w:t>
+        <w:tab/>
       </w:r>
       <w:r>
         <w:rPr>
@@ -2112,18 +2258,21 @@
           <w:color w:val="000000"/>
           <w:sz w:val="24"/>
         </w:rPr>
-        <w:t>Trang 4</w:t>
+        <w:t>4</w:t>
       </w:r>
     </w:p>
     <w:p>
       <w:pPr>
         <w:spacing w:before="20" w:after="40" w:line="288" w:lineRule="auto"/>
         <w:jc w:val="left"/>
+        <w:tabs>
+          <w:tab w:val="right" w:leader="dot" w:pos="9072"/>
+        </w:tabs>
       </w:pPr>
       <w:r>
         <w:rPr>
           <w:rFonts w:ascii="Times New Roman" w:hAnsi="Times New Roman" w:cs="Times New Roman" w:eastAsia="Times New Roman"/>
-          <w:b w:val="0"/>
+          <w:b/>
           <w:i w:val="0"/>
           <w:color w:val="000000"/>
           <w:sz w:val="24"/>
@@ -2134,11 +2283,11 @@
         <w:rPr>
           <w:rFonts w:ascii="Times New Roman" w:hAnsi="Times New Roman" w:cs="Times New Roman" w:eastAsia="Times New Roman"/>
           <w:b w:val="0"/>
-          <w:i/>
+          <w:i w:val="0"/>
           <w:color w:val="000000"/>
-          <w:sz w:val="20"/>
+          <w:sz w:val="24"/>
         </w:rPr>
-        <w:t xml:space="preserve"> ..... </w:t>
+        <w:tab/>
       </w:r>
       <w:r>
         <w:rPr>
@@ -2148,18 +2297,21 @@
           <w:color w:val="000000"/>
           <w:sz w:val="24"/>
         </w:rPr>
-        <w:t>Trang 5</w:t>
+        <w:t>5</w:t>
       </w:r>
     </w:p>
     <w:p>
       <w:pPr>
         <w:spacing w:before="20" w:after="40" w:line="288" w:lineRule="auto"/>
         <w:jc w:val="left"/>
+        <w:tabs>
+          <w:tab w:val="right" w:leader="dot" w:pos="9072"/>
+        </w:tabs>
       </w:pPr>
       <w:r>
         <w:rPr>
           <w:rFonts w:ascii="Times New Roman" w:hAnsi="Times New Roman" w:cs="Times New Roman" w:eastAsia="Times New Roman"/>
-          <w:b w:val="0"/>
+          <w:b/>
           <w:i w:val="0"/>
           <w:color w:val="000000"/>
           <w:sz w:val="24"/>
@@ -2170,11 +2322,11 @@
         <w:rPr>
           <w:rFonts w:ascii="Times New Roman" w:hAnsi="Times New Roman" w:cs="Times New Roman" w:eastAsia="Times New Roman"/>
           <w:b w:val="0"/>
-          <w:i/>
+          <w:i w:val="0"/>
           <w:color w:val="000000"/>
-          <w:sz w:val="20"/>
+          <w:sz w:val="24"/>
         </w:rPr>
-        <w:t xml:space="preserve"> ..... </w:t>
+        <w:tab/>
       </w:r>
       <w:r>
         <w:rPr>
@@ -2184,18 +2336,21 @@
           <w:color w:val="000000"/>
           <w:sz w:val="24"/>
         </w:rPr>
-        <w:t>Trang 6</w:t>
+        <w:t>6</w:t>
       </w:r>
     </w:p>
     <w:p>
       <w:pPr>
         <w:spacing w:before="20" w:after="40" w:line="288" w:lineRule="auto"/>
         <w:jc w:val="left"/>
+        <w:tabs>
+          <w:tab w:val="right" w:leader="dot" w:pos="9072"/>
+        </w:tabs>
       </w:pPr>
       <w:r>
         <w:rPr>
           <w:rFonts w:ascii="Times New Roman" w:hAnsi="Times New Roman" w:cs="Times New Roman" w:eastAsia="Times New Roman"/>
-          <w:b w:val="0"/>
+          <w:b/>
           <w:i w:val="0"/>
           <w:color w:val="000000"/>
           <w:sz w:val="24"/>
@@ -2206,11 +2361,11 @@
         <w:rPr>
           <w:rFonts w:ascii="Times New Roman" w:hAnsi="Times New Roman" w:cs="Times New Roman" w:eastAsia="Times New Roman"/>
           <w:b w:val="0"/>
-          <w:i/>
+          <w:i w:val="0"/>
           <w:color w:val="000000"/>
-          <w:sz w:val="20"/>
+          <w:sz w:val="24"/>
         </w:rPr>
-        <w:t xml:space="preserve"> ..... </w:t>
+        <w:tab/>
       </w:r>
       <w:r>
         <w:rPr>
@@ -2220,18 +2375,21 @@
           <w:color w:val="000000"/>
           <w:sz w:val="24"/>
         </w:rPr>
-        <w:t>Trang 10 - 23</w:t>
+        <w:t>10 - 23</w:t>
       </w:r>
     </w:p>
     <w:p>
       <w:pPr>
         <w:spacing w:before="20" w:after="40" w:line="288" w:lineRule="auto"/>
         <w:jc w:val="left"/>
+        <w:tabs>
+          <w:tab w:val="right" w:leader="dot" w:pos="9072"/>
+        </w:tabs>
       </w:pPr>
       <w:r>
         <w:rPr>
           <w:rFonts w:ascii="Times New Roman" w:hAnsi="Times New Roman" w:cs="Times New Roman" w:eastAsia="Times New Roman"/>
-          <w:b w:val="0"/>
+          <w:b/>
           <w:i w:val="0"/>
           <w:color w:val="000000"/>
           <w:sz w:val="24"/>
@@ -2242,11 +2400,11 @@
         <w:rPr>
           <w:rFonts w:ascii="Times New Roman" w:hAnsi="Times New Roman" w:cs="Times New Roman" w:eastAsia="Times New Roman"/>
           <w:b w:val="0"/>
-          <w:i/>
+          <w:i w:val="0"/>
           <w:color w:val="000000"/>
-          <w:sz w:val="20"/>
+          <w:sz w:val="24"/>
         </w:rPr>
-        <w:t xml:space="preserve"> ..... </w:t>
+        <w:tab/>
       </w:r>
       <w:r>
         <w:rPr>
@@ -2256,18 +2414,21 @@
           <w:color w:val="000000"/>
           <w:sz w:val="24"/>
         </w:rPr>
-        <w:t>Trang 24</w:t>
+        <w:t>24</w:t>
       </w:r>
     </w:p>
     <w:p>
       <w:pPr>
         <w:spacing w:before="20" w:after="40" w:line="288" w:lineRule="auto"/>
         <w:jc w:val="left"/>
+        <w:tabs>
+          <w:tab w:val="right" w:leader="dot" w:pos="9072"/>
+        </w:tabs>
       </w:pPr>
       <w:r>
         <w:rPr>
           <w:rFonts w:ascii="Times New Roman" w:hAnsi="Times New Roman" w:cs="Times New Roman" w:eastAsia="Times New Roman"/>
-          <w:b w:val="0"/>
+          <w:b/>
           <w:i w:val="0"/>
           <w:color w:val="000000"/>
           <w:sz w:val="24"/>
@@ -2278,11 +2439,11 @@
         <w:rPr>
           <w:rFonts w:ascii="Times New Roman" w:hAnsi="Times New Roman" w:cs="Times New Roman" w:eastAsia="Times New Roman"/>
           <w:b w:val="0"/>
-          <w:i/>
+          <w:i w:val="0"/>
           <w:color w:val="000000"/>
-          <w:sz w:val="20"/>
+          <w:sz w:val="24"/>
         </w:rPr>
-        <w:t xml:space="preserve"> ..... </w:t>
+        <w:tab/>
       </w:r>
       <w:r>
         <w:rPr>
@@ -2292,18 +2453,21 @@
           <w:color w:val="000000"/>
           <w:sz w:val="24"/>
         </w:rPr>
-        <w:t>Trang 25</w:t>
+        <w:t>25</w:t>
       </w:r>
     </w:p>
     <w:p>
       <w:pPr>
         <w:spacing w:before="20" w:after="40" w:line="288" w:lineRule="auto"/>
         <w:jc w:val="left"/>
+        <w:tabs>
+          <w:tab w:val="right" w:leader="dot" w:pos="9072"/>
+        </w:tabs>
       </w:pPr>
       <w:r>
         <w:rPr>
           <w:rFonts w:ascii="Times New Roman" w:hAnsi="Times New Roman" w:cs="Times New Roman" w:eastAsia="Times New Roman"/>
-          <w:b w:val="0"/>
+          <w:b/>
           <w:i w:val="0"/>
           <w:color w:val="000000"/>
           <w:sz w:val="24"/>
@@ -2314,11 +2478,11 @@
         <w:rPr>
           <w:rFonts w:ascii="Times New Roman" w:hAnsi="Times New Roman" w:cs="Times New Roman" w:eastAsia="Times New Roman"/>
           <w:b w:val="0"/>
-          <w:i/>
+          <w:i w:val="0"/>
           <w:color w:val="000000"/>
-          <w:sz w:val="20"/>
+          <w:sz w:val="24"/>
         </w:rPr>
-        <w:t xml:space="preserve"> ..... </w:t>
+        <w:tab/>
       </w:r>
       <w:r>
         <w:rPr>
@@ -2328,18 +2492,21 @@
           <w:color w:val="000000"/>
           <w:sz w:val="24"/>
         </w:rPr>
-        <w:t>Trang 27</w:t>
+        <w:t>27</w:t>
       </w:r>
     </w:p>
     <w:p>
       <w:pPr>
         <w:spacing w:before="20" w:after="40" w:line="288" w:lineRule="auto"/>
         <w:jc w:val="left"/>
+        <w:tabs>
+          <w:tab w:val="right" w:leader="dot" w:pos="9072"/>
+        </w:tabs>
       </w:pPr>
       <w:r>
         <w:rPr>
           <w:rFonts w:ascii="Times New Roman" w:hAnsi="Times New Roman" w:cs="Times New Roman" w:eastAsia="Times New Roman"/>
-          <w:b w:val="0"/>
+          <w:b/>
           <w:i w:val="0"/>
           <w:color w:val="000000"/>
           <w:sz w:val="24"/>
@@ -2350,11 +2517,11 @@
         <w:rPr>
           <w:rFonts w:ascii="Times New Roman" w:hAnsi="Times New Roman" w:cs="Times New Roman" w:eastAsia="Times New Roman"/>
           <w:b w:val="0"/>
-          <w:i/>
+          <w:i w:val="0"/>
           <w:color w:val="000000"/>
-          <w:sz w:val="20"/>
+          <w:sz w:val="24"/>
         </w:rPr>
-        <w:t xml:space="preserve"> ..... </w:t>
+        <w:tab/>
       </w:r>
       <w:r>
         <w:rPr>
@@ -2364,7 +2531,7 @@
           <w:color w:val="000000"/>
           <w:sz w:val="24"/>
         </w:rPr>
-        <w:t>Trang 28</w:t>
+        <w:t>28</w:t>
       </w:r>
     </w:p>
     <w:p>
@@ -2374,6 +2541,7 @@
     </w:p>
     <w:p>
       <w:pPr>
+        <w:pStyle w:val="Heading1"/>
         <w:spacing w:before="280" w:after="120" w:line="324" w:lineRule="auto"/>
         <w:jc w:val="left"/>
       </w:pPr>
@@ -2390,6 +2558,7 @@
     </w:p>
     <w:p>
       <w:pPr>
+        <w:pStyle w:val="Heading2"/>
         <w:spacing w:before="240" w:after="100" w:line="324" w:lineRule="auto"/>
         <w:jc w:val="left"/>
       </w:pPr>
@@ -2399,14 +2568,14 @@
           <w:b/>
           <w:i w:val="0"/>
           <w:color w:val="000000"/>
-          <w:sz w:val="30"/>
+          <w:sz w:val="29"/>
         </w:rPr>
         <w:t>1.1   Mục đích</w:t>
       </w:r>
     </w:p>
     <w:p>
       <w:pPr>
-        <w:spacing w:before="0" w:after="100" w:line="324" w:lineRule="auto"/>
+        <w:spacing w:before="0" w:after="120" w:line="324" w:lineRule="auto"/>
         <w:jc w:val="left"/>
       </w:pPr>
       <w:r>
@@ -2423,7 +2592,7 @@
     <w:p>
       <w:pPr>
         <w:pStyle w:val="ListBullet"/>
-        <w:spacing w:before="0" w:after="80" w:line="324" w:lineRule="auto"/>
+        <w:spacing w:before="0" w:after="100" w:line="324" w:lineRule="auto"/>
         <w:jc w:val="left"/>
       </w:pPr>
       <w:r>
@@ -2450,7 +2619,7 @@
     <w:p>
       <w:pPr>
         <w:pStyle w:val="ListBullet"/>
-        <w:spacing w:before="0" w:after="80" w:line="324" w:lineRule="auto"/>
+        <w:spacing w:before="0" w:after="100" w:line="324" w:lineRule="auto"/>
         <w:jc w:val="left"/>
       </w:pPr>
       <w:r>
@@ -2477,7 +2646,7 @@
     <w:p>
       <w:pPr>
         <w:pStyle w:val="ListBullet"/>
-        <w:spacing w:before="0" w:after="80" w:line="324" w:lineRule="auto"/>
+        <w:spacing w:before="0" w:after="100" w:line="324" w:lineRule="auto"/>
         <w:jc w:val="left"/>
       </w:pPr>
       <w:r>
@@ -2503,6 +2672,7 @@
     </w:p>
     <w:p>
       <w:pPr>
+        <w:pStyle w:val="Heading2"/>
         <w:spacing w:before="240" w:after="100" w:line="324" w:lineRule="auto"/>
         <w:jc w:val="left"/>
       </w:pPr>
@@ -2512,14 +2682,14 @@
           <w:b/>
           <w:i w:val="0"/>
           <w:color w:val="000000"/>
-          <w:sz w:val="30"/>
+          <w:sz w:val="29"/>
         </w:rPr>
         <w:t>1.2   Phạm vi</w:t>
       </w:r>
     </w:p>
     <w:p>
       <w:pPr>
-        <w:spacing w:before="0" w:after="100" w:line="324" w:lineRule="auto"/>
+        <w:spacing w:before="0" w:after="120" w:line="324" w:lineRule="auto"/>
         <w:jc w:val="left"/>
       </w:pPr>
       <w:r>
@@ -2536,7 +2706,7 @@
     <w:p>
       <w:pPr>
         <w:pStyle w:val="ListBullet"/>
-        <w:spacing w:before="0" w:after="80" w:line="324" w:lineRule="auto"/>
+        <w:spacing w:before="0" w:after="100" w:line="324" w:lineRule="auto"/>
         <w:jc w:val="left"/>
       </w:pPr>
       <w:r>
@@ -2563,7 +2733,7 @@
     <w:p>
       <w:pPr>
         <w:pStyle w:val="ListBullet"/>
-        <w:spacing w:before="0" w:after="80" w:line="324" w:lineRule="auto"/>
+        <w:spacing w:before="0" w:after="100" w:line="324" w:lineRule="auto"/>
         <w:jc w:val="left"/>
       </w:pPr>
       <w:r>
@@ -2590,7 +2760,7 @@
     <w:p>
       <w:pPr>
         <w:pStyle w:val="ListBullet"/>
-        <w:spacing w:before="0" w:after="80" w:line="324" w:lineRule="auto"/>
+        <w:spacing w:before="0" w:after="100" w:line="324" w:lineRule="auto"/>
         <w:jc w:val="left"/>
       </w:pPr>
       <w:r>
@@ -2617,7 +2787,7 @@
     <w:p>
       <w:pPr>
         <w:pStyle w:val="ListBullet"/>
-        <w:spacing w:before="0" w:after="80" w:line="324" w:lineRule="auto"/>
+        <w:spacing w:before="0" w:after="100" w:line="324" w:lineRule="auto"/>
         <w:jc w:val="left"/>
       </w:pPr>
       <w:r>
@@ -2644,7 +2814,7 @@
     <w:p>
       <w:pPr>
         <w:pStyle w:val="ListBullet"/>
-        <w:spacing w:before="0" w:after="80" w:line="324" w:lineRule="auto"/>
+        <w:spacing w:before="0" w:after="100" w:line="324" w:lineRule="auto"/>
         <w:jc w:val="left"/>
       </w:pPr>
       <w:r>
@@ -2671,7 +2841,7 @@
     <w:p>
       <w:pPr>
         <w:pStyle w:val="ListBullet"/>
-        <w:spacing w:before="0" w:after="80" w:line="324" w:lineRule="auto"/>
+        <w:spacing w:before="0" w:after="100" w:line="324" w:lineRule="auto"/>
         <w:jc w:val="left"/>
       </w:pPr>
       <w:r>
@@ -2697,6 +2867,7 @@
     </w:p>
     <w:p>
       <w:pPr>
+        <w:pStyle w:val="Heading2"/>
         <w:spacing w:before="240" w:after="100" w:line="324" w:lineRule="auto"/>
         <w:jc w:val="left"/>
       </w:pPr>
@@ -2706,14 +2877,14 @@
           <w:b/>
           <w:i w:val="0"/>
           <w:color w:val="000000"/>
-          <w:sz w:val="30"/>
+          <w:sz w:val="29"/>
         </w:rPr>
         <w:t>1.3   Từ điển thuật ngữ</w:t>
       </w:r>
     </w:p>
     <w:p>
       <w:pPr>
-        <w:spacing w:before="0" w:after="100" w:line="324" w:lineRule="auto"/>
+        <w:spacing w:before="0" w:after="120" w:line="324" w:lineRule="auto"/>
         <w:jc w:val="left"/>
       </w:pPr>
       <w:r>
@@ -2734,8 +2905,8 @@
         <w:tblLook w:firstColumn="1" w:firstRow="1" w:lastColumn="0" w:lastRow="0" w:noHBand="0" w:noVBand="1" w:val="04A0"/>
       </w:tblPr>
       <w:tblGrid>
-        <w:gridCol w:w="4677"/>
-        <w:gridCol w:w="4677"/>
+        <w:gridCol w:w="4535"/>
+        <w:gridCol w:w="4535"/>
       </w:tblGrid>
       <w:tr>
         <w:trPr>
@@ -2755,8 +2926,8 @@
             <w:tcMar>
               <w:top w:w="120" w:type="dxa"/>
               <w:bottom w:w="120" w:type="dxa"/>
-              <w:left w:w="160" w:type="dxa"/>
-              <w:right w:w="160" w:type="dxa"/>
+              <w:left w:w="150" w:type="dxa"/>
+              <w:right w:w="150" w:type="dxa"/>
             </w:tcMar>
             <w:vAlign w:val="center"/>
           </w:tcPr>
@@ -2790,8 +2961,8 @@
             <w:tcMar>
               <w:top w:w="120" w:type="dxa"/>
               <w:bottom w:w="120" w:type="dxa"/>
-              <w:left w:w="160" w:type="dxa"/>
-              <w:right w:w="160" w:type="dxa"/>
+              <w:left w:w="150" w:type="dxa"/>
+              <w:right w:w="150" w:type="dxa"/>
             </w:tcMar>
             <w:vAlign w:val="center"/>
           </w:tcPr>
@@ -2830,8 +3001,8 @@
             <w:tcMar>
               <w:top w:w="120" w:type="dxa"/>
               <w:bottom w:w="120" w:type="dxa"/>
-              <w:left w:w="160" w:type="dxa"/>
-              <w:right w:w="160" w:type="dxa"/>
+              <w:left w:w="150" w:type="dxa"/>
+              <w:right w:w="150" w:type="dxa"/>
             </w:tcMar>
             <w:vAlign w:val="center"/>
           </w:tcPr>
@@ -2865,8 +3036,8 @@
             <w:tcMar>
               <w:top w:w="120" w:type="dxa"/>
               <w:bottom w:w="120" w:type="dxa"/>
-              <w:left w:w="160" w:type="dxa"/>
-              <w:right w:w="160" w:type="dxa"/>
+              <w:left w:w="150" w:type="dxa"/>
+              <w:right w:w="150" w:type="dxa"/>
             </w:tcMar>
             <w:vAlign w:val="center"/>
           </w:tcPr>
@@ -2905,8 +3076,8 @@
             <w:tcMar>
               <w:top w:w="120" w:type="dxa"/>
               <w:bottom w:w="120" w:type="dxa"/>
-              <w:left w:w="160" w:type="dxa"/>
-              <w:right w:w="160" w:type="dxa"/>
+              <w:left w:w="150" w:type="dxa"/>
+              <w:right w:w="150" w:type="dxa"/>
             </w:tcMar>
             <w:vAlign w:val="center"/>
           </w:tcPr>
@@ -2940,8 +3111,8 @@
             <w:tcMar>
               <w:top w:w="120" w:type="dxa"/>
               <w:bottom w:w="120" w:type="dxa"/>
-              <w:left w:w="160" w:type="dxa"/>
-              <w:right w:w="160" w:type="dxa"/>
+              <w:left w:w="150" w:type="dxa"/>
+              <w:right w:w="150" w:type="dxa"/>
             </w:tcMar>
             <w:vAlign w:val="center"/>
           </w:tcPr>
@@ -2980,8 +3151,8 @@
             <w:tcMar>
               <w:top w:w="120" w:type="dxa"/>
               <w:bottom w:w="120" w:type="dxa"/>
-              <w:left w:w="160" w:type="dxa"/>
-              <w:right w:w="160" w:type="dxa"/>
+              <w:left w:w="150" w:type="dxa"/>
+              <w:right w:w="150" w:type="dxa"/>
             </w:tcMar>
             <w:vAlign w:val="center"/>
           </w:tcPr>
@@ -3015,8 +3186,8 @@
             <w:tcMar>
               <w:top w:w="120" w:type="dxa"/>
               <w:bottom w:w="120" w:type="dxa"/>
-              <w:left w:w="160" w:type="dxa"/>
-              <w:right w:w="160" w:type="dxa"/>
+              <w:left w:w="150" w:type="dxa"/>
+              <w:right w:w="150" w:type="dxa"/>
             </w:tcMar>
             <w:vAlign w:val="center"/>
           </w:tcPr>
@@ -3055,8 +3226,8 @@
             <w:tcMar>
               <w:top w:w="120" w:type="dxa"/>
               <w:bottom w:w="120" w:type="dxa"/>
-              <w:left w:w="160" w:type="dxa"/>
-              <w:right w:w="160" w:type="dxa"/>
+              <w:left w:w="150" w:type="dxa"/>
+              <w:right w:w="150" w:type="dxa"/>
             </w:tcMar>
             <w:vAlign w:val="center"/>
           </w:tcPr>
@@ -3090,8 +3261,8 @@
             <w:tcMar>
               <w:top w:w="120" w:type="dxa"/>
               <w:bottom w:w="120" w:type="dxa"/>
-              <w:left w:w="160" w:type="dxa"/>
-              <w:right w:w="160" w:type="dxa"/>
+              <w:left w:w="150" w:type="dxa"/>
+              <w:right w:w="150" w:type="dxa"/>
             </w:tcMar>
             <w:vAlign w:val="center"/>
           </w:tcPr>
@@ -3130,8 +3301,8 @@
             <w:tcMar>
               <w:top w:w="120" w:type="dxa"/>
               <w:bottom w:w="120" w:type="dxa"/>
-              <w:left w:w="160" w:type="dxa"/>
-              <w:right w:w="160" w:type="dxa"/>
+              <w:left w:w="150" w:type="dxa"/>
+              <w:right w:w="150" w:type="dxa"/>
             </w:tcMar>
             <w:vAlign w:val="center"/>
           </w:tcPr>
@@ -3165,8 +3336,8 @@
             <w:tcMar>
               <w:top w:w="120" w:type="dxa"/>
               <w:bottom w:w="120" w:type="dxa"/>
-              <w:left w:w="160" w:type="dxa"/>
-              <w:right w:w="160" w:type="dxa"/>
+              <w:left w:w="150" w:type="dxa"/>
+              <w:right w:w="150" w:type="dxa"/>
             </w:tcMar>
             <w:vAlign w:val="center"/>
           </w:tcPr>
@@ -3205,8 +3376,8 @@
             <w:tcMar>
               <w:top w:w="120" w:type="dxa"/>
               <w:bottom w:w="120" w:type="dxa"/>
-              <w:left w:w="160" w:type="dxa"/>
-              <w:right w:w="160" w:type="dxa"/>
+              <w:left w:w="150" w:type="dxa"/>
+              <w:right w:w="150" w:type="dxa"/>
             </w:tcMar>
             <w:vAlign w:val="center"/>
           </w:tcPr>
@@ -3240,8 +3411,8 @@
             <w:tcMar>
               <w:top w:w="120" w:type="dxa"/>
               <w:bottom w:w="120" w:type="dxa"/>
-              <w:left w:w="160" w:type="dxa"/>
-              <w:right w:w="160" w:type="dxa"/>
+              <w:left w:w="150" w:type="dxa"/>
+              <w:right w:w="150" w:type="dxa"/>
             </w:tcMar>
             <w:vAlign w:val="center"/>
           </w:tcPr>
@@ -3280,8 +3451,8 @@
             <w:tcMar>
               <w:top w:w="120" w:type="dxa"/>
               <w:bottom w:w="120" w:type="dxa"/>
-              <w:left w:w="160" w:type="dxa"/>
-              <w:right w:w="160" w:type="dxa"/>
+              <w:left w:w="150" w:type="dxa"/>
+              <w:right w:w="150" w:type="dxa"/>
             </w:tcMar>
             <w:vAlign w:val="center"/>
           </w:tcPr>
@@ -3315,8 +3486,8 @@
             <w:tcMar>
               <w:top w:w="120" w:type="dxa"/>
               <w:bottom w:w="120" w:type="dxa"/>
-              <w:left w:w="160" w:type="dxa"/>
-              <w:right w:w="160" w:type="dxa"/>
+              <w:left w:w="150" w:type="dxa"/>
+              <w:right w:w="150" w:type="dxa"/>
             </w:tcMar>
             <w:vAlign w:val="center"/>
           </w:tcPr>
@@ -3355,8 +3526,8 @@
             <w:tcMar>
               <w:top w:w="120" w:type="dxa"/>
               <w:bottom w:w="120" w:type="dxa"/>
-              <w:left w:w="160" w:type="dxa"/>
-              <w:right w:w="160" w:type="dxa"/>
+              <w:left w:w="150" w:type="dxa"/>
+              <w:right w:w="150" w:type="dxa"/>
             </w:tcMar>
             <w:vAlign w:val="center"/>
           </w:tcPr>
@@ -3390,8 +3561,8 @@
             <w:tcMar>
               <w:top w:w="120" w:type="dxa"/>
               <w:bottom w:w="120" w:type="dxa"/>
-              <w:left w:w="160" w:type="dxa"/>
-              <w:right w:w="160" w:type="dxa"/>
+              <w:left w:w="150" w:type="dxa"/>
+              <w:right w:w="150" w:type="dxa"/>
             </w:tcMar>
             <w:vAlign w:val="center"/>
           </w:tcPr>
@@ -3422,6 +3593,7 @@
     </w:p>
     <w:p>
       <w:pPr>
+        <w:pStyle w:val="Heading2"/>
         <w:spacing w:before="240" w:after="100" w:line="324" w:lineRule="auto"/>
         <w:jc w:val="left"/>
       </w:pPr>
@@ -3431,14 +3603,14 @@
           <w:b/>
           <w:i w:val="0"/>
           <w:color w:val="000000"/>
-          <w:sz w:val="30"/>
+          <w:sz w:val="29"/>
         </w:rPr>
         <w:t>1.4   Tài liệu tham khảo</w:t>
       </w:r>
     </w:p>
     <w:p>
       <w:pPr>
-        <w:spacing w:before="0" w:after="100" w:line="324" w:lineRule="auto"/>
+        <w:spacing w:before="0" w:after="120" w:line="324" w:lineRule="auto"/>
         <w:jc w:val="left"/>
       </w:pPr>
       <w:r>
@@ -3455,7 +3627,7 @@
     <w:p>
       <w:pPr>
         <w:pStyle w:val="ListBullet"/>
-        <w:spacing w:before="0" w:after="80" w:line="324" w:lineRule="auto"/>
+        <w:spacing w:before="0" w:after="100" w:line="324" w:lineRule="auto"/>
         <w:jc w:val="left"/>
       </w:pPr>
       <w:r>
@@ -3482,7 +3654,7 @@
     <w:p>
       <w:pPr>
         <w:pStyle w:val="ListBullet"/>
-        <w:spacing w:before="0" w:after="80" w:line="324" w:lineRule="auto"/>
+        <w:spacing w:before="0" w:after="100" w:line="324" w:lineRule="auto"/>
         <w:jc w:val="left"/>
       </w:pPr>
       <w:r>
@@ -3509,7 +3681,7 @@
     <w:p>
       <w:pPr>
         <w:pStyle w:val="ListBullet"/>
-        <w:spacing w:before="0" w:after="80" w:line="324" w:lineRule="auto"/>
+        <w:spacing w:before="0" w:after="100" w:line="324" w:lineRule="auto"/>
         <w:jc w:val="left"/>
       </w:pPr>
       <w:r>
@@ -3536,7 +3708,7 @@
     <w:p>
       <w:pPr>
         <w:pStyle w:val="ListBullet"/>
-        <w:spacing w:before="0" w:after="80" w:line="324" w:lineRule="auto"/>
+        <w:spacing w:before="0" w:after="100" w:line="324" w:lineRule="auto"/>
         <w:jc w:val="left"/>
       </w:pPr>
       <w:r>
@@ -3563,7 +3735,7 @@
     <w:p>
       <w:pPr>
         <w:pStyle w:val="ListBullet"/>
-        <w:spacing w:before="0" w:after="80" w:line="324" w:lineRule="auto"/>
+        <w:spacing w:before="0" w:after="100" w:line="324" w:lineRule="auto"/>
         <w:jc w:val="left"/>
       </w:pPr>
       <w:r>
@@ -3590,7 +3762,7 @@
     <w:p>
       <w:pPr>
         <w:pStyle w:val="ListBullet"/>
-        <w:spacing w:before="0" w:after="80" w:line="324" w:lineRule="auto"/>
+        <w:spacing w:before="0" w:after="100" w:line="324" w:lineRule="auto"/>
         <w:jc w:val="left"/>
       </w:pPr>
       <w:r>
@@ -3616,6 +3788,7 @@
     </w:p>
     <w:p>
       <w:pPr>
+        <w:pStyle w:val="Heading2"/>
         <w:spacing w:before="240" w:after="100" w:line="324" w:lineRule="auto"/>
         <w:jc w:val="left"/>
       </w:pPr>
@@ -3625,14 +3798,14 @@
           <w:b/>
           <w:i w:val="0"/>
           <w:color w:val="000000"/>
-          <w:sz w:val="30"/>
+          <w:sz w:val="29"/>
         </w:rPr>
         <w:t>1.5   Quy ước mã yêu cầu</w:t>
       </w:r>
     </w:p>
     <w:p>
       <w:pPr>
-        <w:spacing w:before="0" w:after="100" w:line="324" w:lineRule="auto"/>
+        <w:spacing w:before="0" w:after="120" w:line="324" w:lineRule="auto"/>
         <w:jc w:val="left"/>
       </w:pPr>
       <w:r>
@@ -3653,9 +3826,9 @@
         <w:tblLook w:firstColumn="1" w:firstRow="1" w:lastColumn="0" w:lastRow="0" w:noHBand="0" w:noVBand="1" w:val="04A0"/>
       </w:tblPr>
       <w:tblGrid>
-        <w:gridCol w:w="3118"/>
-        <w:gridCol w:w="3118"/>
-        <w:gridCol w:w="3118"/>
+        <w:gridCol w:w="3024"/>
+        <w:gridCol w:w="3024"/>
+        <w:gridCol w:w="3024"/>
       </w:tblGrid>
       <w:tr>
         <w:trPr>
@@ -3675,8 +3848,8 @@
             <w:tcMar>
               <w:top w:w="120" w:type="dxa"/>
               <w:bottom w:w="120" w:type="dxa"/>
-              <w:left w:w="160" w:type="dxa"/>
-              <w:right w:w="160" w:type="dxa"/>
+              <w:left w:w="150" w:type="dxa"/>
+              <w:right w:w="150" w:type="dxa"/>
             </w:tcMar>
             <w:vAlign w:val="center"/>
           </w:tcPr>
@@ -3710,8 +3883,8 @@
             <w:tcMar>
               <w:top w:w="120" w:type="dxa"/>
               <w:bottom w:w="120" w:type="dxa"/>
-              <w:left w:w="160" w:type="dxa"/>
-              <w:right w:w="160" w:type="dxa"/>
+              <w:left w:w="150" w:type="dxa"/>
+              <w:right w:w="150" w:type="dxa"/>
             </w:tcMar>
             <w:vAlign w:val="center"/>
           </w:tcPr>
@@ -3745,8 +3918,8 @@
             <w:tcMar>
               <w:top w:w="120" w:type="dxa"/>
               <w:bottom w:w="120" w:type="dxa"/>
-              <w:left w:w="160" w:type="dxa"/>
-              <w:right w:w="160" w:type="dxa"/>
+              <w:left w:w="150" w:type="dxa"/>
+              <w:right w:w="150" w:type="dxa"/>
             </w:tcMar>
             <w:vAlign w:val="center"/>
           </w:tcPr>
@@ -3785,8 +3958,8 @@
             <w:tcMar>
               <w:top w:w="120" w:type="dxa"/>
               <w:bottom w:w="120" w:type="dxa"/>
-              <w:left w:w="160" w:type="dxa"/>
-              <w:right w:w="160" w:type="dxa"/>
+              <w:left w:w="150" w:type="dxa"/>
+              <w:right w:w="150" w:type="dxa"/>
             </w:tcMar>
             <w:vAlign w:val="center"/>
           </w:tcPr>
@@ -3820,8 +3993,8 @@
             <w:tcMar>
               <w:top w:w="120" w:type="dxa"/>
               <w:bottom w:w="120" w:type="dxa"/>
-              <w:left w:w="160" w:type="dxa"/>
-              <w:right w:w="160" w:type="dxa"/>
+              <w:left w:w="150" w:type="dxa"/>
+              <w:right w:w="150" w:type="dxa"/>
             </w:tcMar>
             <w:vAlign w:val="center"/>
           </w:tcPr>
@@ -3855,8 +4028,8 @@
             <w:tcMar>
               <w:top w:w="120" w:type="dxa"/>
               <w:bottom w:w="120" w:type="dxa"/>
-              <w:left w:w="160" w:type="dxa"/>
-              <w:right w:w="160" w:type="dxa"/>
+              <w:left w:w="150" w:type="dxa"/>
+              <w:right w:w="150" w:type="dxa"/>
             </w:tcMar>
             <w:vAlign w:val="center"/>
           </w:tcPr>
@@ -3895,8 +4068,8 @@
             <w:tcMar>
               <w:top w:w="120" w:type="dxa"/>
               <w:bottom w:w="120" w:type="dxa"/>
-              <w:left w:w="160" w:type="dxa"/>
-              <w:right w:w="160" w:type="dxa"/>
+              <w:left w:w="150" w:type="dxa"/>
+              <w:right w:w="150" w:type="dxa"/>
             </w:tcMar>
             <w:vAlign w:val="center"/>
           </w:tcPr>
@@ -3930,8 +4103,8 @@
             <w:tcMar>
               <w:top w:w="120" w:type="dxa"/>
               <w:bottom w:w="120" w:type="dxa"/>
-              <w:left w:w="160" w:type="dxa"/>
-              <w:right w:w="160" w:type="dxa"/>
+              <w:left w:w="150" w:type="dxa"/>
+              <w:right w:w="150" w:type="dxa"/>
             </w:tcMar>
             <w:vAlign w:val="center"/>
           </w:tcPr>
@@ -3965,8 +4138,8 @@
             <w:tcMar>
               <w:top w:w="120" w:type="dxa"/>
               <w:bottom w:w="120" w:type="dxa"/>
-              <w:left w:w="160" w:type="dxa"/>
-              <w:right w:w="160" w:type="dxa"/>
+              <w:left w:w="150" w:type="dxa"/>
+              <w:right w:w="150" w:type="dxa"/>
             </w:tcMar>
             <w:vAlign w:val="center"/>
           </w:tcPr>
@@ -4005,8 +4178,8 @@
             <w:tcMar>
               <w:top w:w="120" w:type="dxa"/>
               <w:bottom w:w="120" w:type="dxa"/>
-              <w:left w:w="160" w:type="dxa"/>
-              <w:right w:w="160" w:type="dxa"/>
+              <w:left w:w="150" w:type="dxa"/>
+              <w:right w:w="150" w:type="dxa"/>
             </w:tcMar>
             <w:vAlign w:val="center"/>
           </w:tcPr>
@@ -4040,8 +4213,8 @@
             <w:tcMar>
               <w:top w:w="120" w:type="dxa"/>
               <w:bottom w:w="120" w:type="dxa"/>
-              <w:left w:w="160" w:type="dxa"/>
-              <w:right w:w="160" w:type="dxa"/>
+              <w:left w:w="150" w:type="dxa"/>
+              <w:right w:w="150" w:type="dxa"/>
             </w:tcMar>
             <w:vAlign w:val="center"/>
           </w:tcPr>
@@ -4075,8 +4248,8 @@
             <w:tcMar>
               <w:top w:w="120" w:type="dxa"/>
               <w:bottom w:w="120" w:type="dxa"/>
-              <w:left w:w="160" w:type="dxa"/>
-              <w:right w:w="160" w:type="dxa"/>
+              <w:left w:w="150" w:type="dxa"/>
+              <w:right w:w="150" w:type="dxa"/>
             </w:tcMar>
             <w:vAlign w:val="center"/>
           </w:tcPr>
@@ -4115,8 +4288,8 @@
             <w:tcMar>
               <w:top w:w="120" w:type="dxa"/>
               <w:bottom w:w="120" w:type="dxa"/>
-              <w:left w:w="160" w:type="dxa"/>
-              <w:right w:w="160" w:type="dxa"/>
+              <w:left w:w="150" w:type="dxa"/>
+              <w:right w:w="150" w:type="dxa"/>
             </w:tcMar>
             <w:vAlign w:val="center"/>
           </w:tcPr>
@@ -4150,8 +4323,8 @@
             <w:tcMar>
               <w:top w:w="120" w:type="dxa"/>
               <w:bottom w:w="120" w:type="dxa"/>
-              <w:left w:w="160" w:type="dxa"/>
-              <w:right w:w="160" w:type="dxa"/>
+              <w:left w:w="150" w:type="dxa"/>
+              <w:right w:w="150" w:type="dxa"/>
             </w:tcMar>
             <w:vAlign w:val="center"/>
           </w:tcPr>
@@ -4185,8 +4358,8 @@
             <w:tcMar>
               <w:top w:w="120" w:type="dxa"/>
               <w:bottom w:w="120" w:type="dxa"/>
-              <w:left w:w="160" w:type="dxa"/>
-              <w:right w:w="160" w:type="dxa"/>
+              <w:left w:w="150" w:type="dxa"/>
+              <w:right w:w="150" w:type="dxa"/>
             </w:tcMar>
             <w:vAlign w:val="center"/>
           </w:tcPr>
@@ -4225,8 +4398,8 @@
             <w:tcMar>
               <w:top w:w="120" w:type="dxa"/>
               <w:bottom w:w="120" w:type="dxa"/>
-              <w:left w:w="160" w:type="dxa"/>
-              <w:right w:w="160" w:type="dxa"/>
+              <w:left w:w="150" w:type="dxa"/>
+              <w:right w:w="150" w:type="dxa"/>
             </w:tcMar>
             <w:vAlign w:val="center"/>
           </w:tcPr>
@@ -4260,8 +4433,8 @@
             <w:tcMar>
               <w:top w:w="120" w:type="dxa"/>
               <w:bottom w:w="120" w:type="dxa"/>
-              <w:left w:w="160" w:type="dxa"/>
-              <w:right w:w="160" w:type="dxa"/>
+              <w:left w:w="150" w:type="dxa"/>
+              <w:right w:w="150" w:type="dxa"/>
             </w:tcMar>
             <w:vAlign w:val="center"/>
           </w:tcPr>
@@ -4295,8 +4468,8 @@
             <w:tcMar>
               <w:top w:w="120" w:type="dxa"/>
               <w:bottom w:w="120" w:type="dxa"/>
-              <w:left w:w="160" w:type="dxa"/>
-              <w:right w:w="160" w:type="dxa"/>
+              <w:left w:w="150" w:type="dxa"/>
+              <w:right w:w="150" w:type="dxa"/>
             </w:tcMar>
             <w:vAlign w:val="center"/>
           </w:tcPr>
@@ -4335,8 +4508,8 @@
             <w:tcMar>
               <w:top w:w="120" w:type="dxa"/>
               <w:bottom w:w="120" w:type="dxa"/>
-              <w:left w:w="160" w:type="dxa"/>
-              <w:right w:w="160" w:type="dxa"/>
+              <w:left w:w="150" w:type="dxa"/>
+              <w:right w:w="150" w:type="dxa"/>
             </w:tcMar>
             <w:vAlign w:val="center"/>
           </w:tcPr>
@@ -4370,8 +4543,8 @@
             <w:tcMar>
               <w:top w:w="120" w:type="dxa"/>
               <w:bottom w:w="120" w:type="dxa"/>
-              <w:left w:w="160" w:type="dxa"/>
-              <w:right w:w="160" w:type="dxa"/>
+              <w:left w:w="150" w:type="dxa"/>
+              <w:right w:w="150" w:type="dxa"/>
             </w:tcMar>
             <w:vAlign w:val="center"/>
           </w:tcPr>
@@ -4405,8 +4578,8 @@
             <w:tcMar>
               <w:top w:w="120" w:type="dxa"/>
               <w:bottom w:w="120" w:type="dxa"/>
-              <w:left w:w="160" w:type="dxa"/>
-              <w:right w:w="160" w:type="dxa"/>
+              <w:left w:w="150" w:type="dxa"/>
+              <w:right w:w="150" w:type="dxa"/>
             </w:tcMar>
             <w:vAlign w:val="center"/>
           </w:tcPr>
@@ -4437,6 +4610,7 @@
     </w:p>
     <w:p>
       <w:pPr>
+        <w:pStyle w:val="Heading1"/>
         <w:spacing w:before="280" w:after="120" w:line="324" w:lineRule="auto"/>
         <w:jc w:val="left"/>
       </w:pPr>
@@ -4453,6 +4627,7 @@
     </w:p>
     <w:p>
       <w:pPr>
+        <w:pStyle w:val="Heading2"/>
         <w:spacing w:before="240" w:after="100" w:line="324" w:lineRule="auto"/>
         <w:jc w:val="left"/>
       </w:pPr>
@@ -4462,14 +4637,14 @@
           <w:b/>
           <w:i w:val="0"/>
           <w:color w:val="000000"/>
-          <w:sz w:val="30"/>
+          <w:sz w:val="29"/>
         </w:rPr>
         <w:t>2.1   Các tác nhân</w:t>
       </w:r>
     </w:p>
     <w:p>
       <w:pPr>
-        <w:spacing w:before="0" w:after="100" w:line="324" w:lineRule="auto"/>
+        <w:spacing w:before="0" w:after="120" w:line="324" w:lineRule="auto"/>
         <w:jc w:val="left"/>
       </w:pPr>
       <w:r>
@@ -4490,8 +4665,8 @@
         <w:tblLook w:firstColumn="1" w:firstRow="1" w:lastColumn="0" w:lastRow="0" w:noHBand="0" w:noVBand="1" w:val="04A0"/>
       </w:tblPr>
       <w:tblGrid>
-        <w:gridCol w:w="4677"/>
-        <w:gridCol w:w="4677"/>
+        <w:gridCol w:w="4535"/>
+        <w:gridCol w:w="4535"/>
       </w:tblGrid>
       <w:tr>
         <w:trPr>
@@ -4511,8 +4686,8 @@
             <w:tcMar>
               <w:top w:w="120" w:type="dxa"/>
               <w:bottom w:w="120" w:type="dxa"/>
-              <w:left w:w="160" w:type="dxa"/>
-              <w:right w:w="160" w:type="dxa"/>
+              <w:left w:w="150" w:type="dxa"/>
+              <w:right w:w="150" w:type="dxa"/>
             </w:tcMar>
             <w:vAlign w:val="center"/>
           </w:tcPr>
@@ -4546,8 +4721,8 @@
             <w:tcMar>
               <w:top w:w="120" w:type="dxa"/>
               <w:bottom w:w="120" w:type="dxa"/>
-              <w:left w:w="160" w:type="dxa"/>
-              <w:right w:w="160" w:type="dxa"/>
+              <w:left w:w="150" w:type="dxa"/>
+              <w:right w:w="150" w:type="dxa"/>
             </w:tcMar>
             <w:vAlign w:val="center"/>
           </w:tcPr>
@@ -4586,8 +4761,8 @@
             <w:tcMar>
               <w:top w:w="120" w:type="dxa"/>
               <w:bottom w:w="120" w:type="dxa"/>
-              <w:left w:w="160" w:type="dxa"/>
-              <w:right w:w="160" w:type="dxa"/>
+              <w:left w:w="150" w:type="dxa"/>
+              <w:right w:w="150" w:type="dxa"/>
             </w:tcMar>
             <w:vAlign w:val="center"/>
           </w:tcPr>
@@ -4621,8 +4796,8 @@
             <w:tcMar>
               <w:top w:w="120" w:type="dxa"/>
               <w:bottom w:w="120" w:type="dxa"/>
-              <w:left w:w="160" w:type="dxa"/>
-              <w:right w:w="160" w:type="dxa"/>
+              <w:left w:w="150" w:type="dxa"/>
+              <w:right w:w="150" w:type="dxa"/>
             </w:tcMar>
             <w:vAlign w:val="center"/>
           </w:tcPr>
@@ -4661,8 +4836,8 @@
             <w:tcMar>
               <w:top w:w="120" w:type="dxa"/>
               <w:bottom w:w="120" w:type="dxa"/>
-              <w:left w:w="160" w:type="dxa"/>
-              <w:right w:w="160" w:type="dxa"/>
+              <w:left w:w="150" w:type="dxa"/>
+              <w:right w:w="150" w:type="dxa"/>
             </w:tcMar>
             <w:vAlign w:val="center"/>
           </w:tcPr>
@@ -4696,8 +4871,8 @@
             <w:tcMar>
               <w:top w:w="120" w:type="dxa"/>
               <w:bottom w:w="120" w:type="dxa"/>
-              <w:left w:w="160" w:type="dxa"/>
-              <w:right w:w="160" w:type="dxa"/>
+              <w:left w:w="150" w:type="dxa"/>
+              <w:right w:w="150" w:type="dxa"/>
             </w:tcMar>
             <w:vAlign w:val="center"/>
           </w:tcPr>
@@ -4736,8 +4911,8 @@
             <w:tcMar>
               <w:top w:w="120" w:type="dxa"/>
               <w:bottom w:w="120" w:type="dxa"/>
-              <w:left w:w="160" w:type="dxa"/>
-              <w:right w:w="160" w:type="dxa"/>
+              <w:left w:w="150" w:type="dxa"/>
+              <w:right w:w="150" w:type="dxa"/>
             </w:tcMar>
             <w:vAlign w:val="center"/>
           </w:tcPr>
@@ -4771,8 +4946,8 @@
             <w:tcMar>
               <w:top w:w="120" w:type="dxa"/>
               <w:bottom w:w="120" w:type="dxa"/>
-              <w:left w:w="160" w:type="dxa"/>
-              <w:right w:w="160" w:type="dxa"/>
+              <w:left w:w="150" w:type="dxa"/>
+              <w:right w:w="150" w:type="dxa"/>
             </w:tcMar>
             <w:vAlign w:val="center"/>
           </w:tcPr>
@@ -4811,8 +4986,8 @@
             <w:tcMar>
               <w:top w:w="120" w:type="dxa"/>
               <w:bottom w:w="120" w:type="dxa"/>
-              <w:left w:w="160" w:type="dxa"/>
-              <w:right w:w="160" w:type="dxa"/>
+              <w:left w:w="150" w:type="dxa"/>
+              <w:right w:w="150" w:type="dxa"/>
             </w:tcMar>
             <w:vAlign w:val="center"/>
           </w:tcPr>
@@ -4846,8 +5021,8 @@
             <w:tcMar>
               <w:top w:w="120" w:type="dxa"/>
               <w:bottom w:w="120" w:type="dxa"/>
-              <w:left w:w="160" w:type="dxa"/>
-              <w:right w:w="160" w:type="dxa"/>
+              <w:left w:w="150" w:type="dxa"/>
+              <w:right w:w="150" w:type="dxa"/>
             </w:tcMar>
             <w:vAlign w:val="center"/>
           </w:tcPr>
@@ -4886,8 +5061,8 @@
             <w:tcMar>
               <w:top w:w="120" w:type="dxa"/>
               <w:bottom w:w="120" w:type="dxa"/>
-              <w:left w:w="160" w:type="dxa"/>
-              <w:right w:w="160" w:type="dxa"/>
+              <w:left w:w="150" w:type="dxa"/>
+              <w:right w:w="150" w:type="dxa"/>
             </w:tcMar>
             <w:vAlign w:val="center"/>
           </w:tcPr>
@@ -4921,8 +5096,8 @@
             <w:tcMar>
               <w:top w:w="120" w:type="dxa"/>
               <w:bottom w:w="120" w:type="dxa"/>
-              <w:left w:w="160" w:type="dxa"/>
-              <w:right w:w="160" w:type="dxa"/>
+              <w:left w:w="150" w:type="dxa"/>
+              <w:right w:w="150" w:type="dxa"/>
             </w:tcMar>
             <w:vAlign w:val="center"/>
           </w:tcPr>
@@ -4953,6 +5128,7 @@
     </w:p>
     <w:p>
       <w:pPr>
+        <w:pStyle w:val="Heading2"/>
         <w:spacing w:before="240" w:after="100" w:line="324" w:lineRule="auto"/>
         <w:jc w:val="left"/>
       </w:pPr>
@@ -4962,14 +5138,14 @@
           <w:b/>
           <w:i w:val="0"/>
           <w:color w:val="000000"/>
-          <w:sz w:val="30"/>
+          <w:sz w:val="29"/>
         </w:rPr>
         <w:t>2.2   Các chức năng của hệ thống</w:t>
       </w:r>
     </w:p>
     <w:p>
       <w:pPr>
-        <w:spacing w:before="0" w:after="100" w:line="324" w:lineRule="auto"/>
+        <w:spacing w:before="0" w:after="120" w:line="324" w:lineRule="auto"/>
         <w:jc w:val="left"/>
       </w:pPr>
       <w:r>
@@ -4986,7 +5162,7 @@
     <w:p>
       <w:pPr>
         <w:pStyle w:val="ListBullet"/>
-        <w:spacing w:before="0" w:after="80" w:line="324" w:lineRule="auto"/>
+        <w:spacing w:before="0" w:after="100" w:line="324" w:lineRule="auto"/>
         <w:jc w:val="left"/>
       </w:pPr>
       <w:r>
@@ -5013,7 +5189,7 @@
     <w:p>
       <w:pPr>
         <w:pStyle w:val="ListBullet"/>
-        <w:spacing w:before="0" w:after="80" w:line="324" w:lineRule="auto"/>
+        <w:spacing w:before="0" w:after="100" w:line="324" w:lineRule="auto"/>
         <w:jc w:val="left"/>
       </w:pPr>
       <w:r>
@@ -5040,7 +5216,7 @@
     <w:p>
       <w:pPr>
         <w:pStyle w:val="ListBullet"/>
-        <w:spacing w:before="0" w:after="80" w:line="324" w:lineRule="auto"/>
+        <w:spacing w:before="0" w:after="100" w:line="324" w:lineRule="auto"/>
         <w:jc w:val="left"/>
       </w:pPr>
       <w:r>
@@ -5067,7 +5243,7 @@
     <w:p>
       <w:pPr>
         <w:pStyle w:val="ListBullet"/>
-        <w:spacing w:before="0" w:after="80" w:line="324" w:lineRule="auto"/>
+        <w:spacing w:before="0" w:after="100" w:line="324" w:lineRule="auto"/>
         <w:jc w:val="left"/>
       </w:pPr>
       <w:r>
@@ -5094,7 +5270,7 @@
     <w:p>
       <w:pPr>
         <w:pStyle w:val="ListBullet"/>
-        <w:spacing w:before="0" w:after="80" w:line="324" w:lineRule="auto"/>
+        <w:spacing w:before="0" w:after="100" w:line="324" w:lineRule="auto"/>
         <w:jc w:val="left"/>
       </w:pPr>
       <w:r>
@@ -5121,7 +5297,7 @@
     <w:p>
       <w:pPr>
         <w:pStyle w:val="ListBullet"/>
-        <w:spacing w:before="0" w:after="80" w:line="324" w:lineRule="auto"/>
+        <w:spacing w:before="0" w:after="100" w:line="324" w:lineRule="auto"/>
         <w:jc w:val="left"/>
       </w:pPr>
       <w:r>
@@ -5148,7 +5324,7 @@
     <w:p>
       <w:pPr>
         <w:pStyle w:val="ListBullet"/>
-        <w:spacing w:before="0" w:after="80" w:line="324" w:lineRule="auto"/>
+        <w:spacing w:before="0" w:after="100" w:line="324" w:lineRule="auto"/>
         <w:jc w:val="left"/>
       </w:pPr>
       <w:r>
@@ -5175,7 +5351,7 @@
     <w:p>
       <w:pPr>
         <w:pStyle w:val="ListBullet"/>
-        <w:spacing w:before="0" w:after="80" w:line="324" w:lineRule="auto"/>
+        <w:spacing w:before="0" w:after="100" w:line="324" w:lineRule="auto"/>
         <w:jc w:val="left"/>
       </w:pPr>
       <w:r>
@@ -5202,7 +5378,7 @@
     <w:p>
       <w:pPr>
         <w:pStyle w:val="ListBullet"/>
-        <w:spacing w:before="0" w:after="80" w:line="324" w:lineRule="auto"/>
+        <w:spacing w:before="0" w:after="100" w:line="324" w:lineRule="auto"/>
         <w:jc w:val="left"/>
       </w:pPr>
       <w:r>
@@ -5228,6 +5404,7 @@
     </w:p>
     <w:p>
       <w:pPr>
+        <w:pStyle w:val="Heading2"/>
         <w:spacing w:before="240" w:after="100" w:line="324" w:lineRule="auto"/>
         <w:jc w:val="left"/>
       </w:pPr>
@@ -5237,14 +5414,14 @@
           <w:b/>
           <w:i w:val="0"/>
           <w:color w:val="000000"/>
-          <w:sz w:val="30"/>
+          <w:sz w:val="29"/>
         </w:rPr>
         <w:t>2.3   Biểu đồ use case tổng quan</w:t>
       </w:r>
     </w:p>
     <w:p>
       <w:pPr>
-        <w:spacing w:before="0" w:after="100" w:line="324" w:lineRule="auto"/>
+        <w:spacing w:before="0" w:after="120" w:line="324" w:lineRule="auto"/>
         <w:jc w:val="left"/>
       </w:pPr>
       <w:r>
@@ -5255,18 +5432,18 @@
           <w:color w:val="000000"/>
           <w:sz w:val="26"/>
         </w:rPr>
-        <w:t>Hình 2-1 biểu diễn bức tranh tổng quan về mối quan hệ giữa các tác nhân và các gói chức năng chính của hệ thống iTick:</w:t>
+        <w:t>Hình 2-1 biểu diễn bức tranh tổng quan về mối quan hệ giữa các tác nhân và các gói chức năng chính của hệ thống iTick (kết xuất ở độ phân giải 300 DPI chống mờ hạt):</w:t>
       </w:r>
     </w:p>
     <w:p>
       <w:pPr>
-        <w:spacing w:before="120" w:after="80" w:line="324" w:lineRule="auto"/>
+        <w:spacing w:before="160" w:after="80" w:line="324" w:lineRule="auto"/>
         <w:jc w:val="center"/>
       </w:pPr>
       <w:r>
         <w:drawing>
           <wp:inline xmlns:a="http://schemas.openxmlformats.org/drawingml/2006/main" xmlns:pic="http://schemas.openxmlformats.org/drawingml/2006/picture">
-            <wp:extent cx="5669280" cy="3983730"/>
+            <wp:extent cx="5486400" cy="3756832"/>
             <wp:docPr id="1" name="Picture 1"/>
             <wp:cNvGraphicFramePr>
               <a:graphicFrameLocks noChangeAspect="1"/>
@@ -5287,7 +5464,7 @@
                   <pic:spPr>
                     <a:xfrm>
                       <a:off x="0" y="0"/>
-                      <a:ext cx="5669280" cy="3983730"/>
+                      <a:ext cx="5486400" cy="3756832"/>
                     </a:xfrm>
                     <a:prstGeom prst="rect"/>
                   </pic:spPr>
@@ -5311,11 +5488,119 @@
           <w:color w:val="000000"/>
           <w:sz w:val="24"/>
         </w:rPr>
-        <w:t>Hình 2-1: Biểu đồ use case tổng quan của hệ thống iTick</w:t>
+        <w:t>Hình 2-1: Biểu đồ use case tổng quan hệ thống iTick (300 DPI)</w:t>
       </w:r>
     </w:p>
     <w:p>
       <w:pPr>
+        <w:spacing w:before="80" w:after="40" w:line="324" w:lineRule="auto"/>
+        <w:jc w:val="left"/>
+      </w:pPr>
+      <w:r>
+        <w:rPr>
+          <w:rFonts w:ascii="Times New Roman" w:hAnsi="Times New Roman" w:cs="Times New Roman" w:eastAsia="Times New Roman"/>
+          <w:b/>
+          <w:i/>
+          <w:color w:val="1E3A8A"/>
+          <w:sz w:val="23"/>
+        </w:rPr>
+        <w:t>Cú pháp Mermaid Use Case Diagram chuẩn để tùy biến / chỉnh sửa:</w:t>
+      </w:r>
+    </w:p>
+    <w:tbl>
+      <w:tblPr>
+        <w:tblW w:type="auto" w:w="0"/>
+        <w:jc w:val="center"/>
+        <w:tblLook w:firstColumn="1" w:firstRow="1" w:lastColumn="0" w:lastRow="0" w:noHBand="0" w:noVBand="1" w:val="04A0"/>
+      </w:tblPr>
+      <w:tblGrid>
+        <w:gridCol w:w="9071"/>
+      </w:tblGrid>
+      <w:tr>
+        <w:tc>
+          <w:tcPr>
+            <w:tcW w:type="dxa" w:w="8640"/>
+            <w:shd w:fill="F8FAFC"/>
+            <w:tcBorders>
+              <w:top w:val="single" w:sz="4" w:space="0" w:color="94A3B8"/>
+              <w:bottom w:val="single" w:sz="4" w:space="0" w:color="94A3B8"/>
+              <w:left w:val="single" w:sz="4" w:space="0" w:color="94A3B8"/>
+              <w:right w:val="single" w:sz="4" w:space="0" w:color="94A3B8"/>
+            </w:tcBorders>
+            <w:tcMar>
+              <w:top w:w="120" w:type="dxa"/>
+              <w:bottom w:w="120" w:type="dxa"/>
+              <w:left w:w="150" w:type="dxa"/>
+              <w:right w:w="150" w:type="dxa"/>
+            </w:tcMar>
+          </w:tcPr>
+          <w:p>
+            <w:pPr>
+              <w:spacing w:before="80" w:after="80" w:line="276" w:lineRule="auto"/>
+              <w:jc w:val="left"/>
+            </w:pPr>
+            <w:r>
+              <w:rPr>
+                <w:rFonts w:ascii="Consolas" w:hAnsi="Consolas" w:cs="Consolas" w:eastAsia="Consolas"/>
+                <w:b w:val="0"/>
+                <w:i w:val="0"/>
+                <w:color w:val="0F172A"/>
+                <w:sz w:val="20"/>
+              </w:rPr>
+              <w:t>graph LR</w:t>
+              <w:br/>
+              <w:t xml:space="preserve">  subgraph System [Hệ thống iTick Platform]</w:t>
+              <w:br/>
+              <w:t xml:space="preserve">    UC1((UC-01: Đăng ký &amp; Đăng nhập))</w:t>
+              <w:br/>
+              <w:t xml:space="preserve">    UC2((UC-02: Khám phá sự kiện))</w:t>
+              <w:br/>
+              <w:t xml:space="preserve">    UC3((UC-03: Đặt vé &amp; Giữ chỗ 10p))</w:t>
+              <w:br/>
+              <w:t xml:space="preserve">    UC4((UC-04: Áp dụng Voucher))</w:t>
+              <w:br/>
+              <w:t xml:space="preserve">    UC5((UC-05: Thanh toán trực tuyến))</w:t>
+              <w:br/>
+              <w:t xml:space="preserve">    UC6((UC-06: Quản lý vé của tôi))</w:t>
+              <w:br/>
+              <w:t xml:space="preserve">    UC7((UC-07: Soát vé tại cổng))</w:t>
+              <w:br/>
+              <w:t xml:space="preserve">  end</w:t>
+              <w:br/>
+              <w:br/>
+              <w:t xml:space="preserve">  Guest((Khách vãng lai)) --&gt; UC1</w:t>
+              <w:br/>
+              <w:t xml:space="preserve">  Guest --&gt; UC2</w:t>
+              <w:br/>
+              <w:t xml:space="preserve">  Customer((Khách mua vé)) --&gt; UC1</w:t>
+              <w:br/>
+              <w:t xml:space="preserve">  Customer --&gt; UC2</w:t>
+              <w:br/>
+              <w:t xml:space="preserve">  Customer --&gt; UC3</w:t>
+              <w:br/>
+              <w:t xml:space="preserve">  Customer --&gt; UC4</w:t>
+              <w:br/>
+              <w:t xml:space="preserve">  Customer --&gt; UC5</w:t>
+              <w:br/>
+              <w:t xml:space="preserve">  Customer --&gt; UC6</w:t>
+              <w:br/>
+              <w:t xml:space="preserve">  Organizer((Ban tổ chức)) --&gt; UC7</w:t>
+              <w:br/>
+              <w:t xml:space="preserve">  PayOS((Cổng VNPay/PayOS)) -.-&gt; UC5</w:t>
+            </w:r>
+          </w:p>
+        </w:tc>
+      </w:tr>
+    </w:tbl>
+    <w:p>
+      <w:pPr>
+        <w:spacing w:before="0" w:after="120" w:line="324" w:lineRule="auto"/>
+        <w:jc w:val="left"/>
+      </w:pPr>
+    </w:p>
+    <w:p>
+      <w:pPr>
+        <w:pStyle w:val="Heading2"/>
         <w:spacing w:before="240" w:after="100" w:line="324" w:lineRule="auto"/>
         <w:jc w:val="left"/>
       </w:pPr>
@@ -5325,14 +5610,14 @@
           <w:b/>
           <w:i w:val="0"/>
           <w:color w:val="000000"/>
-          <w:sz w:val="30"/>
+          <w:sz w:val="29"/>
         </w:rPr>
         <w:t>2.4   Biểu đồ use case phân rã</w:t>
       </w:r>
     </w:p>
     <w:p>
       <w:pPr>
-        <w:spacing w:before="0" w:after="100" w:line="324" w:lineRule="auto"/>
+        <w:spacing w:before="0" w:after="120" w:line="324" w:lineRule="auto"/>
         <w:jc w:val="left"/>
       </w:pPr>
       <w:r>
@@ -5348,13 +5633,13 @@
     </w:p>
     <w:p>
       <w:pPr>
-        <w:spacing w:before="120" w:after="80" w:line="324" w:lineRule="auto"/>
+        <w:spacing w:before="160" w:after="80" w:line="324" w:lineRule="auto"/>
         <w:jc w:val="center"/>
       </w:pPr>
       <w:r>
         <w:drawing>
           <wp:inline xmlns:a="http://schemas.openxmlformats.org/drawingml/2006/main" xmlns:pic="http://schemas.openxmlformats.org/drawingml/2006/picture">
-            <wp:extent cx="5669280" cy="4262495"/>
+            <wp:extent cx="5486400" cy="4006309"/>
             <wp:docPr id="2" name="Picture 2"/>
             <wp:cNvGraphicFramePr>
               <a:graphicFrameLocks noChangeAspect="1"/>
@@ -5375,7 +5660,7 @@
                   <pic:spPr>
                     <a:xfrm>
                       <a:off x="0" y="0"/>
-                      <a:ext cx="5669280" cy="4262495"/>
+                      <a:ext cx="5486400" cy="4006309"/>
                     </a:xfrm>
                     <a:prstGeom prst="rect"/>
                   </pic:spPr>
@@ -5399,11 +5684,110 @@
           <w:color w:val="000000"/>
           <w:sz w:val="24"/>
         </w:rPr>
-        <w:t>Hình 2-2: Biểu đồ use case phân rã chi tiết của hệ thống iTick</w:t>
+        <w:t>Hình 2-2: Biểu đồ use case phân rã chi tiết các phân hệ (300 DPI)</w:t>
       </w:r>
     </w:p>
     <w:p>
       <w:pPr>
+        <w:spacing w:before="80" w:after="40" w:line="324" w:lineRule="auto"/>
+        <w:jc w:val="left"/>
+      </w:pPr>
+      <w:r>
+        <w:rPr>
+          <w:rFonts w:ascii="Times New Roman" w:hAnsi="Times New Roman" w:cs="Times New Roman" w:eastAsia="Times New Roman"/>
+          <w:b/>
+          <w:i/>
+          <w:color w:val="1E3A8A"/>
+          <w:sz w:val="23"/>
+        </w:rPr>
+        <w:t>Cú pháp PlantUML Use Case Specification chuẩn để tùy biến / chỉnh sửa:</w:t>
+      </w:r>
+    </w:p>
+    <w:tbl>
+      <w:tblPr>
+        <w:tblW w:type="auto" w:w="0"/>
+        <w:jc w:val="center"/>
+        <w:tblLook w:firstColumn="1" w:firstRow="1" w:lastColumn="0" w:lastRow="0" w:noHBand="0" w:noVBand="1" w:val="04A0"/>
+      </w:tblPr>
+      <w:tblGrid>
+        <w:gridCol w:w="9071"/>
+      </w:tblGrid>
+      <w:tr>
+        <w:tc>
+          <w:tcPr>
+            <w:tcW w:type="dxa" w:w="8640"/>
+            <w:shd w:fill="F8FAFC"/>
+            <w:tcBorders>
+              <w:top w:val="single" w:sz="4" w:space="0" w:color="94A3B8"/>
+              <w:bottom w:val="single" w:sz="4" w:space="0" w:color="94A3B8"/>
+              <w:left w:val="single" w:sz="4" w:space="0" w:color="94A3B8"/>
+              <w:right w:val="single" w:sz="4" w:space="0" w:color="94A3B8"/>
+            </w:tcBorders>
+            <w:tcMar>
+              <w:top w:w="120" w:type="dxa"/>
+              <w:bottom w:w="120" w:type="dxa"/>
+              <w:left w:w="150" w:type="dxa"/>
+              <w:right w:w="150" w:type="dxa"/>
+            </w:tcMar>
+          </w:tcPr>
+          <w:p>
+            <w:pPr>
+              <w:spacing w:before="80" w:after="80" w:line="276" w:lineRule="auto"/>
+              <w:jc w:val="left"/>
+            </w:pPr>
+            <w:r>
+              <w:rPr>
+                <w:rFonts w:ascii="Consolas" w:hAnsi="Consolas" w:cs="Consolas" w:eastAsia="Consolas"/>
+                <w:b w:val="0"/>
+                <w:i w:val="0"/>
+                <w:color w:val="0F172A"/>
+                <w:sz w:val="20"/>
+              </w:rPr>
+              <w:t>@startuml</w:t>
+              <w:br/>
+              <w:t>left to right direction</w:t>
+              <w:br/>
+              <w:t>skinparam packageStyle rectangle</w:t>
+              <w:br/>
+              <w:br/>
+              <w:t>(Đặt vé trực tuyến\nCore Booking UC-03) as (Booking)</w:t>
+              <w:br/>
+              <w:t>(Kiểm tra tồn kho &amp; Khóa giữ chỗ 10p) as (Hold)</w:t>
+              <w:br/>
+              <w:t>(Áp dụng mã giảm giá có trần) as (Voucher)</w:t>
+              <w:br/>
+              <w:t>(Thanh toán trực tuyến VNPay) as (Pay)</w:t>
+              <w:br/>
+              <w:t>(Phát hành vé điện tử QR/Barcode) as (QR)</w:t>
+              <w:br/>
+              <w:t>(Trích 5% phí dịch vụ sàn) as (Fee)</w:t>
+              <w:br/>
+              <w:br/>
+              <w:t>(Booking) .&gt; (Hold) : &lt;&lt;include&gt;&gt;</w:t>
+              <w:br/>
+              <w:t>(Booking) .&gt; (QR) : &lt;&lt;include&gt;&gt;</w:t>
+              <w:br/>
+              <w:t>(Booking) .&gt; (Fee) : &lt;&lt;include&gt;&gt;</w:t>
+              <w:br/>
+              <w:t>(Voucher) .&gt; (Booking) : &lt;&lt;extend&gt;&gt;</w:t>
+              <w:br/>
+              <w:t>(Pay) .&gt; (Booking) : &lt;&lt;extend&gt;&gt;</w:t>
+              <w:br/>
+              <w:t>@enduml</w:t>
+            </w:r>
+          </w:p>
+        </w:tc>
+      </w:tr>
+    </w:tbl>
+    <w:p>
+      <w:pPr>
+        <w:spacing w:before="0" w:after="120" w:line="324" w:lineRule="auto"/>
+        <w:jc w:val="left"/>
+      </w:pPr>
+    </w:p>
+    <w:p>
+      <w:pPr>
+        <w:pStyle w:val="Heading2"/>
         <w:spacing w:before="240" w:after="100" w:line="324" w:lineRule="auto"/>
         <w:jc w:val="left"/>
       </w:pPr>
@@ -5413,13 +5797,14 @@
           <w:b/>
           <w:i w:val="0"/>
           <w:color w:val="000000"/>
-          <w:sz w:val="30"/>
+          <w:sz w:val="29"/>
         </w:rPr>
         <w:t>2.5   Quy trình nghiệp vụ</w:t>
       </w:r>
     </w:p>
     <w:p>
       <w:pPr>
+        <w:pStyle w:val="Heading3"/>
         <w:spacing w:before="200" w:after="80" w:line="324" w:lineRule="auto"/>
         <w:jc w:val="left"/>
       </w:pPr>
@@ -5429,14 +5814,14 @@
           <w:b/>
           <w:i w:val="0"/>
           <w:color w:val="000000"/>
-          <w:sz w:val="28"/>
+          <w:sz w:val="27"/>
         </w:rPr>
         <w:t>2.5.1   Quy trình Đặt vé &amp; Thanh toán trực tuyến</w:t>
       </w:r>
     </w:p>
     <w:p>
       <w:pPr>
-        <w:spacing w:before="0" w:after="100" w:line="324" w:lineRule="auto"/>
+        <w:spacing w:before="0" w:after="120" w:line="324" w:lineRule="auto"/>
         <w:jc w:val="left"/>
       </w:pPr>
       <w:r>
@@ -5447,18 +5832,18 @@
           <w:color w:val="000000"/>
           <w:sz w:val="26"/>
         </w:rPr>
-        <w:t>Biểu đồ hoạt động Hình 2-3 mô tả quy trình Đặt vé &amp; Thanh toán. Biểu đồ bao gồm cả luồng thành công và toàn bộ các nhánh rẽ thất bại (hết vé, sai voucher, quá hạn 10 phút, lỗi cổng thanh toán) – đây chính là căn cứ trực tiếp để kiểm thử viên thiết kế các ca kiểm thử âm tính (Negative Test Cases):</w:t>
+        <w:t>Biểu đồ hoạt động Hình 2-3 mô tả quy trình Đặt vé &amp; Thanh toán. Biểu đồ bao gồm cả luồng thành công và toàn bộ các nhánh rẽ thất bại (hết vé, voucher sai, quá hạn 10 phút, lỗi cổng thanh toán) – đây chính là căn cứ trực tiếp để kiểm thử viên thiết kế các ca kiểm thử âm tính (Negative Test Cases):</w:t>
       </w:r>
     </w:p>
     <w:p>
       <w:pPr>
-        <w:spacing w:before="120" w:after="80" w:line="324" w:lineRule="auto"/>
+        <w:spacing w:before="160" w:after="80" w:line="324" w:lineRule="auto"/>
         <w:jc w:val="center"/>
       </w:pPr>
       <w:r>
         <w:drawing>
           <wp:inline xmlns:a="http://schemas.openxmlformats.org/drawingml/2006/main" xmlns:pic="http://schemas.openxmlformats.org/drawingml/2006/picture">
-            <wp:extent cx="5669280" cy="5575870"/>
+            <wp:extent cx="5486400" cy="5447294"/>
             <wp:docPr id="3" name="Picture 3"/>
             <wp:cNvGraphicFramePr>
               <a:graphicFrameLocks noChangeAspect="1"/>
@@ -5479,7 +5864,7 @@
                   <pic:spPr>
                     <a:xfrm>
                       <a:off x="0" y="0"/>
-                      <a:ext cx="5669280" cy="5575870"/>
+                      <a:ext cx="5486400" cy="5447294"/>
                     </a:xfrm>
                     <a:prstGeom prst="rect"/>
                   </pic:spPr>
@@ -5503,11 +5888,98 @@
           <w:color w:val="000000"/>
           <w:sz w:val="24"/>
         </w:rPr>
-        <w:t>Hình 2-3: Biểu đồ hoạt động của quy trình Đặt vé &amp; Thanh toán (bao gồm các nhánh thất bại)</w:t>
+        <w:t>Hình 2-3: Biểu đồ hoạt động của quy trình Đặt vé &amp; Thanh toán (300 DPI)</w:t>
       </w:r>
     </w:p>
     <w:p>
       <w:pPr>
+        <w:spacing w:before="80" w:after="40" w:line="324" w:lineRule="auto"/>
+        <w:jc w:val="left"/>
+      </w:pPr>
+      <w:r>
+        <w:rPr>
+          <w:rFonts w:ascii="Times New Roman" w:hAnsi="Times New Roman" w:cs="Times New Roman" w:eastAsia="Times New Roman"/>
+          <w:b/>
+          <w:i/>
+          <w:color w:val="1E3A8A"/>
+          <w:sz w:val="23"/>
+        </w:rPr>
+        <w:t>Cú pháp Mermaid Activity Flowchart (Đầy đủ nhánh thất bại) chuẩn để tùy biến / chỉnh sửa:</w:t>
+      </w:r>
+    </w:p>
+    <w:tbl>
+      <w:tblPr>
+        <w:tblW w:type="auto" w:w="0"/>
+        <w:jc w:val="center"/>
+        <w:tblLook w:firstColumn="1" w:firstRow="1" w:lastColumn="0" w:lastRow="0" w:noHBand="0" w:noVBand="1" w:val="04A0"/>
+      </w:tblPr>
+      <w:tblGrid>
+        <w:gridCol w:w="9071"/>
+      </w:tblGrid>
+      <w:tr>
+        <w:tc>
+          <w:tcPr>
+            <w:tcW w:type="dxa" w:w="8640"/>
+            <w:shd w:fill="F8FAFC"/>
+            <w:tcBorders>
+              <w:top w:val="single" w:sz="4" w:space="0" w:color="94A3B8"/>
+              <w:bottom w:val="single" w:sz="4" w:space="0" w:color="94A3B8"/>
+              <w:left w:val="single" w:sz="4" w:space="0" w:color="94A3B8"/>
+              <w:right w:val="single" w:sz="4" w:space="0" w:color="94A3B8"/>
+            </w:tcBorders>
+            <w:tcMar>
+              <w:top w:w="120" w:type="dxa"/>
+              <w:bottom w:w="120" w:type="dxa"/>
+              <w:left w:w="150" w:type="dxa"/>
+              <w:right w:w="150" w:type="dxa"/>
+            </w:tcMar>
+          </w:tcPr>
+          <w:p>
+            <w:pPr>
+              <w:spacing w:before="80" w:after="80" w:line="276" w:lineRule="auto"/>
+              <w:jc w:val="left"/>
+            </w:pPr>
+            <w:r>
+              <w:rPr>
+                <w:rFonts w:ascii="Consolas" w:hAnsi="Consolas" w:cs="Consolas" w:eastAsia="Consolas"/>
+                <w:b w:val="0"/>
+                <w:i w:val="0"/>
+                <w:color w:val="0F172A"/>
+                <w:sz w:val="20"/>
+              </w:rPr>
+              <w:t>flowchart TD</w:t>
+              <w:br/>
+              <w:t xml:space="preserve">  Start([Bắt đầu: Khách chọn vé]) --&gt; CheckStock{Còn vé tồn kho?}</w:t>
+              <w:br/>
+              <w:t xml:space="preserve">  CheckStock -- Không đủ / Hết vé --&gt; ErrStock[Báo lỗi ERR_OUT_OF_STOCK] --&gt; EndFail([Kết thúc thất bại])</w:t>
+              <w:br/>
+              <w:t xml:space="preserve">  CheckStock -- Còn vé --&gt; Hold[Khóa giữ chỗ 10 phút / Order PENDING]</w:t>
+              <w:br/>
+              <w:t xml:space="preserve">  Hold --&gt; Timeout{Quá hạn 10 phút?}</w:t>
+              <w:br/>
+              <w:t xml:space="preserve">  Timeout -- Quá 600s --&gt; CancelOrder[Hủy đơn CANCELLED / Hoàn trả vé vào kho] --&gt; EndFail</w:t>
+              <w:br/>
+              <w:t xml:space="preserve">  Timeout -- Trong 10 phút --&gt; PayGateway[Thanh toán VNPay / Nhập Voucher]</w:t>
+              <w:br/>
+              <w:t xml:space="preserve">  PayGateway --&gt; PaySuccess{Giao dịch thành công?}</w:t>
+              <w:br/>
+              <w:t xml:space="preserve">  PaySuccess -- Thất bại --&gt; ErrPay[Báo lỗi ERR_PAYMENT_FAILED] --&gt; RetryPay[Cho phép thử lại trong hạn]</w:t>
+              <w:br/>
+              <w:t xml:space="preserve">  PaySuccess -- Thành công --&gt; IssueTicket[Cập nhật đơn PAID / Cấp mã QR &amp; Barcode] --&gt; EndSuccess([Kết thúc thành công])</w:t>
+            </w:r>
+          </w:p>
+        </w:tc>
+      </w:tr>
+    </w:tbl>
+    <w:p>
+      <w:pPr>
+        <w:spacing w:before="0" w:after="120" w:line="324" w:lineRule="auto"/>
+        <w:jc w:val="left"/>
+      </w:pPr>
+    </w:p>
+    <w:p>
+      <w:pPr>
+        <w:pStyle w:val="Heading2"/>
         <w:spacing w:before="240" w:after="100" w:line="324" w:lineRule="auto"/>
         <w:jc w:val="left"/>
       </w:pPr>
@@ -5517,13 +5989,14 @@
           <w:b/>
           <w:i w:val="0"/>
           <w:color w:val="000000"/>
-          <w:sz w:val="30"/>
+          <w:sz w:val="29"/>
         </w:rPr>
         <w:t>2.6   Đặc tả các use case</w:t>
       </w:r>
     </w:p>
     <w:p>
       <w:pPr>
+        <w:pStyle w:val="Heading3"/>
         <w:spacing w:before="200" w:after="80" w:line="324" w:lineRule="auto"/>
         <w:jc w:val="left"/>
       </w:pPr>
@@ -5533,7 +6006,7 @@
           <w:b/>
           <w:i w:val="0"/>
           <w:color w:val="000000"/>
-          <w:sz w:val="28"/>
+          <w:sz w:val="27"/>
         </w:rPr>
         <w:t>2.6.1   UC-01: Đăng nhập &amp; Xác thực người dùng</w:t>
       </w:r>
@@ -5545,8 +6018,8 @@
         <w:tblLook w:firstColumn="1" w:firstRow="1" w:lastColumn="0" w:lastRow="0" w:noHBand="0" w:noVBand="1" w:val="04A0"/>
       </w:tblPr>
       <w:tblGrid>
-        <w:gridCol w:w="4677"/>
-        <w:gridCol w:w="4677"/>
+        <w:gridCol w:w="4535"/>
+        <w:gridCol w:w="4535"/>
       </w:tblGrid>
       <w:tr>
         <w:trPr>
@@ -5566,8 +6039,8 @@
             <w:tcMar>
               <w:top w:w="120" w:type="dxa"/>
               <w:bottom w:w="120" w:type="dxa"/>
-              <w:left w:w="160" w:type="dxa"/>
-              <w:right w:w="160" w:type="dxa"/>
+              <w:left w:w="150" w:type="dxa"/>
+              <w:right w:w="150" w:type="dxa"/>
             </w:tcMar>
             <w:vAlign w:val="center"/>
           </w:tcPr>
@@ -5601,8 +6074,8 @@
             <w:tcMar>
               <w:top w:w="120" w:type="dxa"/>
               <w:bottom w:w="120" w:type="dxa"/>
-              <w:left w:w="160" w:type="dxa"/>
-              <w:right w:w="160" w:type="dxa"/>
+              <w:left w:w="150" w:type="dxa"/>
+              <w:right w:w="150" w:type="dxa"/>
             </w:tcMar>
             <w:vAlign w:val="center"/>
           </w:tcPr>
@@ -5641,8 +6114,8 @@
             <w:tcMar>
               <w:top w:w="120" w:type="dxa"/>
               <w:bottom w:w="120" w:type="dxa"/>
-              <w:left w:w="160" w:type="dxa"/>
-              <w:right w:w="160" w:type="dxa"/>
+              <w:left w:w="150" w:type="dxa"/>
+              <w:right w:w="150" w:type="dxa"/>
             </w:tcMar>
             <w:vAlign w:val="center"/>
           </w:tcPr>
@@ -5676,8 +6149,8 @@
             <w:tcMar>
               <w:top w:w="120" w:type="dxa"/>
               <w:bottom w:w="120" w:type="dxa"/>
-              <w:left w:w="160" w:type="dxa"/>
-              <w:right w:w="160" w:type="dxa"/>
+              <w:left w:w="150" w:type="dxa"/>
+              <w:right w:w="150" w:type="dxa"/>
             </w:tcMar>
             <w:vAlign w:val="center"/>
           </w:tcPr>
@@ -5716,8 +6189,8 @@
             <w:tcMar>
               <w:top w:w="120" w:type="dxa"/>
               <w:bottom w:w="120" w:type="dxa"/>
-              <w:left w:w="160" w:type="dxa"/>
-              <w:right w:w="160" w:type="dxa"/>
+              <w:left w:w="150" w:type="dxa"/>
+              <w:right w:w="150" w:type="dxa"/>
             </w:tcMar>
             <w:vAlign w:val="center"/>
           </w:tcPr>
@@ -5751,8 +6224,8 @@
             <w:tcMar>
               <w:top w:w="120" w:type="dxa"/>
               <w:bottom w:w="120" w:type="dxa"/>
-              <w:left w:w="160" w:type="dxa"/>
-              <w:right w:w="160" w:type="dxa"/>
+              <w:left w:w="150" w:type="dxa"/>
+              <w:right w:w="150" w:type="dxa"/>
             </w:tcMar>
             <w:vAlign w:val="center"/>
           </w:tcPr>
@@ -5791,8 +6264,8 @@
             <w:tcMar>
               <w:top w:w="120" w:type="dxa"/>
               <w:bottom w:w="120" w:type="dxa"/>
-              <w:left w:w="160" w:type="dxa"/>
-              <w:right w:w="160" w:type="dxa"/>
+              <w:left w:w="150" w:type="dxa"/>
+              <w:right w:w="150" w:type="dxa"/>
             </w:tcMar>
             <w:vAlign w:val="center"/>
           </w:tcPr>
@@ -5826,8 +6299,8 @@
             <w:tcMar>
               <w:top w:w="120" w:type="dxa"/>
               <w:bottom w:w="120" w:type="dxa"/>
-              <w:left w:w="160" w:type="dxa"/>
-              <w:right w:w="160" w:type="dxa"/>
+              <w:left w:w="150" w:type="dxa"/>
+              <w:right w:w="150" w:type="dxa"/>
             </w:tcMar>
             <w:vAlign w:val="center"/>
           </w:tcPr>
@@ -5866,8 +6339,8 @@
             <w:tcMar>
               <w:top w:w="120" w:type="dxa"/>
               <w:bottom w:w="120" w:type="dxa"/>
-              <w:left w:w="160" w:type="dxa"/>
-              <w:right w:w="160" w:type="dxa"/>
+              <w:left w:w="150" w:type="dxa"/>
+              <w:right w:w="150" w:type="dxa"/>
             </w:tcMar>
             <w:vAlign w:val="center"/>
           </w:tcPr>
@@ -5901,8 +6374,8 @@
             <w:tcMar>
               <w:top w:w="120" w:type="dxa"/>
               <w:bottom w:w="120" w:type="dxa"/>
-              <w:left w:w="160" w:type="dxa"/>
-              <w:right w:w="160" w:type="dxa"/>
+              <w:left w:w="150" w:type="dxa"/>
+              <w:right w:w="150" w:type="dxa"/>
             </w:tcMar>
             <w:vAlign w:val="center"/>
           </w:tcPr>
@@ -5941,8 +6414,8 @@
             <w:tcMar>
               <w:top w:w="120" w:type="dxa"/>
               <w:bottom w:w="120" w:type="dxa"/>
-              <w:left w:w="160" w:type="dxa"/>
-              <w:right w:w="160" w:type="dxa"/>
+              <w:left w:w="150" w:type="dxa"/>
+              <w:right w:w="150" w:type="dxa"/>
             </w:tcMar>
             <w:vAlign w:val="center"/>
           </w:tcPr>
@@ -5976,8 +6449,8 @@
             <w:tcMar>
               <w:top w:w="120" w:type="dxa"/>
               <w:bottom w:w="120" w:type="dxa"/>
-              <w:left w:w="160" w:type="dxa"/>
-              <w:right w:w="160" w:type="dxa"/>
+              <w:left w:w="150" w:type="dxa"/>
+              <w:right w:w="150" w:type="dxa"/>
             </w:tcMar>
             <w:vAlign w:val="center"/>
           </w:tcPr>
@@ -6016,8 +6489,8 @@
             <w:tcMar>
               <w:top w:w="120" w:type="dxa"/>
               <w:bottom w:w="120" w:type="dxa"/>
-              <w:left w:w="160" w:type="dxa"/>
-              <w:right w:w="160" w:type="dxa"/>
+              <w:left w:w="150" w:type="dxa"/>
+              <w:right w:w="150" w:type="dxa"/>
             </w:tcMar>
             <w:vAlign w:val="center"/>
           </w:tcPr>
@@ -6051,8 +6524,8 @@
             <w:tcMar>
               <w:top w:w="120" w:type="dxa"/>
               <w:bottom w:w="120" w:type="dxa"/>
-              <w:left w:w="160" w:type="dxa"/>
-              <w:right w:w="160" w:type="dxa"/>
+              <w:left w:w="150" w:type="dxa"/>
+              <w:right w:w="150" w:type="dxa"/>
             </w:tcMar>
             <w:vAlign w:val="center"/>
           </w:tcPr>
@@ -6091,8 +6564,8 @@
             <w:tcMar>
               <w:top w:w="120" w:type="dxa"/>
               <w:bottom w:w="120" w:type="dxa"/>
-              <w:left w:w="160" w:type="dxa"/>
-              <w:right w:w="160" w:type="dxa"/>
+              <w:left w:w="150" w:type="dxa"/>
+              <w:right w:w="150" w:type="dxa"/>
             </w:tcMar>
             <w:vAlign w:val="center"/>
           </w:tcPr>
@@ -6126,8 +6599,8 @@
             <w:tcMar>
               <w:top w:w="120" w:type="dxa"/>
               <w:bottom w:w="120" w:type="dxa"/>
-              <w:left w:w="160" w:type="dxa"/>
-              <w:right w:w="160" w:type="dxa"/>
+              <w:left w:w="150" w:type="dxa"/>
+              <w:right w:w="150" w:type="dxa"/>
             </w:tcMar>
             <w:vAlign w:val="center"/>
           </w:tcPr>
@@ -6176,8 +6649,8 @@
             <w:tcMar>
               <w:top w:w="120" w:type="dxa"/>
               <w:bottom w:w="120" w:type="dxa"/>
-              <w:left w:w="160" w:type="dxa"/>
-              <w:right w:w="160" w:type="dxa"/>
+              <w:left w:w="150" w:type="dxa"/>
+              <w:right w:w="150" w:type="dxa"/>
             </w:tcMar>
             <w:vAlign w:val="center"/>
           </w:tcPr>
@@ -6211,8 +6684,8 @@
             <w:tcMar>
               <w:top w:w="120" w:type="dxa"/>
               <w:bottom w:w="120" w:type="dxa"/>
-              <w:left w:w="160" w:type="dxa"/>
-              <w:right w:w="160" w:type="dxa"/>
+              <w:left w:w="150" w:type="dxa"/>
+              <w:right w:w="150" w:type="dxa"/>
             </w:tcMar>
             <w:vAlign w:val="center"/>
           </w:tcPr>
@@ -6255,8 +6728,8 @@
             <w:tcMar>
               <w:top w:w="120" w:type="dxa"/>
               <w:bottom w:w="120" w:type="dxa"/>
-              <w:left w:w="160" w:type="dxa"/>
-              <w:right w:w="160" w:type="dxa"/>
+              <w:left w:w="150" w:type="dxa"/>
+              <w:right w:w="150" w:type="dxa"/>
             </w:tcMar>
             <w:vAlign w:val="center"/>
           </w:tcPr>
@@ -6290,8 +6763,8 @@
             <w:tcMar>
               <w:top w:w="120" w:type="dxa"/>
               <w:bottom w:w="120" w:type="dxa"/>
-              <w:left w:w="160" w:type="dxa"/>
-              <w:right w:w="160" w:type="dxa"/>
+              <w:left w:w="150" w:type="dxa"/>
+              <w:right w:w="150" w:type="dxa"/>
             </w:tcMar>
             <w:vAlign w:val="center"/>
           </w:tcPr>
@@ -6330,8 +6803,8 @@
             <w:tcMar>
               <w:top w:w="120" w:type="dxa"/>
               <w:bottom w:w="120" w:type="dxa"/>
-              <w:left w:w="160" w:type="dxa"/>
-              <w:right w:w="160" w:type="dxa"/>
+              <w:left w:w="150" w:type="dxa"/>
+              <w:right w:w="150" w:type="dxa"/>
             </w:tcMar>
             <w:vAlign w:val="center"/>
           </w:tcPr>
@@ -6365,8 +6838,8 @@
             <w:tcMar>
               <w:top w:w="120" w:type="dxa"/>
               <w:bottom w:w="120" w:type="dxa"/>
-              <w:left w:w="160" w:type="dxa"/>
-              <w:right w:w="160" w:type="dxa"/>
+              <w:left w:w="150" w:type="dxa"/>
+              <w:right w:w="150" w:type="dxa"/>
             </w:tcMar>
             <w:vAlign w:val="center"/>
           </w:tcPr>
@@ -6407,8 +6880,8 @@
             <w:tcMar>
               <w:top w:w="120" w:type="dxa"/>
               <w:bottom w:w="120" w:type="dxa"/>
-              <w:left w:w="160" w:type="dxa"/>
-              <w:right w:w="160" w:type="dxa"/>
+              <w:left w:w="150" w:type="dxa"/>
+              <w:right w:w="150" w:type="dxa"/>
             </w:tcMar>
             <w:vAlign w:val="center"/>
           </w:tcPr>
@@ -6442,8 +6915,8 @@
             <w:tcMar>
               <w:top w:w="120" w:type="dxa"/>
               <w:bottom w:w="120" w:type="dxa"/>
-              <w:left w:w="160" w:type="dxa"/>
-              <w:right w:w="160" w:type="dxa"/>
+              <w:left w:w="150" w:type="dxa"/>
+              <w:right w:w="150" w:type="dxa"/>
             </w:tcMar>
             <w:vAlign w:val="center"/>
           </w:tcPr>
@@ -6484,8 +6957,8 @@
             <w:tcMar>
               <w:top w:w="120" w:type="dxa"/>
               <w:bottom w:w="120" w:type="dxa"/>
-              <w:left w:w="160" w:type="dxa"/>
-              <w:right w:w="160" w:type="dxa"/>
+              <w:left w:w="150" w:type="dxa"/>
+              <w:right w:w="150" w:type="dxa"/>
             </w:tcMar>
             <w:vAlign w:val="center"/>
           </w:tcPr>
@@ -6519,8 +6992,8 @@
             <w:tcMar>
               <w:top w:w="120" w:type="dxa"/>
               <w:bottom w:w="120" w:type="dxa"/>
-              <w:left w:w="160" w:type="dxa"/>
-              <w:right w:w="160" w:type="dxa"/>
+              <w:left w:w="150" w:type="dxa"/>
+              <w:right w:w="150" w:type="dxa"/>
             </w:tcMar>
             <w:vAlign w:val="center"/>
           </w:tcPr>
@@ -6551,7 +7024,7 @@
     </w:p>
     <w:p>
       <w:pPr>
-        <w:spacing w:before="0" w:after="100" w:line="324" w:lineRule="auto"/>
+        <w:spacing w:before="0" w:after="120" w:line="324" w:lineRule="auto"/>
         <w:jc w:val="left"/>
       </w:pPr>
       <w:r>
@@ -6572,12 +7045,12 @@
         <w:tblLook w:firstColumn="1" w:firstRow="1" w:lastColumn="0" w:lastRow="0" w:noHBand="0" w:noVBand="1" w:val="04A0"/>
       </w:tblPr>
       <w:tblGrid>
-        <w:gridCol w:w="1559"/>
-        <w:gridCol w:w="1559"/>
-        <w:gridCol w:w="1559"/>
-        <w:gridCol w:w="1559"/>
-        <w:gridCol w:w="1559"/>
-        <w:gridCol w:w="1559"/>
+        <w:gridCol w:w="1512"/>
+        <w:gridCol w:w="1512"/>
+        <w:gridCol w:w="1512"/>
+        <w:gridCol w:w="1512"/>
+        <w:gridCol w:w="1512"/>
+        <w:gridCol w:w="1512"/>
       </w:tblGrid>
       <w:tr>
         <w:trPr>
@@ -6597,8 +7070,8 @@
             <w:tcMar>
               <w:top w:w="120" w:type="dxa"/>
               <w:bottom w:w="120" w:type="dxa"/>
-              <w:left w:w="160" w:type="dxa"/>
-              <w:right w:w="160" w:type="dxa"/>
+              <w:left w:w="150" w:type="dxa"/>
+              <w:right w:w="150" w:type="dxa"/>
             </w:tcMar>
             <w:vAlign w:val="center"/>
           </w:tcPr>
@@ -6632,8 +7105,8 @@
             <w:tcMar>
               <w:top w:w="120" w:type="dxa"/>
               <w:bottom w:w="120" w:type="dxa"/>
-              <w:left w:w="160" w:type="dxa"/>
-              <w:right w:w="160" w:type="dxa"/>
+              <w:left w:w="150" w:type="dxa"/>
+              <w:right w:w="150" w:type="dxa"/>
             </w:tcMar>
             <w:vAlign w:val="center"/>
           </w:tcPr>
@@ -6667,8 +7140,8 @@
             <w:tcMar>
               <w:top w:w="120" w:type="dxa"/>
               <w:bottom w:w="120" w:type="dxa"/>
-              <w:left w:w="160" w:type="dxa"/>
-              <w:right w:w="160" w:type="dxa"/>
+              <w:left w:w="150" w:type="dxa"/>
+              <w:right w:w="150" w:type="dxa"/>
             </w:tcMar>
             <w:vAlign w:val="center"/>
           </w:tcPr>
@@ -6702,8 +7175,8 @@
             <w:tcMar>
               <w:top w:w="120" w:type="dxa"/>
               <w:bottom w:w="120" w:type="dxa"/>
-              <w:left w:w="160" w:type="dxa"/>
-              <w:right w:w="160" w:type="dxa"/>
+              <w:left w:w="150" w:type="dxa"/>
+              <w:right w:w="150" w:type="dxa"/>
             </w:tcMar>
             <w:vAlign w:val="center"/>
           </w:tcPr>
@@ -6737,8 +7210,8 @@
             <w:tcMar>
               <w:top w:w="120" w:type="dxa"/>
               <w:bottom w:w="120" w:type="dxa"/>
-              <w:left w:w="160" w:type="dxa"/>
-              <w:right w:w="160" w:type="dxa"/>
+              <w:left w:w="150" w:type="dxa"/>
+              <w:right w:w="150" w:type="dxa"/>
             </w:tcMar>
             <w:vAlign w:val="center"/>
           </w:tcPr>
@@ -6772,8 +7245,8 @@
             <w:tcMar>
               <w:top w:w="120" w:type="dxa"/>
               <w:bottom w:w="120" w:type="dxa"/>
-              <w:left w:w="160" w:type="dxa"/>
-              <w:right w:w="160" w:type="dxa"/>
+              <w:left w:w="150" w:type="dxa"/>
+              <w:right w:w="150" w:type="dxa"/>
             </w:tcMar>
             <w:vAlign w:val="center"/>
           </w:tcPr>
@@ -6812,8 +7285,8 @@
             <w:tcMar>
               <w:top w:w="120" w:type="dxa"/>
               <w:bottom w:w="120" w:type="dxa"/>
-              <w:left w:w="160" w:type="dxa"/>
-              <w:right w:w="160" w:type="dxa"/>
+              <w:left w:w="150" w:type="dxa"/>
+              <w:right w:w="150" w:type="dxa"/>
             </w:tcMar>
             <w:vAlign w:val="center"/>
           </w:tcPr>
@@ -6847,8 +7320,8 @@
             <w:tcMar>
               <w:top w:w="120" w:type="dxa"/>
               <w:bottom w:w="120" w:type="dxa"/>
-              <w:left w:w="160" w:type="dxa"/>
-              <w:right w:w="160" w:type="dxa"/>
+              <w:left w:w="150" w:type="dxa"/>
+              <w:right w:w="150" w:type="dxa"/>
             </w:tcMar>
             <w:vAlign w:val="center"/>
           </w:tcPr>
@@ -6882,8 +7355,8 @@
             <w:tcMar>
               <w:top w:w="120" w:type="dxa"/>
               <w:bottom w:w="120" w:type="dxa"/>
-              <w:left w:w="160" w:type="dxa"/>
-              <w:right w:w="160" w:type="dxa"/>
+              <w:left w:w="150" w:type="dxa"/>
+              <w:right w:w="150" w:type="dxa"/>
             </w:tcMar>
             <w:vAlign w:val="center"/>
           </w:tcPr>
@@ -6917,8 +7390,8 @@
             <w:tcMar>
               <w:top w:w="120" w:type="dxa"/>
               <w:bottom w:w="120" w:type="dxa"/>
-              <w:left w:w="160" w:type="dxa"/>
-              <w:right w:w="160" w:type="dxa"/>
+              <w:left w:w="150" w:type="dxa"/>
+              <w:right w:w="150" w:type="dxa"/>
             </w:tcMar>
             <w:vAlign w:val="center"/>
           </w:tcPr>
@@ -6952,8 +7425,8 @@
             <w:tcMar>
               <w:top w:w="120" w:type="dxa"/>
               <w:bottom w:w="120" w:type="dxa"/>
-              <w:left w:w="160" w:type="dxa"/>
-              <w:right w:w="160" w:type="dxa"/>
+              <w:left w:w="150" w:type="dxa"/>
+              <w:right w:w="150" w:type="dxa"/>
             </w:tcMar>
             <w:vAlign w:val="center"/>
           </w:tcPr>
@@ -6987,8 +7460,8 @@
             <w:tcMar>
               <w:top w:w="120" w:type="dxa"/>
               <w:bottom w:w="120" w:type="dxa"/>
-              <w:left w:w="160" w:type="dxa"/>
-              <w:right w:w="160" w:type="dxa"/>
+              <w:left w:w="150" w:type="dxa"/>
+              <w:right w:w="150" w:type="dxa"/>
             </w:tcMar>
             <w:vAlign w:val="center"/>
           </w:tcPr>
@@ -7027,8 +7500,8 @@
             <w:tcMar>
               <w:top w:w="120" w:type="dxa"/>
               <w:bottom w:w="120" w:type="dxa"/>
-              <w:left w:w="160" w:type="dxa"/>
-              <w:right w:w="160" w:type="dxa"/>
+              <w:left w:w="150" w:type="dxa"/>
+              <w:right w:w="150" w:type="dxa"/>
             </w:tcMar>
             <w:vAlign w:val="center"/>
           </w:tcPr>
@@ -7062,8 +7535,8 @@
             <w:tcMar>
               <w:top w:w="120" w:type="dxa"/>
               <w:bottom w:w="120" w:type="dxa"/>
-              <w:left w:w="160" w:type="dxa"/>
-              <w:right w:w="160" w:type="dxa"/>
+              <w:left w:w="150" w:type="dxa"/>
+              <w:right w:w="150" w:type="dxa"/>
             </w:tcMar>
             <w:vAlign w:val="center"/>
           </w:tcPr>
@@ -7097,8 +7570,8 @@
             <w:tcMar>
               <w:top w:w="120" w:type="dxa"/>
               <w:bottom w:w="120" w:type="dxa"/>
-              <w:left w:w="160" w:type="dxa"/>
-              <w:right w:w="160" w:type="dxa"/>
+              <w:left w:w="150" w:type="dxa"/>
+              <w:right w:w="150" w:type="dxa"/>
             </w:tcMar>
             <w:vAlign w:val="center"/>
           </w:tcPr>
@@ -7132,8 +7605,8 @@
             <w:tcMar>
               <w:top w:w="120" w:type="dxa"/>
               <w:bottom w:w="120" w:type="dxa"/>
-              <w:left w:w="160" w:type="dxa"/>
-              <w:right w:w="160" w:type="dxa"/>
+              <w:left w:w="150" w:type="dxa"/>
+              <w:right w:w="150" w:type="dxa"/>
             </w:tcMar>
             <w:vAlign w:val="center"/>
           </w:tcPr>
@@ -7167,8 +7640,8 @@
             <w:tcMar>
               <w:top w:w="120" w:type="dxa"/>
               <w:bottom w:w="120" w:type="dxa"/>
-              <w:left w:w="160" w:type="dxa"/>
-              <w:right w:w="160" w:type="dxa"/>
+              <w:left w:w="150" w:type="dxa"/>
+              <w:right w:w="150" w:type="dxa"/>
             </w:tcMar>
             <w:vAlign w:val="center"/>
           </w:tcPr>
@@ -7202,8 +7675,8 @@
             <w:tcMar>
               <w:top w:w="120" w:type="dxa"/>
               <w:bottom w:w="120" w:type="dxa"/>
-              <w:left w:w="160" w:type="dxa"/>
-              <w:right w:w="160" w:type="dxa"/>
+              <w:left w:w="150" w:type="dxa"/>
+              <w:right w:w="150" w:type="dxa"/>
             </w:tcMar>
             <w:vAlign w:val="center"/>
           </w:tcPr>
@@ -7234,7 +7707,7 @@
     </w:p>
     <w:p>
       <w:pPr>
-        <w:spacing w:before="120" w:after="80" w:line="324" w:lineRule="auto"/>
+        <w:spacing w:before="160" w:after="80" w:line="324" w:lineRule="auto"/>
         <w:jc w:val="center"/>
       </w:pPr>
       <w:r>
@@ -7290,6 +7763,7 @@
     </w:p>
     <w:p>
       <w:pPr>
+        <w:pStyle w:val="Heading3"/>
         <w:spacing w:before="200" w:after="80" w:line="324" w:lineRule="auto"/>
         <w:jc w:val="left"/>
       </w:pPr>
@@ -7299,7 +7773,7 @@
           <w:b/>
           <w:i w:val="0"/>
           <w:color w:val="000000"/>
-          <w:sz w:val="28"/>
+          <w:sz w:val="27"/>
         </w:rPr>
         <w:t>2.6.2   UC-03: Đặt vé &amp; Khóa giữ chỗ 10 phút</w:t>
       </w:r>
@@ -7311,8 +7785,8 @@
         <w:tblLook w:firstColumn="1" w:firstRow="1" w:lastColumn="0" w:lastRow="0" w:noHBand="0" w:noVBand="1" w:val="04A0"/>
       </w:tblPr>
       <w:tblGrid>
-        <w:gridCol w:w="4677"/>
-        <w:gridCol w:w="4677"/>
+        <w:gridCol w:w="4535"/>
+        <w:gridCol w:w="4535"/>
       </w:tblGrid>
       <w:tr>
         <w:trPr>
@@ -7332,8 +7806,8 @@
             <w:tcMar>
               <w:top w:w="120" w:type="dxa"/>
               <w:bottom w:w="120" w:type="dxa"/>
-              <w:left w:w="160" w:type="dxa"/>
-              <w:right w:w="160" w:type="dxa"/>
+              <w:left w:w="150" w:type="dxa"/>
+              <w:right w:w="150" w:type="dxa"/>
             </w:tcMar>
             <w:vAlign w:val="center"/>
           </w:tcPr>
@@ -7367,8 +7841,8 @@
             <w:tcMar>
               <w:top w:w="120" w:type="dxa"/>
               <w:bottom w:w="120" w:type="dxa"/>
-              <w:left w:w="160" w:type="dxa"/>
-              <w:right w:w="160" w:type="dxa"/>
+              <w:left w:w="150" w:type="dxa"/>
+              <w:right w:w="150" w:type="dxa"/>
             </w:tcMar>
             <w:vAlign w:val="center"/>
           </w:tcPr>
@@ -7407,8 +7881,8 @@
             <w:tcMar>
               <w:top w:w="120" w:type="dxa"/>
               <w:bottom w:w="120" w:type="dxa"/>
-              <w:left w:w="160" w:type="dxa"/>
-              <w:right w:w="160" w:type="dxa"/>
+              <w:left w:w="150" w:type="dxa"/>
+              <w:right w:w="150" w:type="dxa"/>
             </w:tcMar>
             <w:vAlign w:val="center"/>
           </w:tcPr>
@@ -7442,8 +7916,8 @@
             <w:tcMar>
               <w:top w:w="120" w:type="dxa"/>
               <w:bottom w:w="120" w:type="dxa"/>
-              <w:left w:w="160" w:type="dxa"/>
-              <w:right w:w="160" w:type="dxa"/>
+              <w:left w:w="150" w:type="dxa"/>
+              <w:right w:w="150" w:type="dxa"/>
             </w:tcMar>
             <w:vAlign w:val="center"/>
           </w:tcPr>
@@ -7482,8 +7956,8 @@
             <w:tcMar>
               <w:top w:w="120" w:type="dxa"/>
               <w:bottom w:w="120" w:type="dxa"/>
-              <w:left w:w="160" w:type="dxa"/>
-              <w:right w:w="160" w:type="dxa"/>
+              <w:left w:w="150" w:type="dxa"/>
+              <w:right w:w="150" w:type="dxa"/>
             </w:tcMar>
             <w:vAlign w:val="center"/>
           </w:tcPr>
@@ -7517,8 +7991,8 @@
             <w:tcMar>
               <w:top w:w="120" w:type="dxa"/>
               <w:bottom w:w="120" w:type="dxa"/>
-              <w:left w:w="160" w:type="dxa"/>
-              <w:right w:w="160" w:type="dxa"/>
+              <w:left w:w="150" w:type="dxa"/>
+              <w:right w:w="150" w:type="dxa"/>
             </w:tcMar>
             <w:vAlign w:val="center"/>
           </w:tcPr>
@@ -7557,8 +8031,8 @@
             <w:tcMar>
               <w:top w:w="120" w:type="dxa"/>
               <w:bottom w:w="120" w:type="dxa"/>
-              <w:left w:w="160" w:type="dxa"/>
-              <w:right w:w="160" w:type="dxa"/>
+              <w:left w:w="150" w:type="dxa"/>
+              <w:right w:w="150" w:type="dxa"/>
             </w:tcMar>
             <w:vAlign w:val="center"/>
           </w:tcPr>
@@ -7592,8 +8066,8 @@
             <w:tcMar>
               <w:top w:w="120" w:type="dxa"/>
               <w:bottom w:w="120" w:type="dxa"/>
-              <w:left w:w="160" w:type="dxa"/>
-              <w:right w:w="160" w:type="dxa"/>
+              <w:left w:w="150" w:type="dxa"/>
+              <w:right w:w="150" w:type="dxa"/>
             </w:tcMar>
             <w:vAlign w:val="center"/>
           </w:tcPr>
@@ -7632,8 +8106,8 @@
             <w:tcMar>
               <w:top w:w="120" w:type="dxa"/>
               <w:bottom w:w="120" w:type="dxa"/>
-              <w:left w:w="160" w:type="dxa"/>
-              <w:right w:w="160" w:type="dxa"/>
+              <w:left w:w="150" w:type="dxa"/>
+              <w:right w:w="150" w:type="dxa"/>
             </w:tcMar>
             <w:vAlign w:val="center"/>
           </w:tcPr>
@@ -7667,8 +8141,8 @@
             <w:tcMar>
               <w:top w:w="120" w:type="dxa"/>
               <w:bottom w:w="120" w:type="dxa"/>
-              <w:left w:w="160" w:type="dxa"/>
-              <w:right w:w="160" w:type="dxa"/>
+              <w:left w:w="150" w:type="dxa"/>
+              <w:right w:w="150" w:type="dxa"/>
             </w:tcMar>
             <w:vAlign w:val="center"/>
           </w:tcPr>
@@ -7707,8 +8181,8 @@
             <w:tcMar>
               <w:top w:w="120" w:type="dxa"/>
               <w:bottom w:w="120" w:type="dxa"/>
-              <w:left w:w="160" w:type="dxa"/>
-              <w:right w:w="160" w:type="dxa"/>
+              <w:left w:w="150" w:type="dxa"/>
+              <w:right w:w="150" w:type="dxa"/>
             </w:tcMar>
             <w:vAlign w:val="center"/>
           </w:tcPr>
@@ -7742,8 +8216,8 @@
             <w:tcMar>
               <w:top w:w="120" w:type="dxa"/>
               <w:bottom w:w="120" w:type="dxa"/>
-              <w:left w:w="160" w:type="dxa"/>
-              <w:right w:w="160" w:type="dxa"/>
+              <w:left w:w="150" w:type="dxa"/>
+              <w:right w:w="150" w:type="dxa"/>
             </w:tcMar>
             <w:vAlign w:val="center"/>
           </w:tcPr>
@@ -7782,8 +8256,8 @@
             <w:tcMar>
               <w:top w:w="120" w:type="dxa"/>
               <w:bottom w:w="120" w:type="dxa"/>
-              <w:left w:w="160" w:type="dxa"/>
-              <w:right w:w="160" w:type="dxa"/>
+              <w:left w:w="150" w:type="dxa"/>
+              <w:right w:w="150" w:type="dxa"/>
             </w:tcMar>
             <w:vAlign w:val="center"/>
           </w:tcPr>
@@ -7817,8 +8291,8 @@
             <w:tcMar>
               <w:top w:w="120" w:type="dxa"/>
               <w:bottom w:w="120" w:type="dxa"/>
-              <w:left w:w="160" w:type="dxa"/>
-              <w:right w:w="160" w:type="dxa"/>
+              <w:left w:w="150" w:type="dxa"/>
+              <w:right w:w="150" w:type="dxa"/>
             </w:tcMar>
             <w:vAlign w:val="center"/>
           </w:tcPr>
@@ -7857,8 +8331,8 @@
             <w:tcMar>
               <w:top w:w="120" w:type="dxa"/>
               <w:bottom w:w="120" w:type="dxa"/>
-              <w:left w:w="160" w:type="dxa"/>
-              <w:right w:w="160" w:type="dxa"/>
+              <w:left w:w="150" w:type="dxa"/>
+              <w:right w:w="150" w:type="dxa"/>
             </w:tcMar>
             <w:vAlign w:val="center"/>
           </w:tcPr>
@@ -7892,8 +8366,8 @@
             <w:tcMar>
               <w:top w:w="120" w:type="dxa"/>
               <w:bottom w:w="120" w:type="dxa"/>
-              <w:left w:w="160" w:type="dxa"/>
-              <w:right w:w="160" w:type="dxa"/>
+              <w:left w:w="150" w:type="dxa"/>
+              <w:right w:w="150" w:type="dxa"/>
             </w:tcMar>
             <w:vAlign w:val="center"/>
           </w:tcPr>
@@ -7942,8 +8416,8 @@
             <w:tcMar>
               <w:top w:w="120" w:type="dxa"/>
               <w:bottom w:w="120" w:type="dxa"/>
-              <w:left w:w="160" w:type="dxa"/>
-              <w:right w:w="160" w:type="dxa"/>
+              <w:left w:w="150" w:type="dxa"/>
+              <w:right w:w="150" w:type="dxa"/>
             </w:tcMar>
             <w:vAlign w:val="center"/>
           </w:tcPr>
@@ -7977,8 +8451,8 @@
             <w:tcMar>
               <w:top w:w="120" w:type="dxa"/>
               <w:bottom w:w="120" w:type="dxa"/>
-              <w:left w:w="160" w:type="dxa"/>
-              <w:right w:w="160" w:type="dxa"/>
+              <w:left w:w="150" w:type="dxa"/>
+              <w:right w:w="150" w:type="dxa"/>
             </w:tcMar>
             <w:vAlign w:val="center"/>
           </w:tcPr>
@@ -8021,8 +8495,8 @@
             <w:tcMar>
               <w:top w:w="120" w:type="dxa"/>
               <w:bottom w:w="120" w:type="dxa"/>
-              <w:left w:w="160" w:type="dxa"/>
-              <w:right w:w="160" w:type="dxa"/>
+              <w:left w:w="150" w:type="dxa"/>
+              <w:right w:w="150" w:type="dxa"/>
             </w:tcMar>
             <w:vAlign w:val="center"/>
           </w:tcPr>
@@ -8056,8 +8530,8 @@
             <w:tcMar>
               <w:top w:w="120" w:type="dxa"/>
               <w:bottom w:w="120" w:type="dxa"/>
-              <w:left w:w="160" w:type="dxa"/>
-              <w:right w:w="160" w:type="dxa"/>
+              <w:left w:w="150" w:type="dxa"/>
+              <w:right w:w="150" w:type="dxa"/>
             </w:tcMar>
             <w:vAlign w:val="center"/>
           </w:tcPr>
@@ -8096,8 +8570,8 @@
             <w:tcMar>
               <w:top w:w="120" w:type="dxa"/>
               <w:bottom w:w="120" w:type="dxa"/>
-              <w:left w:w="160" w:type="dxa"/>
-              <w:right w:w="160" w:type="dxa"/>
+              <w:left w:w="150" w:type="dxa"/>
+              <w:right w:w="150" w:type="dxa"/>
             </w:tcMar>
             <w:vAlign w:val="center"/>
           </w:tcPr>
@@ -8131,8 +8605,8 @@
             <w:tcMar>
               <w:top w:w="120" w:type="dxa"/>
               <w:bottom w:w="120" w:type="dxa"/>
-              <w:left w:w="160" w:type="dxa"/>
-              <w:right w:w="160" w:type="dxa"/>
+              <w:left w:w="150" w:type="dxa"/>
+              <w:right w:w="150" w:type="dxa"/>
             </w:tcMar>
             <w:vAlign w:val="center"/>
           </w:tcPr>
@@ -8173,8 +8647,8 @@
             <w:tcMar>
               <w:top w:w="120" w:type="dxa"/>
               <w:bottom w:w="120" w:type="dxa"/>
-              <w:left w:w="160" w:type="dxa"/>
-              <w:right w:w="160" w:type="dxa"/>
+              <w:left w:w="150" w:type="dxa"/>
+              <w:right w:w="150" w:type="dxa"/>
             </w:tcMar>
             <w:vAlign w:val="center"/>
           </w:tcPr>
@@ -8208,8 +8682,8 @@
             <w:tcMar>
               <w:top w:w="120" w:type="dxa"/>
               <w:bottom w:w="120" w:type="dxa"/>
-              <w:left w:w="160" w:type="dxa"/>
-              <w:right w:w="160" w:type="dxa"/>
+              <w:left w:w="150" w:type="dxa"/>
+              <w:right w:w="150" w:type="dxa"/>
             </w:tcMar>
             <w:vAlign w:val="center"/>
           </w:tcPr>
@@ -8248,8 +8722,8 @@
             <w:tcMar>
               <w:top w:w="120" w:type="dxa"/>
               <w:bottom w:w="120" w:type="dxa"/>
-              <w:left w:w="160" w:type="dxa"/>
-              <w:right w:w="160" w:type="dxa"/>
+              <w:left w:w="150" w:type="dxa"/>
+              <w:right w:w="150" w:type="dxa"/>
             </w:tcMar>
             <w:vAlign w:val="center"/>
           </w:tcPr>
@@ -8283,8 +8757,8 @@
             <w:tcMar>
               <w:top w:w="120" w:type="dxa"/>
               <w:bottom w:w="120" w:type="dxa"/>
-              <w:left w:w="160" w:type="dxa"/>
-              <w:right w:w="160" w:type="dxa"/>
+              <w:left w:w="150" w:type="dxa"/>
+              <w:right w:w="150" w:type="dxa"/>
             </w:tcMar>
             <w:vAlign w:val="center"/>
           </w:tcPr>
@@ -8315,7 +8789,7 @@
     </w:p>
     <w:p>
       <w:pPr>
-        <w:spacing w:before="0" w:after="100" w:line="324" w:lineRule="auto"/>
+        <w:spacing w:before="0" w:after="120" w:line="324" w:lineRule="auto"/>
         <w:jc w:val="left"/>
       </w:pPr>
       <w:r>
@@ -8336,12 +8810,12 @@
         <w:tblLook w:firstColumn="1" w:firstRow="1" w:lastColumn="0" w:lastRow="0" w:noHBand="0" w:noVBand="1" w:val="04A0"/>
       </w:tblPr>
       <w:tblGrid>
-        <w:gridCol w:w="1559"/>
-        <w:gridCol w:w="1559"/>
-        <w:gridCol w:w="1559"/>
-        <w:gridCol w:w="1559"/>
-        <w:gridCol w:w="1559"/>
-        <w:gridCol w:w="1559"/>
+        <w:gridCol w:w="1512"/>
+        <w:gridCol w:w="1512"/>
+        <w:gridCol w:w="1512"/>
+        <w:gridCol w:w="1512"/>
+        <w:gridCol w:w="1512"/>
+        <w:gridCol w:w="1512"/>
       </w:tblGrid>
       <w:tr>
         <w:trPr>
@@ -8361,8 +8835,8 @@
             <w:tcMar>
               <w:top w:w="120" w:type="dxa"/>
               <w:bottom w:w="120" w:type="dxa"/>
-              <w:left w:w="160" w:type="dxa"/>
-              <w:right w:w="160" w:type="dxa"/>
+              <w:left w:w="150" w:type="dxa"/>
+              <w:right w:w="150" w:type="dxa"/>
             </w:tcMar>
             <w:vAlign w:val="center"/>
           </w:tcPr>
@@ -8396,8 +8870,8 @@
             <w:tcMar>
               <w:top w:w="120" w:type="dxa"/>
               <w:bottom w:w="120" w:type="dxa"/>
-              <w:left w:w="160" w:type="dxa"/>
-              <w:right w:w="160" w:type="dxa"/>
+              <w:left w:w="150" w:type="dxa"/>
+              <w:right w:w="150" w:type="dxa"/>
             </w:tcMar>
             <w:vAlign w:val="center"/>
           </w:tcPr>
@@ -8431,8 +8905,8 @@
             <w:tcMar>
               <w:top w:w="120" w:type="dxa"/>
               <w:bottom w:w="120" w:type="dxa"/>
-              <w:left w:w="160" w:type="dxa"/>
-              <w:right w:w="160" w:type="dxa"/>
+              <w:left w:w="150" w:type="dxa"/>
+              <w:right w:w="150" w:type="dxa"/>
             </w:tcMar>
             <w:vAlign w:val="center"/>
           </w:tcPr>
@@ -8466,8 +8940,8 @@
             <w:tcMar>
               <w:top w:w="120" w:type="dxa"/>
               <w:bottom w:w="120" w:type="dxa"/>
-              <w:left w:w="160" w:type="dxa"/>
-              <w:right w:w="160" w:type="dxa"/>
+              <w:left w:w="150" w:type="dxa"/>
+              <w:right w:w="150" w:type="dxa"/>
             </w:tcMar>
             <w:vAlign w:val="center"/>
           </w:tcPr>
@@ -8501,8 +8975,8 @@
             <w:tcMar>
               <w:top w:w="120" w:type="dxa"/>
               <w:bottom w:w="120" w:type="dxa"/>
-              <w:left w:w="160" w:type="dxa"/>
-              <w:right w:w="160" w:type="dxa"/>
+              <w:left w:w="150" w:type="dxa"/>
+              <w:right w:w="150" w:type="dxa"/>
             </w:tcMar>
             <w:vAlign w:val="center"/>
           </w:tcPr>
@@ -8536,8 +9010,8 @@
             <w:tcMar>
               <w:top w:w="120" w:type="dxa"/>
               <w:bottom w:w="120" w:type="dxa"/>
-              <w:left w:w="160" w:type="dxa"/>
-              <w:right w:w="160" w:type="dxa"/>
+              <w:left w:w="150" w:type="dxa"/>
+              <w:right w:w="150" w:type="dxa"/>
             </w:tcMar>
             <w:vAlign w:val="center"/>
           </w:tcPr>
@@ -8576,8 +9050,8 @@
             <w:tcMar>
               <w:top w:w="120" w:type="dxa"/>
               <w:bottom w:w="120" w:type="dxa"/>
-              <w:left w:w="160" w:type="dxa"/>
-              <w:right w:w="160" w:type="dxa"/>
+              <w:left w:w="150" w:type="dxa"/>
+              <w:right w:w="150" w:type="dxa"/>
             </w:tcMar>
             <w:vAlign w:val="center"/>
           </w:tcPr>
@@ -8611,8 +9085,8 @@
             <w:tcMar>
               <w:top w:w="120" w:type="dxa"/>
               <w:bottom w:w="120" w:type="dxa"/>
-              <w:left w:w="160" w:type="dxa"/>
-              <w:right w:w="160" w:type="dxa"/>
+              <w:left w:w="150" w:type="dxa"/>
+              <w:right w:w="150" w:type="dxa"/>
             </w:tcMar>
             <w:vAlign w:val="center"/>
           </w:tcPr>
@@ -8646,8 +9120,8 @@
             <w:tcMar>
               <w:top w:w="120" w:type="dxa"/>
               <w:bottom w:w="120" w:type="dxa"/>
-              <w:left w:w="160" w:type="dxa"/>
-              <w:right w:w="160" w:type="dxa"/>
+              <w:left w:w="150" w:type="dxa"/>
+              <w:right w:w="150" w:type="dxa"/>
             </w:tcMar>
             <w:vAlign w:val="center"/>
           </w:tcPr>
@@ -8681,8 +9155,8 @@
             <w:tcMar>
               <w:top w:w="120" w:type="dxa"/>
               <w:bottom w:w="120" w:type="dxa"/>
-              <w:left w:w="160" w:type="dxa"/>
-              <w:right w:w="160" w:type="dxa"/>
+              <w:left w:w="150" w:type="dxa"/>
+              <w:right w:w="150" w:type="dxa"/>
             </w:tcMar>
             <w:vAlign w:val="center"/>
           </w:tcPr>
@@ -8716,8 +9190,8 @@
             <w:tcMar>
               <w:top w:w="120" w:type="dxa"/>
               <w:bottom w:w="120" w:type="dxa"/>
-              <w:left w:w="160" w:type="dxa"/>
-              <w:right w:w="160" w:type="dxa"/>
+              <w:left w:w="150" w:type="dxa"/>
+              <w:right w:w="150" w:type="dxa"/>
             </w:tcMar>
             <w:vAlign w:val="center"/>
           </w:tcPr>
@@ -8751,8 +9225,8 @@
             <w:tcMar>
               <w:top w:w="120" w:type="dxa"/>
               <w:bottom w:w="120" w:type="dxa"/>
-              <w:left w:w="160" w:type="dxa"/>
-              <w:right w:w="160" w:type="dxa"/>
+              <w:left w:w="150" w:type="dxa"/>
+              <w:right w:w="150" w:type="dxa"/>
             </w:tcMar>
             <w:vAlign w:val="center"/>
           </w:tcPr>
@@ -8791,8 +9265,8 @@
             <w:tcMar>
               <w:top w:w="120" w:type="dxa"/>
               <w:bottom w:w="120" w:type="dxa"/>
-              <w:left w:w="160" w:type="dxa"/>
-              <w:right w:w="160" w:type="dxa"/>
+              <w:left w:w="150" w:type="dxa"/>
+              <w:right w:w="150" w:type="dxa"/>
             </w:tcMar>
             <w:vAlign w:val="center"/>
           </w:tcPr>
@@ -8826,8 +9300,8 @@
             <w:tcMar>
               <w:top w:w="120" w:type="dxa"/>
               <w:bottom w:w="120" w:type="dxa"/>
-              <w:left w:w="160" w:type="dxa"/>
-              <w:right w:w="160" w:type="dxa"/>
+              <w:left w:w="150" w:type="dxa"/>
+              <w:right w:w="150" w:type="dxa"/>
             </w:tcMar>
             <w:vAlign w:val="center"/>
           </w:tcPr>
@@ -8861,8 +9335,8 @@
             <w:tcMar>
               <w:top w:w="120" w:type="dxa"/>
               <w:bottom w:w="120" w:type="dxa"/>
-              <w:left w:w="160" w:type="dxa"/>
-              <w:right w:w="160" w:type="dxa"/>
+              <w:left w:w="150" w:type="dxa"/>
+              <w:right w:w="150" w:type="dxa"/>
             </w:tcMar>
             <w:vAlign w:val="center"/>
           </w:tcPr>
@@ -8896,8 +9370,8 @@
             <w:tcMar>
               <w:top w:w="120" w:type="dxa"/>
               <w:bottom w:w="120" w:type="dxa"/>
-              <w:left w:w="160" w:type="dxa"/>
-              <w:right w:w="160" w:type="dxa"/>
+              <w:left w:w="150" w:type="dxa"/>
+              <w:right w:w="150" w:type="dxa"/>
             </w:tcMar>
             <w:vAlign w:val="center"/>
           </w:tcPr>
@@ -8931,8 +9405,8 @@
             <w:tcMar>
               <w:top w:w="120" w:type="dxa"/>
               <w:bottom w:w="120" w:type="dxa"/>
-              <w:left w:w="160" w:type="dxa"/>
-              <w:right w:w="160" w:type="dxa"/>
+              <w:left w:w="150" w:type="dxa"/>
+              <w:right w:w="150" w:type="dxa"/>
             </w:tcMar>
             <w:vAlign w:val="center"/>
           </w:tcPr>
@@ -8966,8 +9440,8 @@
             <w:tcMar>
               <w:top w:w="120" w:type="dxa"/>
               <w:bottom w:w="120" w:type="dxa"/>
-              <w:left w:w="160" w:type="dxa"/>
-              <w:right w:w="160" w:type="dxa"/>
+              <w:left w:w="150" w:type="dxa"/>
+              <w:right w:w="150" w:type="dxa"/>
             </w:tcMar>
             <w:vAlign w:val="center"/>
           </w:tcPr>
@@ -9006,8 +9480,8 @@
             <w:tcMar>
               <w:top w:w="120" w:type="dxa"/>
               <w:bottom w:w="120" w:type="dxa"/>
-              <w:left w:w="160" w:type="dxa"/>
-              <w:right w:w="160" w:type="dxa"/>
+              <w:left w:w="150" w:type="dxa"/>
+              <w:right w:w="150" w:type="dxa"/>
             </w:tcMar>
             <w:vAlign w:val="center"/>
           </w:tcPr>
@@ -9041,8 +9515,8 @@
             <w:tcMar>
               <w:top w:w="120" w:type="dxa"/>
               <w:bottom w:w="120" w:type="dxa"/>
-              <w:left w:w="160" w:type="dxa"/>
-              <w:right w:w="160" w:type="dxa"/>
+              <w:left w:w="150" w:type="dxa"/>
+              <w:right w:w="150" w:type="dxa"/>
             </w:tcMar>
             <w:vAlign w:val="center"/>
           </w:tcPr>
@@ -9076,8 +9550,8 @@
             <w:tcMar>
               <w:top w:w="120" w:type="dxa"/>
               <w:bottom w:w="120" w:type="dxa"/>
-              <w:left w:w="160" w:type="dxa"/>
-              <w:right w:w="160" w:type="dxa"/>
+              <w:left w:w="150" w:type="dxa"/>
+              <w:right w:w="150" w:type="dxa"/>
             </w:tcMar>
             <w:vAlign w:val="center"/>
           </w:tcPr>
@@ -9111,8 +9585,8 @@
             <w:tcMar>
               <w:top w:w="120" w:type="dxa"/>
               <w:bottom w:w="120" w:type="dxa"/>
-              <w:left w:w="160" w:type="dxa"/>
-              <w:right w:w="160" w:type="dxa"/>
+              <w:left w:w="150" w:type="dxa"/>
+              <w:right w:w="150" w:type="dxa"/>
             </w:tcMar>
             <w:vAlign w:val="center"/>
           </w:tcPr>
@@ -9146,8 +9620,8 @@
             <w:tcMar>
               <w:top w:w="120" w:type="dxa"/>
               <w:bottom w:w="120" w:type="dxa"/>
-              <w:left w:w="160" w:type="dxa"/>
-              <w:right w:w="160" w:type="dxa"/>
+              <w:left w:w="150" w:type="dxa"/>
+              <w:right w:w="150" w:type="dxa"/>
             </w:tcMar>
             <w:vAlign w:val="center"/>
           </w:tcPr>
@@ -9181,8 +9655,8 @@
             <w:tcMar>
               <w:top w:w="120" w:type="dxa"/>
               <w:bottom w:w="120" w:type="dxa"/>
-              <w:left w:w="160" w:type="dxa"/>
-              <w:right w:w="160" w:type="dxa"/>
+              <w:left w:w="150" w:type="dxa"/>
+              <w:right w:w="150" w:type="dxa"/>
             </w:tcMar>
             <w:vAlign w:val="center"/>
           </w:tcPr>
@@ -9221,8 +9695,8 @@
             <w:tcMar>
               <w:top w:w="120" w:type="dxa"/>
               <w:bottom w:w="120" w:type="dxa"/>
-              <w:left w:w="160" w:type="dxa"/>
-              <w:right w:w="160" w:type="dxa"/>
+              <w:left w:w="150" w:type="dxa"/>
+              <w:right w:w="150" w:type="dxa"/>
             </w:tcMar>
             <w:vAlign w:val="center"/>
           </w:tcPr>
@@ -9256,8 +9730,8 @@
             <w:tcMar>
               <w:top w:w="120" w:type="dxa"/>
               <w:bottom w:w="120" w:type="dxa"/>
-              <w:left w:w="160" w:type="dxa"/>
-              <w:right w:w="160" w:type="dxa"/>
+              <w:left w:w="150" w:type="dxa"/>
+              <w:right w:w="150" w:type="dxa"/>
             </w:tcMar>
             <w:vAlign w:val="center"/>
           </w:tcPr>
@@ -9291,8 +9765,8 @@
             <w:tcMar>
               <w:top w:w="120" w:type="dxa"/>
               <w:bottom w:w="120" w:type="dxa"/>
-              <w:left w:w="160" w:type="dxa"/>
-              <w:right w:w="160" w:type="dxa"/>
+              <w:left w:w="150" w:type="dxa"/>
+              <w:right w:w="150" w:type="dxa"/>
             </w:tcMar>
             <w:vAlign w:val="center"/>
           </w:tcPr>
@@ -9326,8 +9800,8 @@
             <w:tcMar>
               <w:top w:w="120" w:type="dxa"/>
               <w:bottom w:w="120" w:type="dxa"/>
-              <w:left w:w="160" w:type="dxa"/>
-              <w:right w:w="160" w:type="dxa"/>
+              <w:left w:w="150" w:type="dxa"/>
+              <w:right w:w="150" w:type="dxa"/>
             </w:tcMar>
             <w:vAlign w:val="center"/>
           </w:tcPr>
@@ -9361,8 +9835,8 @@
             <w:tcMar>
               <w:top w:w="120" w:type="dxa"/>
               <w:bottom w:w="120" w:type="dxa"/>
-              <w:left w:w="160" w:type="dxa"/>
-              <w:right w:w="160" w:type="dxa"/>
+              <w:left w:w="150" w:type="dxa"/>
+              <w:right w:w="150" w:type="dxa"/>
             </w:tcMar>
             <w:vAlign w:val="center"/>
           </w:tcPr>
@@ -9396,8 +9870,8 @@
             <w:tcMar>
               <w:top w:w="120" w:type="dxa"/>
               <w:bottom w:w="120" w:type="dxa"/>
-              <w:left w:w="160" w:type="dxa"/>
-              <w:right w:w="160" w:type="dxa"/>
+              <w:left w:w="150" w:type="dxa"/>
+              <w:right w:w="150" w:type="dxa"/>
             </w:tcMar>
             <w:vAlign w:val="center"/>
           </w:tcPr>
@@ -9436,8 +9910,8 @@
             <w:tcMar>
               <w:top w:w="120" w:type="dxa"/>
               <w:bottom w:w="120" w:type="dxa"/>
-              <w:left w:w="160" w:type="dxa"/>
-              <w:right w:w="160" w:type="dxa"/>
+              <w:left w:w="150" w:type="dxa"/>
+              <w:right w:w="150" w:type="dxa"/>
             </w:tcMar>
             <w:vAlign w:val="center"/>
           </w:tcPr>
@@ -9471,8 +9945,8 @@
             <w:tcMar>
               <w:top w:w="120" w:type="dxa"/>
               <w:bottom w:w="120" w:type="dxa"/>
-              <w:left w:w="160" w:type="dxa"/>
-              <w:right w:w="160" w:type="dxa"/>
+              <w:left w:w="150" w:type="dxa"/>
+              <w:right w:w="150" w:type="dxa"/>
             </w:tcMar>
             <w:vAlign w:val="center"/>
           </w:tcPr>
@@ -9506,8 +9980,8 @@
             <w:tcMar>
               <w:top w:w="120" w:type="dxa"/>
               <w:bottom w:w="120" w:type="dxa"/>
-              <w:left w:w="160" w:type="dxa"/>
-              <w:right w:w="160" w:type="dxa"/>
+              <w:left w:w="150" w:type="dxa"/>
+              <w:right w:w="150" w:type="dxa"/>
             </w:tcMar>
             <w:vAlign w:val="center"/>
           </w:tcPr>
@@ -9541,8 +10015,8 @@
             <w:tcMar>
               <w:top w:w="120" w:type="dxa"/>
               <w:bottom w:w="120" w:type="dxa"/>
-              <w:left w:w="160" w:type="dxa"/>
-              <w:right w:w="160" w:type="dxa"/>
+              <w:left w:w="150" w:type="dxa"/>
+              <w:right w:w="150" w:type="dxa"/>
             </w:tcMar>
             <w:vAlign w:val="center"/>
           </w:tcPr>
@@ -9576,8 +10050,8 @@
             <w:tcMar>
               <w:top w:w="120" w:type="dxa"/>
               <w:bottom w:w="120" w:type="dxa"/>
-              <w:left w:w="160" w:type="dxa"/>
-              <w:right w:w="160" w:type="dxa"/>
+              <w:left w:w="150" w:type="dxa"/>
+              <w:right w:w="150" w:type="dxa"/>
             </w:tcMar>
             <w:vAlign w:val="center"/>
           </w:tcPr>
@@ -9611,8 +10085,8 @@
             <w:tcMar>
               <w:top w:w="120" w:type="dxa"/>
               <w:bottom w:w="120" w:type="dxa"/>
-              <w:left w:w="160" w:type="dxa"/>
-              <w:right w:w="160" w:type="dxa"/>
+              <w:left w:w="150" w:type="dxa"/>
+              <w:right w:w="150" w:type="dxa"/>
             </w:tcMar>
             <w:vAlign w:val="center"/>
           </w:tcPr>
@@ -9651,8 +10125,8 @@
             <w:tcMar>
               <w:top w:w="120" w:type="dxa"/>
               <w:bottom w:w="120" w:type="dxa"/>
-              <w:left w:w="160" w:type="dxa"/>
-              <w:right w:w="160" w:type="dxa"/>
+              <w:left w:w="150" w:type="dxa"/>
+              <w:right w:w="150" w:type="dxa"/>
             </w:tcMar>
             <w:vAlign w:val="center"/>
           </w:tcPr>
@@ -9686,8 +10160,8 @@
             <w:tcMar>
               <w:top w:w="120" w:type="dxa"/>
               <w:bottom w:w="120" w:type="dxa"/>
-              <w:left w:w="160" w:type="dxa"/>
-              <w:right w:w="160" w:type="dxa"/>
+              <w:left w:w="150" w:type="dxa"/>
+              <w:right w:w="150" w:type="dxa"/>
             </w:tcMar>
             <w:vAlign w:val="center"/>
           </w:tcPr>
@@ -9721,8 +10195,8 @@
             <w:tcMar>
               <w:top w:w="120" w:type="dxa"/>
               <w:bottom w:w="120" w:type="dxa"/>
-              <w:left w:w="160" w:type="dxa"/>
-              <w:right w:w="160" w:type="dxa"/>
+              <w:left w:w="150" w:type="dxa"/>
+              <w:right w:w="150" w:type="dxa"/>
             </w:tcMar>
             <w:vAlign w:val="center"/>
           </w:tcPr>
@@ -9756,8 +10230,8 @@
             <w:tcMar>
               <w:top w:w="120" w:type="dxa"/>
               <w:bottom w:w="120" w:type="dxa"/>
-              <w:left w:w="160" w:type="dxa"/>
-              <w:right w:w="160" w:type="dxa"/>
+              <w:left w:w="150" w:type="dxa"/>
+              <w:right w:w="150" w:type="dxa"/>
             </w:tcMar>
             <w:vAlign w:val="center"/>
           </w:tcPr>
@@ -9791,8 +10265,8 @@
             <w:tcMar>
               <w:top w:w="120" w:type="dxa"/>
               <w:bottom w:w="120" w:type="dxa"/>
-              <w:left w:w="160" w:type="dxa"/>
-              <w:right w:w="160" w:type="dxa"/>
+              <w:left w:w="150" w:type="dxa"/>
+              <w:right w:w="150" w:type="dxa"/>
             </w:tcMar>
             <w:vAlign w:val="center"/>
           </w:tcPr>
@@ -9826,8 +10300,8 @@
             <w:tcMar>
               <w:top w:w="120" w:type="dxa"/>
               <w:bottom w:w="120" w:type="dxa"/>
-              <w:left w:w="160" w:type="dxa"/>
-              <w:right w:w="160" w:type="dxa"/>
+              <w:left w:w="150" w:type="dxa"/>
+              <w:right w:w="150" w:type="dxa"/>
             </w:tcMar>
             <w:vAlign w:val="center"/>
           </w:tcPr>
@@ -9858,7 +10332,7 @@
     </w:p>
     <w:p>
       <w:pPr>
-        <w:spacing w:before="120" w:after="80" w:line="324" w:lineRule="auto"/>
+        <w:spacing w:before="160" w:after="80" w:line="324" w:lineRule="auto"/>
         <w:jc w:val="center"/>
       </w:pPr>
       <w:r>
@@ -9914,6 +10388,7 @@
     </w:p>
     <w:p>
       <w:pPr>
+        <w:pStyle w:val="Heading3"/>
         <w:spacing w:before="200" w:after="80" w:line="324" w:lineRule="auto"/>
         <w:jc w:val="left"/>
       </w:pPr>
@@ -9923,7 +10398,7 @@
           <w:b/>
           <w:i w:val="0"/>
           <w:color w:val="000000"/>
-          <w:sz w:val="28"/>
+          <w:sz w:val="27"/>
         </w:rPr>
         <w:t>2.6.3   UC-04: Áp dụng Mã giảm giá (Voucher)</w:t>
       </w:r>
@@ -9935,8 +10410,8 @@
         <w:tblLook w:firstColumn="1" w:firstRow="1" w:lastColumn="0" w:lastRow="0" w:noHBand="0" w:noVBand="1" w:val="04A0"/>
       </w:tblPr>
       <w:tblGrid>
-        <w:gridCol w:w="4677"/>
-        <w:gridCol w:w="4677"/>
+        <w:gridCol w:w="4535"/>
+        <w:gridCol w:w="4535"/>
       </w:tblGrid>
       <w:tr>
         <w:trPr>
@@ -9956,8 +10431,8 @@
             <w:tcMar>
               <w:top w:w="120" w:type="dxa"/>
               <w:bottom w:w="120" w:type="dxa"/>
-              <w:left w:w="160" w:type="dxa"/>
-              <w:right w:w="160" w:type="dxa"/>
+              <w:left w:w="150" w:type="dxa"/>
+              <w:right w:w="150" w:type="dxa"/>
             </w:tcMar>
             <w:vAlign w:val="center"/>
           </w:tcPr>
@@ -9991,8 +10466,8 @@
             <w:tcMar>
               <w:top w:w="120" w:type="dxa"/>
               <w:bottom w:w="120" w:type="dxa"/>
-              <w:left w:w="160" w:type="dxa"/>
-              <w:right w:w="160" w:type="dxa"/>
+              <w:left w:w="150" w:type="dxa"/>
+              <w:right w:w="150" w:type="dxa"/>
             </w:tcMar>
             <w:vAlign w:val="center"/>
           </w:tcPr>
@@ -10031,8 +10506,8 @@
             <w:tcMar>
               <w:top w:w="120" w:type="dxa"/>
               <w:bottom w:w="120" w:type="dxa"/>
-              <w:left w:w="160" w:type="dxa"/>
-              <w:right w:w="160" w:type="dxa"/>
+              <w:left w:w="150" w:type="dxa"/>
+              <w:right w:w="150" w:type="dxa"/>
             </w:tcMar>
             <w:vAlign w:val="center"/>
           </w:tcPr>
@@ -10066,8 +10541,8 @@
             <w:tcMar>
               <w:top w:w="120" w:type="dxa"/>
               <w:bottom w:w="120" w:type="dxa"/>
-              <w:left w:w="160" w:type="dxa"/>
-              <w:right w:w="160" w:type="dxa"/>
+              <w:left w:w="150" w:type="dxa"/>
+              <w:right w:w="150" w:type="dxa"/>
             </w:tcMar>
             <w:vAlign w:val="center"/>
           </w:tcPr>
@@ -10106,8 +10581,8 @@
             <w:tcMar>
               <w:top w:w="120" w:type="dxa"/>
               <w:bottom w:w="120" w:type="dxa"/>
-              <w:left w:w="160" w:type="dxa"/>
-              <w:right w:w="160" w:type="dxa"/>
+              <w:left w:w="150" w:type="dxa"/>
+              <w:right w:w="150" w:type="dxa"/>
             </w:tcMar>
             <w:vAlign w:val="center"/>
           </w:tcPr>
@@ -10141,8 +10616,8 @@
             <w:tcMar>
               <w:top w:w="120" w:type="dxa"/>
               <w:bottom w:w="120" w:type="dxa"/>
-              <w:left w:w="160" w:type="dxa"/>
-              <w:right w:w="160" w:type="dxa"/>
+              <w:left w:w="150" w:type="dxa"/>
+              <w:right w:w="150" w:type="dxa"/>
             </w:tcMar>
             <w:vAlign w:val="center"/>
           </w:tcPr>
@@ -10181,8 +10656,8 @@
             <w:tcMar>
               <w:top w:w="120" w:type="dxa"/>
               <w:bottom w:w="120" w:type="dxa"/>
-              <w:left w:w="160" w:type="dxa"/>
-              <w:right w:w="160" w:type="dxa"/>
+              <w:left w:w="150" w:type="dxa"/>
+              <w:right w:w="150" w:type="dxa"/>
             </w:tcMar>
             <w:vAlign w:val="center"/>
           </w:tcPr>
@@ -10216,8 +10691,8 @@
             <w:tcMar>
               <w:top w:w="120" w:type="dxa"/>
               <w:bottom w:w="120" w:type="dxa"/>
-              <w:left w:w="160" w:type="dxa"/>
-              <w:right w:w="160" w:type="dxa"/>
+              <w:left w:w="150" w:type="dxa"/>
+              <w:right w:w="150" w:type="dxa"/>
             </w:tcMar>
             <w:vAlign w:val="center"/>
           </w:tcPr>
@@ -10256,8 +10731,8 @@
             <w:tcMar>
               <w:top w:w="120" w:type="dxa"/>
               <w:bottom w:w="120" w:type="dxa"/>
-              <w:left w:w="160" w:type="dxa"/>
-              <w:right w:w="160" w:type="dxa"/>
+              <w:left w:w="150" w:type="dxa"/>
+              <w:right w:w="150" w:type="dxa"/>
             </w:tcMar>
             <w:vAlign w:val="center"/>
           </w:tcPr>
@@ -10291,8 +10766,8 @@
             <w:tcMar>
               <w:top w:w="120" w:type="dxa"/>
               <w:bottom w:w="120" w:type="dxa"/>
-              <w:left w:w="160" w:type="dxa"/>
-              <w:right w:w="160" w:type="dxa"/>
+              <w:left w:w="150" w:type="dxa"/>
+              <w:right w:w="150" w:type="dxa"/>
             </w:tcMar>
             <w:vAlign w:val="center"/>
           </w:tcPr>
@@ -10331,8 +10806,8 @@
             <w:tcMar>
               <w:top w:w="120" w:type="dxa"/>
               <w:bottom w:w="120" w:type="dxa"/>
-              <w:left w:w="160" w:type="dxa"/>
-              <w:right w:w="160" w:type="dxa"/>
+              <w:left w:w="150" w:type="dxa"/>
+              <w:right w:w="150" w:type="dxa"/>
             </w:tcMar>
             <w:vAlign w:val="center"/>
           </w:tcPr>
@@ -10366,8 +10841,8 @@
             <w:tcMar>
               <w:top w:w="120" w:type="dxa"/>
               <w:bottom w:w="120" w:type="dxa"/>
-              <w:left w:w="160" w:type="dxa"/>
-              <w:right w:w="160" w:type="dxa"/>
+              <w:left w:w="150" w:type="dxa"/>
+              <w:right w:w="150" w:type="dxa"/>
             </w:tcMar>
             <w:vAlign w:val="center"/>
           </w:tcPr>
@@ -10406,8 +10881,8 @@
             <w:tcMar>
               <w:top w:w="120" w:type="dxa"/>
               <w:bottom w:w="120" w:type="dxa"/>
-              <w:left w:w="160" w:type="dxa"/>
-              <w:right w:w="160" w:type="dxa"/>
+              <w:left w:w="150" w:type="dxa"/>
+              <w:right w:w="150" w:type="dxa"/>
             </w:tcMar>
             <w:vAlign w:val="center"/>
           </w:tcPr>
@@ -10441,8 +10916,8 @@
             <w:tcMar>
               <w:top w:w="120" w:type="dxa"/>
               <w:bottom w:w="120" w:type="dxa"/>
-              <w:left w:w="160" w:type="dxa"/>
-              <w:right w:w="160" w:type="dxa"/>
+              <w:left w:w="150" w:type="dxa"/>
+              <w:right w:w="150" w:type="dxa"/>
             </w:tcMar>
             <w:vAlign w:val="center"/>
           </w:tcPr>
@@ -10481,8 +10956,8 @@
             <w:tcMar>
               <w:top w:w="120" w:type="dxa"/>
               <w:bottom w:w="120" w:type="dxa"/>
-              <w:left w:w="160" w:type="dxa"/>
-              <w:right w:w="160" w:type="dxa"/>
+              <w:left w:w="150" w:type="dxa"/>
+              <w:right w:w="150" w:type="dxa"/>
             </w:tcMar>
             <w:vAlign w:val="center"/>
           </w:tcPr>
@@ -10516,8 +10991,8 @@
             <w:tcMar>
               <w:top w:w="120" w:type="dxa"/>
               <w:bottom w:w="120" w:type="dxa"/>
-              <w:left w:w="160" w:type="dxa"/>
-              <w:right w:w="160" w:type="dxa"/>
+              <w:left w:w="150" w:type="dxa"/>
+              <w:right w:w="150" w:type="dxa"/>
             </w:tcMar>
             <w:vAlign w:val="center"/>
           </w:tcPr>
@@ -10564,8 +11039,8 @@
             <w:tcMar>
               <w:top w:w="120" w:type="dxa"/>
               <w:bottom w:w="120" w:type="dxa"/>
-              <w:left w:w="160" w:type="dxa"/>
-              <w:right w:w="160" w:type="dxa"/>
+              <w:left w:w="150" w:type="dxa"/>
+              <w:right w:w="150" w:type="dxa"/>
             </w:tcMar>
             <w:vAlign w:val="center"/>
           </w:tcPr>
@@ -10599,8 +11074,8 @@
             <w:tcMar>
               <w:top w:w="120" w:type="dxa"/>
               <w:bottom w:w="120" w:type="dxa"/>
-              <w:left w:w="160" w:type="dxa"/>
-              <w:right w:w="160" w:type="dxa"/>
+              <w:left w:w="150" w:type="dxa"/>
+              <w:right w:w="150" w:type="dxa"/>
             </w:tcMar>
             <w:vAlign w:val="center"/>
           </w:tcPr>
@@ -10643,8 +11118,8 @@
             <w:tcMar>
               <w:top w:w="120" w:type="dxa"/>
               <w:bottom w:w="120" w:type="dxa"/>
-              <w:left w:w="160" w:type="dxa"/>
-              <w:right w:w="160" w:type="dxa"/>
+              <w:left w:w="150" w:type="dxa"/>
+              <w:right w:w="150" w:type="dxa"/>
             </w:tcMar>
             <w:vAlign w:val="center"/>
           </w:tcPr>
@@ -10678,8 +11153,8 @@
             <w:tcMar>
               <w:top w:w="120" w:type="dxa"/>
               <w:bottom w:w="120" w:type="dxa"/>
-              <w:left w:w="160" w:type="dxa"/>
-              <w:right w:w="160" w:type="dxa"/>
+              <w:left w:w="150" w:type="dxa"/>
+              <w:right w:w="150" w:type="dxa"/>
             </w:tcMar>
             <w:vAlign w:val="center"/>
           </w:tcPr>
@@ -10718,8 +11193,8 @@
             <w:tcMar>
               <w:top w:w="120" w:type="dxa"/>
               <w:bottom w:w="120" w:type="dxa"/>
-              <w:left w:w="160" w:type="dxa"/>
-              <w:right w:w="160" w:type="dxa"/>
+              <w:left w:w="150" w:type="dxa"/>
+              <w:right w:w="150" w:type="dxa"/>
             </w:tcMar>
             <w:vAlign w:val="center"/>
           </w:tcPr>
@@ -10753,8 +11228,8 @@
             <w:tcMar>
               <w:top w:w="120" w:type="dxa"/>
               <w:bottom w:w="120" w:type="dxa"/>
-              <w:left w:w="160" w:type="dxa"/>
-              <w:right w:w="160" w:type="dxa"/>
+              <w:left w:w="150" w:type="dxa"/>
+              <w:right w:w="150" w:type="dxa"/>
             </w:tcMar>
             <w:vAlign w:val="center"/>
           </w:tcPr>
@@ -10793,8 +11268,8 @@
             <w:tcMar>
               <w:top w:w="120" w:type="dxa"/>
               <w:bottom w:w="120" w:type="dxa"/>
-              <w:left w:w="160" w:type="dxa"/>
-              <w:right w:w="160" w:type="dxa"/>
+              <w:left w:w="150" w:type="dxa"/>
+              <w:right w:w="150" w:type="dxa"/>
             </w:tcMar>
             <w:vAlign w:val="center"/>
           </w:tcPr>
@@ -10828,8 +11303,8 @@
             <w:tcMar>
               <w:top w:w="120" w:type="dxa"/>
               <w:bottom w:w="120" w:type="dxa"/>
-              <w:left w:w="160" w:type="dxa"/>
-              <w:right w:w="160" w:type="dxa"/>
+              <w:left w:w="150" w:type="dxa"/>
+              <w:right w:w="150" w:type="dxa"/>
             </w:tcMar>
             <w:vAlign w:val="center"/>
           </w:tcPr>
@@ -10868,8 +11343,8 @@
             <w:tcMar>
               <w:top w:w="120" w:type="dxa"/>
               <w:bottom w:w="120" w:type="dxa"/>
-              <w:left w:w="160" w:type="dxa"/>
-              <w:right w:w="160" w:type="dxa"/>
+              <w:left w:w="150" w:type="dxa"/>
+              <w:right w:w="150" w:type="dxa"/>
             </w:tcMar>
             <w:vAlign w:val="center"/>
           </w:tcPr>
@@ -10903,8 +11378,8 @@
             <w:tcMar>
               <w:top w:w="120" w:type="dxa"/>
               <w:bottom w:w="120" w:type="dxa"/>
-              <w:left w:w="160" w:type="dxa"/>
-              <w:right w:w="160" w:type="dxa"/>
+              <w:left w:w="150" w:type="dxa"/>
+              <w:right w:w="150" w:type="dxa"/>
             </w:tcMar>
             <w:vAlign w:val="center"/>
           </w:tcPr>
@@ -10935,7 +11410,7 @@
     </w:p>
     <w:p>
       <w:pPr>
-        <w:spacing w:before="0" w:after="100" w:line="324" w:lineRule="auto"/>
+        <w:spacing w:before="0" w:after="120" w:line="324" w:lineRule="auto"/>
         <w:jc w:val="left"/>
       </w:pPr>
       <w:r>
@@ -10951,7 +11426,7 @@
     </w:p>
     <w:p>
       <w:pPr>
-        <w:spacing w:before="100" w:after="140" w:line="324" w:lineRule="auto"/>
+        <w:spacing w:before="120" w:after="160" w:line="324" w:lineRule="auto"/>
         <w:jc w:val="center"/>
       </w:pPr>
       <m:oMath xmlns:mml="http://www.w3.org/1998/Math/MathML">
@@ -11068,6 +11543,7 @@
     </w:p>
     <w:p>
       <w:pPr>
+        <w:pStyle w:val="Heading3"/>
         <w:spacing w:before="200" w:after="80" w:line="324" w:lineRule="auto"/>
         <w:jc w:val="left"/>
       </w:pPr>
@@ -11077,7 +11553,7 @@
           <w:b/>
           <w:i w:val="0"/>
           <w:color w:val="000000"/>
-          <w:sz w:val="28"/>
+          <w:sz w:val="27"/>
         </w:rPr>
         <w:t>2.6.4   UC-05: Xử lý Thanh toán trực tuyến &amp; Phát hành vé</w:t>
       </w:r>
@@ -11089,8 +11565,8 @@
         <w:tblLook w:firstColumn="1" w:firstRow="1" w:lastColumn="0" w:lastRow="0" w:noHBand="0" w:noVBand="1" w:val="04A0"/>
       </w:tblPr>
       <w:tblGrid>
-        <w:gridCol w:w="4677"/>
-        <w:gridCol w:w="4677"/>
+        <w:gridCol w:w="4535"/>
+        <w:gridCol w:w="4535"/>
       </w:tblGrid>
       <w:tr>
         <w:trPr>
@@ -11110,8 +11586,8 @@
             <w:tcMar>
               <w:top w:w="120" w:type="dxa"/>
               <w:bottom w:w="120" w:type="dxa"/>
-              <w:left w:w="160" w:type="dxa"/>
-              <w:right w:w="160" w:type="dxa"/>
+              <w:left w:w="150" w:type="dxa"/>
+              <w:right w:w="150" w:type="dxa"/>
             </w:tcMar>
             <w:vAlign w:val="center"/>
           </w:tcPr>
@@ -11145,8 +11621,8 @@
             <w:tcMar>
               <w:top w:w="120" w:type="dxa"/>
               <w:bottom w:w="120" w:type="dxa"/>
-              <w:left w:w="160" w:type="dxa"/>
-              <w:right w:w="160" w:type="dxa"/>
+              <w:left w:w="150" w:type="dxa"/>
+              <w:right w:w="150" w:type="dxa"/>
             </w:tcMar>
             <w:vAlign w:val="center"/>
           </w:tcPr>
@@ -11185,8 +11661,8 @@
             <w:tcMar>
               <w:top w:w="120" w:type="dxa"/>
               <w:bottom w:w="120" w:type="dxa"/>
-              <w:left w:w="160" w:type="dxa"/>
-              <w:right w:w="160" w:type="dxa"/>
+              <w:left w:w="150" w:type="dxa"/>
+              <w:right w:w="150" w:type="dxa"/>
             </w:tcMar>
             <w:vAlign w:val="center"/>
           </w:tcPr>
@@ -11220,8 +11696,8 @@
             <w:tcMar>
               <w:top w:w="120" w:type="dxa"/>
               <w:bottom w:w="120" w:type="dxa"/>
-              <w:left w:w="160" w:type="dxa"/>
-              <w:right w:w="160" w:type="dxa"/>
+              <w:left w:w="150" w:type="dxa"/>
+              <w:right w:w="150" w:type="dxa"/>
             </w:tcMar>
             <w:vAlign w:val="center"/>
           </w:tcPr>
@@ -11260,8 +11736,8 @@
             <w:tcMar>
               <w:top w:w="120" w:type="dxa"/>
               <w:bottom w:w="120" w:type="dxa"/>
-              <w:left w:w="160" w:type="dxa"/>
-              <w:right w:w="160" w:type="dxa"/>
+              <w:left w:w="150" w:type="dxa"/>
+              <w:right w:w="150" w:type="dxa"/>
             </w:tcMar>
             <w:vAlign w:val="center"/>
           </w:tcPr>
@@ -11295,8 +11771,8 @@
             <w:tcMar>
               <w:top w:w="120" w:type="dxa"/>
               <w:bottom w:w="120" w:type="dxa"/>
-              <w:left w:w="160" w:type="dxa"/>
-              <w:right w:w="160" w:type="dxa"/>
+              <w:left w:w="150" w:type="dxa"/>
+              <w:right w:w="150" w:type="dxa"/>
             </w:tcMar>
             <w:vAlign w:val="center"/>
           </w:tcPr>
@@ -11335,8 +11811,8 @@
             <w:tcMar>
               <w:top w:w="120" w:type="dxa"/>
               <w:bottom w:w="120" w:type="dxa"/>
-              <w:left w:w="160" w:type="dxa"/>
-              <w:right w:w="160" w:type="dxa"/>
+              <w:left w:w="150" w:type="dxa"/>
+              <w:right w:w="150" w:type="dxa"/>
             </w:tcMar>
             <w:vAlign w:val="center"/>
           </w:tcPr>
@@ -11370,8 +11846,8 @@
             <w:tcMar>
               <w:top w:w="120" w:type="dxa"/>
               <w:bottom w:w="120" w:type="dxa"/>
-              <w:left w:w="160" w:type="dxa"/>
-              <w:right w:w="160" w:type="dxa"/>
+              <w:left w:w="150" w:type="dxa"/>
+              <w:right w:w="150" w:type="dxa"/>
             </w:tcMar>
             <w:vAlign w:val="center"/>
           </w:tcPr>
@@ -11410,8 +11886,8 @@
             <w:tcMar>
               <w:top w:w="120" w:type="dxa"/>
               <w:bottom w:w="120" w:type="dxa"/>
-              <w:left w:w="160" w:type="dxa"/>
-              <w:right w:w="160" w:type="dxa"/>
+              <w:left w:w="150" w:type="dxa"/>
+              <w:right w:w="150" w:type="dxa"/>
             </w:tcMar>
             <w:vAlign w:val="center"/>
           </w:tcPr>
@@ -11445,8 +11921,8 @@
             <w:tcMar>
               <w:top w:w="120" w:type="dxa"/>
               <w:bottom w:w="120" w:type="dxa"/>
-              <w:left w:w="160" w:type="dxa"/>
-              <w:right w:w="160" w:type="dxa"/>
+              <w:left w:w="150" w:type="dxa"/>
+              <w:right w:w="150" w:type="dxa"/>
             </w:tcMar>
             <w:vAlign w:val="center"/>
           </w:tcPr>
@@ -11485,8 +11961,8 @@
             <w:tcMar>
               <w:top w:w="120" w:type="dxa"/>
               <w:bottom w:w="120" w:type="dxa"/>
-              <w:left w:w="160" w:type="dxa"/>
-              <w:right w:w="160" w:type="dxa"/>
+              <w:left w:w="150" w:type="dxa"/>
+              <w:right w:w="150" w:type="dxa"/>
             </w:tcMar>
             <w:vAlign w:val="center"/>
           </w:tcPr>
@@ -11520,8 +11996,8 @@
             <w:tcMar>
               <w:top w:w="120" w:type="dxa"/>
               <w:bottom w:w="120" w:type="dxa"/>
-              <w:left w:w="160" w:type="dxa"/>
-              <w:right w:w="160" w:type="dxa"/>
+              <w:left w:w="150" w:type="dxa"/>
+              <w:right w:w="150" w:type="dxa"/>
             </w:tcMar>
             <w:vAlign w:val="center"/>
           </w:tcPr>
@@ -11560,8 +12036,8 @@
             <w:tcMar>
               <w:top w:w="120" w:type="dxa"/>
               <w:bottom w:w="120" w:type="dxa"/>
-              <w:left w:w="160" w:type="dxa"/>
-              <w:right w:w="160" w:type="dxa"/>
+              <w:left w:w="150" w:type="dxa"/>
+              <w:right w:w="150" w:type="dxa"/>
             </w:tcMar>
             <w:vAlign w:val="center"/>
           </w:tcPr>
@@ -11595,8 +12071,8 @@
             <w:tcMar>
               <w:top w:w="120" w:type="dxa"/>
               <w:bottom w:w="120" w:type="dxa"/>
-              <w:left w:w="160" w:type="dxa"/>
-              <w:right w:w="160" w:type="dxa"/>
+              <w:left w:w="150" w:type="dxa"/>
+              <w:right w:w="150" w:type="dxa"/>
             </w:tcMar>
             <w:vAlign w:val="center"/>
           </w:tcPr>
@@ -11635,8 +12111,8 @@
             <w:tcMar>
               <w:top w:w="120" w:type="dxa"/>
               <w:bottom w:w="120" w:type="dxa"/>
-              <w:left w:w="160" w:type="dxa"/>
-              <w:right w:w="160" w:type="dxa"/>
+              <w:left w:w="150" w:type="dxa"/>
+              <w:right w:w="150" w:type="dxa"/>
             </w:tcMar>
             <w:vAlign w:val="center"/>
           </w:tcPr>
@@ -11670,8 +12146,8 @@
             <w:tcMar>
               <w:top w:w="120" w:type="dxa"/>
               <w:bottom w:w="120" w:type="dxa"/>
-              <w:left w:w="160" w:type="dxa"/>
-              <w:right w:w="160" w:type="dxa"/>
+              <w:left w:w="150" w:type="dxa"/>
+              <w:right w:w="150" w:type="dxa"/>
             </w:tcMar>
             <w:vAlign w:val="center"/>
           </w:tcPr>
@@ -11722,8 +12198,8 @@
             <w:tcMar>
               <w:top w:w="120" w:type="dxa"/>
               <w:bottom w:w="120" w:type="dxa"/>
-              <w:left w:w="160" w:type="dxa"/>
-              <w:right w:w="160" w:type="dxa"/>
+              <w:left w:w="150" w:type="dxa"/>
+              <w:right w:w="150" w:type="dxa"/>
             </w:tcMar>
             <w:vAlign w:val="center"/>
           </w:tcPr>
@@ -11757,8 +12233,8 @@
             <w:tcMar>
               <w:top w:w="120" w:type="dxa"/>
               <w:bottom w:w="120" w:type="dxa"/>
-              <w:left w:w="160" w:type="dxa"/>
-              <w:right w:w="160" w:type="dxa"/>
+              <w:left w:w="150" w:type="dxa"/>
+              <w:right w:w="150" w:type="dxa"/>
             </w:tcMar>
             <w:vAlign w:val="center"/>
           </w:tcPr>
@@ -11801,8 +12277,8 @@
             <w:tcMar>
               <w:top w:w="120" w:type="dxa"/>
               <w:bottom w:w="120" w:type="dxa"/>
-              <w:left w:w="160" w:type="dxa"/>
-              <w:right w:w="160" w:type="dxa"/>
+              <w:left w:w="150" w:type="dxa"/>
+              <w:right w:w="150" w:type="dxa"/>
             </w:tcMar>
             <w:vAlign w:val="center"/>
           </w:tcPr>
@@ -11836,8 +12312,8 @@
             <w:tcMar>
               <w:top w:w="120" w:type="dxa"/>
               <w:bottom w:w="120" w:type="dxa"/>
-              <w:left w:w="160" w:type="dxa"/>
-              <w:right w:w="160" w:type="dxa"/>
+              <w:left w:w="150" w:type="dxa"/>
+              <w:right w:w="150" w:type="dxa"/>
             </w:tcMar>
             <w:vAlign w:val="center"/>
           </w:tcPr>
@@ -11876,8 +12352,8 @@
             <w:tcMar>
               <w:top w:w="120" w:type="dxa"/>
               <w:bottom w:w="120" w:type="dxa"/>
-              <w:left w:w="160" w:type="dxa"/>
-              <w:right w:w="160" w:type="dxa"/>
+              <w:left w:w="150" w:type="dxa"/>
+              <w:right w:w="150" w:type="dxa"/>
             </w:tcMar>
             <w:vAlign w:val="center"/>
           </w:tcPr>
@@ -11911,8 +12387,8 @@
             <w:tcMar>
               <w:top w:w="120" w:type="dxa"/>
               <w:bottom w:w="120" w:type="dxa"/>
-              <w:left w:w="160" w:type="dxa"/>
-              <w:right w:w="160" w:type="dxa"/>
+              <w:left w:w="150" w:type="dxa"/>
+              <w:right w:w="150" w:type="dxa"/>
             </w:tcMar>
             <w:vAlign w:val="center"/>
           </w:tcPr>
@@ -11951,8 +12427,8 @@
             <w:tcMar>
               <w:top w:w="120" w:type="dxa"/>
               <w:bottom w:w="120" w:type="dxa"/>
-              <w:left w:w="160" w:type="dxa"/>
-              <w:right w:w="160" w:type="dxa"/>
+              <w:left w:w="150" w:type="dxa"/>
+              <w:right w:w="150" w:type="dxa"/>
             </w:tcMar>
             <w:vAlign w:val="center"/>
           </w:tcPr>
@@ -11986,8 +12462,8 @@
             <w:tcMar>
               <w:top w:w="120" w:type="dxa"/>
               <w:bottom w:w="120" w:type="dxa"/>
-              <w:left w:w="160" w:type="dxa"/>
-              <w:right w:w="160" w:type="dxa"/>
+              <w:left w:w="150" w:type="dxa"/>
+              <w:right w:w="150" w:type="dxa"/>
             </w:tcMar>
             <w:vAlign w:val="center"/>
           </w:tcPr>
@@ -12026,8 +12502,8 @@
             <w:tcMar>
               <w:top w:w="120" w:type="dxa"/>
               <w:bottom w:w="120" w:type="dxa"/>
-              <w:left w:w="160" w:type="dxa"/>
-              <w:right w:w="160" w:type="dxa"/>
+              <w:left w:w="150" w:type="dxa"/>
+              <w:right w:w="150" w:type="dxa"/>
             </w:tcMar>
             <w:vAlign w:val="center"/>
           </w:tcPr>
@@ -12061,8 +12537,8 @@
             <w:tcMar>
               <w:top w:w="120" w:type="dxa"/>
               <w:bottom w:w="120" w:type="dxa"/>
-              <w:left w:w="160" w:type="dxa"/>
-              <w:right w:w="160" w:type="dxa"/>
+              <w:left w:w="150" w:type="dxa"/>
+              <w:right w:w="150" w:type="dxa"/>
             </w:tcMar>
             <w:vAlign w:val="center"/>
           </w:tcPr>
@@ -12093,6 +12569,7 @@
     </w:p>
     <w:p>
       <w:pPr>
+        <w:pStyle w:val="Heading3"/>
         <w:spacing w:before="200" w:after="80" w:line="324" w:lineRule="auto"/>
         <w:jc w:val="left"/>
       </w:pPr>
@@ -12102,14 +12579,14 @@
           <w:b/>
           <w:i w:val="0"/>
           <w:color w:val="000000"/>
-          <w:sz w:val="28"/>
+          <w:sz w:val="27"/>
         </w:rPr>
         <w:t>2.6.5   UC-06: Quản lý vé của tôi &amp; Tải mã QR</w:t>
       </w:r>
     </w:p>
     <w:p>
       <w:pPr>
-        <w:spacing w:before="0" w:after="100" w:line="324" w:lineRule="auto"/>
+        <w:spacing w:before="0" w:after="120" w:line="324" w:lineRule="auto"/>
         <w:jc w:val="left"/>
       </w:pPr>
       <w:r>
@@ -12125,7 +12602,7 @@
     </w:p>
     <w:p>
       <w:pPr>
-        <w:spacing w:before="120" w:after="80" w:line="324" w:lineRule="auto"/>
+        <w:spacing w:before="160" w:after="80" w:line="324" w:lineRule="auto"/>
         <w:jc w:val="center"/>
       </w:pPr>
       <w:r>
@@ -12181,6 +12658,7 @@
     </w:p>
     <w:p>
       <w:pPr>
+        <w:pStyle w:val="Heading3"/>
         <w:spacing w:before="200" w:after="80" w:line="324" w:lineRule="auto"/>
         <w:jc w:val="left"/>
       </w:pPr>
@@ -12190,7 +12668,7 @@
           <w:b/>
           <w:i w:val="0"/>
           <w:color w:val="000000"/>
-          <w:sz w:val="28"/>
+          <w:sz w:val="27"/>
         </w:rPr>
         <w:t>2.6.6   UC-07: Soát vé Check-in tại cổng bằng Camera/Barcode</w:t>
       </w:r>
@@ -12202,8 +12680,8 @@
         <w:tblLook w:firstColumn="1" w:firstRow="1" w:lastColumn="0" w:lastRow="0" w:noHBand="0" w:noVBand="1" w:val="04A0"/>
       </w:tblPr>
       <w:tblGrid>
-        <w:gridCol w:w="4677"/>
-        <w:gridCol w:w="4677"/>
+        <w:gridCol w:w="4535"/>
+        <w:gridCol w:w="4535"/>
       </w:tblGrid>
       <w:tr>
         <w:trPr>
@@ -12223,8 +12701,8 @@
             <w:tcMar>
               <w:top w:w="120" w:type="dxa"/>
               <w:bottom w:w="120" w:type="dxa"/>
-              <w:left w:w="160" w:type="dxa"/>
-              <w:right w:w="160" w:type="dxa"/>
+              <w:left w:w="150" w:type="dxa"/>
+              <w:right w:w="150" w:type="dxa"/>
             </w:tcMar>
             <w:vAlign w:val="center"/>
           </w:tcPr>
@@ -12258,8 +12736,8 @@
             <w:tcMar>
               <w:top w:w="120" w:type="dxa"/>
               <w:bottom w:w="120" w:type="dxa"/>
-              <w:left w:w="160" w:type="dxa"/>
-              <w:right w:w="160" w:type="dxa"/>
+              <w:left w:w="150" w:type="dxa"/>
+              <w:right w:w="150" w:type="dxa"/>
             </w:tcMar>
             <w:vAlign w:val="center"/>
           </w:tcPr>
@@ -12298,8 +12776,8 @@
             <w:tcMar>
               <w:top w:w="120" w:type="dxa"/>
               <w:bottom w:w="120" w:type="dxa"/>
-              <w:left w:w="160" w:type="dxa"/>
-              <w:right w:w="160" w:type="dxa"/>
+              <w:left w:w="150" w:type="dxa"/>
+              <w:right w:w="150" w:type="dxa"/>
             </w:tcMar>
             <w:vAlign w:val="center"/>
           </w:tcPr>
@@ -12333,8 +12811,8 @@
             <w:tcMar>
               <w:top w:w="120" w:type="dxa"/>
               <w:bottom w:w="120" w:type="dxa"/>
-              <w:left w:w="160" w:type="dxa"/>
-              <w:right w:w="160" w:type="dxa"/>
+              <w:left w:w="150" w:type="dxa"/>
+              <w:right w:w="150" w:type="dxa"/>
             </w:tcMar>
             <w:vAlign w:val="center"/>
           </w:tcPr>
@@ -12373,8 +12851,8 @@
             <w:tcMar>
               <w:top w:w="120" w:type="dxa"/>
               <w:bottom w:w="120" w:type="dxa"/>
-              <w:left w:w="160" w:type="dxa"/>
-              <w:right w:w="160" w:type="dxa"/>
+              <w:left w:w="150" w:type="dxa"/>
+              <w:right w:w="150" w:type="dxa"/>
             </w:tcMar>
             <w:vAlign w:val="center"/>
           </w:tcPr>
@@ -12408,8 +12886,8 @@
             <w:tcMar>
               <w:top w:w="120" w:type="dxa"/>
               <w:bottom w:w="120" w:type="dxa"/>
-              <w:left w:w="160" w:type="dxa"/>
-              <w:right w:w="160" w:type="dxa"/>
+              <w:left w:w="150" w:type="dxa"/>
+              <w:right w:w="150" w:type="dxa"/>
             </w:tcMar>
             <w:vAlign w:val="center"/>
           </w:tcPr>
@@ -12448,8 +12926,8 @@
             <w:tcMar>
               <w:top w:w="120" w:type="dxa"/>
               <w:bottom w:w="120" w:type="dxa"/>
-              <w:left w:w="160" w:type="dxa"/>
-              <w:right w:w="160" w:type="dxa"/>
+              <w:left w:w="150" w:type="dxa"/>
+              <w:right w:w="150" w:type="dxa"/>
             </w:tcMar>
             <w:vAlign w:val="center"/>
           </w:tcPr>
@@ -12483,8 +12961,8 @@
             <w:tcMar>
               <w:top w:w="120" w:type="dxa"/>
               <w:bottom w:w="120" w:type="dxa"/>
-              <w:left w:w="160" w:type="dxa"/>
-              <w:right w:w="160" w:type="dxa"/>
+              <w:left w:w="150" w:type="dxa"/>
+              <w:right w:w="150" w:type="dxa"/>
             </w:tcMar>
             <w:vAlign w:val="center"/>
           </w:tcPr>
@@ -12523,8 +13001,8 @@
             <w:tcMar>
               <w:top w:w="120" w:type="dxa"/>
               <w:bottom w:w="120" w:type="dxa"/>
-              <w:left w:w="160" w:type="dxa"/>
-              <w:right w:w="160" w:type="dxa"/>
+              <w:left w:w="150" w:type="dxa"/>
+              <w:right w:w="150" w:type="dxa"/>
             </w:tcMar>
             <w:vAlign w:val="center"/>
           </w:tcPr>
@@ -12558,8 +13036,8 @@
             <w:tcMar>
               <w:top w:w="120" w:type="dxa"/>
               <w:bottom w:w="120" w:type="dxa"/>
-              <w:left w:w="160" w:type="dxa"/>
-              <w:right w:w="160" w:type="dxa"/>
+              <w:left w:w="150" w:type="dxa"/>
+              <w:right w:w="150" w:type="dxa"/>
             </w:tcMar>
             <w:vAlign w:val="center"/>
           </w:tcPr>
@@ -12598,8 +13076,8 @@
             <w:tcMar>
               <w:top w:w="120" w:type="dxa"/>
               <w:bottom w:w="120" w:type="dxa"/>
-              <w:left w:w="160" w:type="dxa"/>
-              <w:right w:w="160" w:type="dxa"/>
+              <w:left w:w="150" w:type="dxa"/>
+              <w:right w:w="150" w:type="dxa"/>
             </w:tcMar>
             <w:vAlign w:val="center"/>
           </w:tcPr>
@@ -12633,8 +13111,8 @@
             <w:tcMar>
               <w:top w:w="120" w:type="dxa"/>
               <w:bottom w:w="120" w:type="dxa"/>
-              <w:left w:w="160" w:type="dxa"/>
-              <w:right w:w="160" w:type="dxa"/>
+              <w:left w:w="150" w:type="dxa"/>
+              <w:right w:w="150" w:type="dxa"/>
             </w:tcMar>
             <w:vAlign w:val="center"/>
           </w:tcPr>
@@ -12673,8 +13151,8 @@
             <w:tcMar>
               <w:top w:w="120" w:type="dxa"/>
               <w:bottom w:w="120" w:type="dxa"/>
-              <w:left w:w="160" w:type="dxa"/>
-              <w:right w:w="160" w:type="dxa"/>
+              <w:left w:w="150" w:type="dxa"/>
+              <w:right w:w="150" w:type="dxa"/>
             </w:tcMar>
             <w:vAlign w:val="center"/>
           </w:tcPr>
@@ -12708,8 +13186,8 @@
             <w:tcMar>
               <w:top w:w="120" w:type="dxa"/>
               <w:bottom w:w="120" w:type="dxa"/>
-              <w:left w:w="160" w:type="dxa"/>
-              <w:right w:w="160" w:type="dxa"/>
+              <w:left w:w="150" w:type="dxa"/>
+              <w:right w:w="150" w:type="dxa"/>
             </w:tcMar>
             <w:vAlign w:val="center"/>
           </w:tcPr>
@@ -12748,8 +13226,8 @@
             <w:tcMar>
               <w:top w:w="120" w:type="dxa"/>
               <w:bottom w:w="120" w:type="dxa"/>
-              <w:left w:w="160" w:type="dxa"/>
-              <w:right w:w="160" w:type="dxa"/>
+              <w:left w:w="150" w:type="dxa"/>
+              <w:right w:w="150" w:type="dxa"/>
             </w:tcMar>
             <w:vAlign w:val="center"/>
           </w:tcPr>
@@ -12783,8 +13261,8 @@
             <w:tcMar>
               <w:top w:w="120" w:type="dxa"/>
               <w:bottom w:w="120" w:type="dxa"/>
-              <w:left w:w="160" w:type="dxa"/>
-              <w:right w:w="160" w:type="dxa"/>
+              <w:left w:w="150" w:type="dxa"/>
+              <w:right w:w="150" w:type="dxa"/>
             </w:tcMar>
             <w:vAlign w:val="center"/>
           </w:tcPr>
@@ -12831,8 +13309,8 @@
             <w:tcMar>
               <w:top w:w="120" w:type="dxa"/>
               <w:bottom w:w="120" w:type="dxa"/>
-              <w:left w:w="160" w:type="dxa"/>
-              <w:right w:w="160" w:type="dxa"/>
+              <w:left w:w="150" w:type="dxa"/>
+              <w:right w:w="150" w:type="dxa"/>
             </w:tcMar>
             <w:vAlign w:val="center"/>
           </w:tcPr>
@@ -12866,8 +13344,8 @@
             <w:tcMar>
               <w:top w:w="120" w:type="dxa"/>
               <w:bottom w:w="120" w:type="dxa"/>
-              <w:left w:w="160" w:type="dxa"/>
-              <w:right w:w="160" w:type="dxa"/>
+              <w:left w:w="150" w:type="dxa"/>
+              <w:right w:w="150" w:type="dxa"/>
             </w:tcMar>
             <w:vAlign w:val="center"/>
           </w:tcPr>
@@ -12910,8 +13388,8 @@
             <w:tcMar>
               <w:top w:w="120" w:type="dxa"/>
               <w:bottom w:w="120" w:type="dxa"/>
-              <w:left w:w="160" w:type="dxa"/>
-              <w:right w:w="160" w:type="dxa"/>
+              <w:left w:w="150" w:type="dxa"/>
+              <w:right w:w="150" w:type="dxa"/>
             </w:tcMar>
             <w:vAlign w:val="center"/>
           </w:tcPr>
@@ -12945,8 +13423,8 @@
             <w:tcMar>
               <w:top w:w="120" w:type="dxa"/>
               <w:bottom w:w="120" w:type="dxa"/>
-              <w:left w:w="160" w:type="dxa"/>
-              <w:right w:w="160" w:type="dxa"/>
+              <w:left w:w="150" w:type="dxa"/>
+              <w:right w:w="150" w:type="dxa"/>
             </w:tcMar>
             <w:vAlign w:val="center"/>
           </w:tcPr>
@@ -12985,8 +13463,8 @@
             <w:tcMar>
               <w:top w:w="120" w:type="dxa"/>
               <w:bottom w:w="120" w:type="dxa"/>
-              <w:left w:w="160" w:type="dxa"/>
-              <w:right w:w="160" w:type="dxa"/>
+              <w:left w:w="150" w:type="dxa"/>
+              <w:right w:w="150" w:type="dxa"/>
             </w:tcMar>
             <w:vAlign w:val="center"/>
           </w:tcPr>
@@ -13020,8 +13498,8 @@
             <w:tcMar>
               <w:top w:w="120" w:type="dxa"/>
               <w:bottom w:w="120" w:type="dxa"/>
-              <w:left w:w="160" w:type="dxa"/>
-              <w:right w:w="160" w:type="dxa"/>
+              <w:left w:w="150" w:type="dxa"/>
+              <w:right w:w="150" w:type="dxa"/>
             </w:tcMar>
             <w:vAlign w:val="center"/>
           </w:tcPr>
@@ -13060,8 +13538,8 @@
             <w:tcMar>
               <w:top w:w="120" w:type="dxa"/>
               <w:bottom w:w="120" w:type="dxa"/>
-              <w:left w:w="160" w:type="dxa"/>
-              <w:right w:w="160" w:type="dxa"/>
+              <w:left w:w="150" w:type="dxa"/>
+              <w:right w:w="150" w:type="dxa"/>
             </w:tcMar>
             <w:vAlign w:val="center"/>
           </w:tcPr>
@@ -13095,8 +13573,8 @@
             <w:tcMar>
               <w:top w:w="120" w:type="dxa"/>
               <w:bottom w:w="120" w:type="dxa"/>
-              <w:left w:w="160" w:type="dxa"/>
-              <w:right w:w="160" w:type="dxa"/>
+              <w:left w:w="150" w:type="dxa"/>
+              <w:right w:w="150" w:type="dxa"/>
             </w:tcMar>
             <w:vAlign w:val="center"/>
           </w:tcPr>
@@ -13135,8 +13613,8 @@
             <w:tcMar>
               <w:top w:w="120" w:type="dxa"/>
               <w:bottom w:w="120" w:type="dxa"/>
-              <w:left w:w="160" w:type="dxa"/>
-              <w:right w:w="160" w:type="dxa"/>
+              <w:left w:w="150" w:type="dxa"/>
+              <w:right w:w="150" w:type="dxa"/>
             </w:tcMar>
             <w:vAlign w:val="center"/>
           </w:tcPr>
@@ -13170,8 +13648,8 @@
             <w:tcMar>
               <w:top w:w="120" w:type="dxa"/>
               <w:bottom w:w="120" w:type="dxa"/>
-              <w:left w:w="160" w:type="dxa"/>
-              <w:right w:w="160" w:type="dxa"/>
+              <w:left w:w="150" w:type="dxa"/>
+              <w:right w:w="150" w:type="dxa"/>
             </w:tcMar>
             <w:vAlign w:val="center"/>
           </w:tcPr>
@@ -13202,7 +13680,7 @@
     </w:p>
     <w:p>
       <w:pPr>
-        <w:spacing w:before="120" w:after="80" w:line="324" w:lineRule="auto"/>
+        <w:spacing w:before="160" w:after="80" w:line="324" w:lineRule="auto"/>
         <w:jc w:val="center"/>
       </w:pPr>
       <w:r>
@@ -13258,6 +13736,7 @@
     </w:p>
     <w:p>
       <w:pPr>
+        <w:pStyle w:val="Heading3"/>
         <w:spacing w:before="200" w:after="80" w:line="324" w:lineRule="auto"/>
         <w:jc w:val="left"/>
       </w:pPr>
@@ -13267,14 +13746,14 @@
           <w:b/>
           <w:i w:val="0"/>
           <w:color w:val="000000"/>
-          <w:sz w:val="28"/>
+          <w:sz w:val="27"/>
         </w:rPr>
         <w:t>2.6.7   UC-08 &amp; UC-09: Quản lý Sự kiện &amp; Doanh thu trích phí sàn 5%</w:t>
       </w:r>
     </w:p>
     <w:p>
       <w:pPr>
-        <w:spacing w:before="0" w:after="100" w:line="324" w:lineRule="auto"/>
+        <w:spacing w:before="0" w:after="120" w:line="324" w:lineRule="auto"/>
         <w:jc w:val="left"/>
       </w:pPr>
       <w:r>
@@ -13290,7 +13769,7 @@
     </w:p>
     <w:p>
       <w:pPr>
-        <w:spacing w:before="100" w:after="140" w:line="324" w:lineRule="auto"/>
+        <w:spacing w:before="120" w:after="160" w:line="324" w:lineRule="auto"/>
         <w:jc w:val="center"/>
       </w:pPr>
       <m:oMath xmlns:mml="http://www.w3.org/1998/Math/MathML">
@@ -13368,7 +13847,7 @@
     </w:p>
     <w:p>
       <w:pPr>
-        <w:spacing w:before="120" w:after="80" w:line="324" w:lineRule="auto"/>
+        <w:spacing w:before="160" w:after="80" w:line="324" w:lineRule="auto"/>
         <w:jc w:val="center"/>
       </w:pPr>
       <w:r>
@@ -13424,6 +13903,7 @@
     </w:p>
     <w:p>
       <w:pPr>
+        <w:pStyle w:val="Heading2"/>
         <w:spacing w:before="240" w:after="100" w:line="324" w:lineRule="auto"/>
         <w:jc w:val="left"/>
       </w:pPr>
@@ -13433,14 +13913,14 @@
           <w:b/>
           <w:i w:val="0"/>
           <w:color w:val="000000"/>
-          <w:sz w:val="30"/>
+          <w:sz w:val="29"/>
         </w:rPr>
         <w:t>2.7   Bảng mã lỗi</w:t>
       </w:r>
     </w:p>
     <w:p>
       <w:pPr>
-        <w:spacing w:before="0" w:after="100" w:line="324" w:lineRule="auto"/>
+        <w:spacing w:before="0" w:after="120" w:line="324" w:lineRule="auto"/>
         <w:jc w:val="left"/>
       </w:pPr>
       <w:r>
@@ -13461,9 +13941,9 @@
         <w:tblLook w:firstColumn="1" w:firstRow="1" w:lastColumn="0" w:lastRow="0" w:noHBand="0" w:noVBand="1" w:val="04A0"/>
       </w:tblPr>
       <w:tblGrid>
-        <w:gridCol w:w="3118"/>
-        <w:gridCol w:w="3118"/>
-        <w:gridCol w:w="3118"/>
+        <w:gridCol w:w="3024"/>
+        <w:gridCol w:w="3024"/>
+        <w:gridCol w:w="3024"/>
       </w:tblGrid>
       <w:tr>
         <w:trPr>
@@ -13483,8 +13963,8 @@
             <w:tcMar>
               <w:top w:w="120" w:type="dxa"/>
               <w:bottom w:w="120" w:type="dxa"/>
-              <w:left w:w="160" w:type="dxa"/>
-              <w:right w:w="160" w:type="dxa"/>
+              <w:left w:w="150" w:type="dxa"/>
+              <w:right w:w="150" w:type="dxa"/>
             </w:tcMar>
             <w:vAlign w:val="center"/>
           </w:tcPr>
@@ -13518,8 +13998,8 @@
             <w:tcMar>
               <w:top w:w="120" w:type="dxa"/>
               <w:bottom w:w="120" w:type="dxa"/>
-              <w:left w:w="160" w:type="dxa"/>
-              <w:right w:w="160" w:type="dxa"/>
+              <w:left w:w="150" w:type="dxa"/>
+              <w:right w:w="150" w:type="dxa"/>
             </w:tcMar>
             <w:vAlign w:val="center"/>
           </w:tcPr>
@@ -13553,8 +14033,8 @@
             <w:tcMar>
               <w:top w:w="120" w:type="dxa"/>
               <w:bottom w:w="120" w:type="dxa"/>
-              <w:left w:w="160" w:type="dxa"/>
-              <w:right w:w="160" w:type="dxa"/>
+              <w:left w:w="150" w:type="dxa"/>
+              <w:right w:w="150" w:type="dxa"/>
             </w:tcMar>
             <w:vAlign w:val="center"/>
           </w:tcPr>
@@ -13593,8 +14073,8 @@
             <w:tcMar>
               <w:top w:w="120" w:type="dxa"/>
               <w:bottom w:w="120" w:type="dxa"/>
-              <w:left w:w="160" w:type="dxa"/>
-              <w:right w:w="160" w:type="dxa"/>
+              <w:left w:w="150" w:type="dxa"/>
+              <w:right w:w="150" w:type="dxa"/>
             </w:tcMar>
             <w:vAlign w:val="center"/>
           </w:tcPr>
@@ -13628,8 +14108,8 @@
             <w:tcMar>
               <w:top w:w="120" w:type="dxa"/>
               <w:bottom w:w="120" w:type="dxa"/>
-              <w:left w:w="160" w:type="dxa"/>
-              <w:right w:w="160" w:type="dxa"/>
+              <w:left w:w="150" w:type="dxa"/>
+              <w:right w:w="150" w:type="dxa"/>
             </w:tcMar>
             <w:vAlign w:val="center"/>
           </w:tcPr>
@@ -13663,8 +14143,8 @@
             <w:tcMar>
               <w:top w:w="120" w:type="dxa"/>
               <w:bottom w:w="120" w:type="dxa"/>
-              <w:left w:w="160" w:type="dxa"/>
-              <w:right w:w="160" w:type="dxa"/>
+              <w:left w:w="150" w:type="dxa"/>
+              <w:right w:w="150" w:type="dxa"/>
             </w:tcMar>
             <w:vAlign w:val="center"/>
           </w:tcPr>
@@ -13703,8 +14183,8 @@
             <w:tcMar>
               <w:top w:w="120" w:type="dxa"/>
               <w:bottom w:w="120" w:type="dxa"/>
-              <w:left w:w="160" w:type="dxa"/>
-              <w:right w:w="160" w:type="dxa"/>
+              <w:left w:w="150" w:type="dxa"/>
+              <w:right w:w="150" w:type="dxa"/>
             </w:tcMar>
             <w:vAlign w:val="center"/>
           </w:tcPr>
@@ -13738,8 +14218,8 @@
             <w:tcMar>
               <w:top w:w="120" w:type="dxa"/>
               <w:bottom w:w="120" w:type="dxa"/>
-              <w:left w:w="160" w:type="dxa"/>
-              <w:right w:w="160" w:type="dxa"/>
+              <w:left w:w="150" w:type="dxa"/>
+              <w:right w:w="150" w:type="dxa"/>
             </w:tcMar>
             <w:vAlign w:val="center"/>
           </w:tcPr>
@@ -13773,8 +14253,8 @@
             <w:tcMar>
               <w:top w:w="120" w:type="dxa"/>
               <w:bottom w:w="120" w:type="dxa"/>
-              <w:left w:w="160" w:type="dxa"/>
-              <w:right w:w="160" w:type="dxa"/>
+              <w:left w:w="150" w:type="dxa"/>
+              <w:right w:w="150" w:type="dxa"/>
             </w:tcMar>
             <w:vAlign w:val="center"/>
           </w:tcPr>
@@ -13813,8 +14293,8 @@
             <w:tcMar>
               <w:top w:w="120" w:type="dxa"/>
               <w:bottom w:w="120" w:type="dxa"/>
-              <w:left w:w="160" w:type="dxa"/>
-              <w:right w:w="160" w:type="dxa"/>
+              <w:left w:w="150" w:type="dxa"/>
+              <w:right w:w="150" w:type="dxa"/>
             </w:tcMar>
             <w:vAlign w:val="center"/>
           </w:tcPr>
@@ -13848,8 +14328,8 @@
             <w:tcMar>
               <w:top w:w="120" w:type="dxa"/>
               <w:bottom w:w="120" w:type="dxa"/>
-              <w:left w:w="160" w:type="dxa"/>
-              <w:right w:w="160" w:type="dxa"/>
+              <w:left w:w="150" w:type="dxa"/>
+              <w:right w:w="150" w:type="dxa"/>
             </w:tcMar>
             <w:vAlign w:val="center"/>
           </w:tcPr>
@@ -13883,8 +14363,8 @@
             <w:tcMar>
               <w:top w:w="120" w:type="dxa"/>
               <w:bottom w:w="120" w:type="dxa"/>
-              <w:left w:w="160" w:type="dxa"/>
-              <w:right w:w="160" w:type="dxa"/>
+              <w:left w:w="150" w:type="dxa"/>
+              <w:right w:w="150" w:type="dxa"/>
             </w:tcMar>
             <w:vAlign w:val="center"/>
           </w:tcPr>
@@ -13923,8 +14403,8 @@
             <w:tcMar>
               <w:top w:w="120" w:type="dxa"/>
               <w:bottom w:w="120" w:type="dxa"/>
-              <w:left w:w="160" w:type="dxa"/>
-              <w:right w:w="160" w:type="dxa"/>
+              <w:left w:w="150" w:type="dxa"/>
+              <w:right w:w="150" w:type="dxa"/>
             </w:tcMar>
             <w:vAlign w:val="center"/>
           </w:tcPr>
@@ -13958,8 +14438,8 @@
             <w:tcMar>
               <w:top w:w="120" w:type="dxa"/>
               <w:bottom w:w="120" w:type="dxa"/>
-              <w:left w:w="160" w:type="dxa"/>
-              <w:right w:w="160" w:type="dxa"/>
+              <w:left w:w="150" w:type="dxa"/>
+              <w:right w:w="150" w:type="dxa"/>
             </w:tcMar>
             <w:vAlign w:val="center"/>
           </w:tcPr>
@@ -13993,8 +14473,8 @@
             <w:tcMar>
               <w:top w:w="120" w:type="dxa"/>
               <w:bottom w:w="120" w:type="dxa"/>
-              <w:left w:w="160" w:type="dxa"/>
-              <w:right w:w="160" w:type="dxa"/>
+              <w:left w:w="150" w:type="dxa"/>
+              <w:right w:w="150" w:type="dxa"/>
             </w:tcMar>
             <w:vAlign w:val="center"/>
           </w:tcPr>
@@ -14033,8 +14513,8 @@
             <w:tcMar>
               <w:top w:w="120" w:type="dxa"/>
               <w:bottom w:w="120" w:type="dxa"/>
-              <w:left w:w="160" w:type="dxa"/>
-              <w:right w:w="160" w:type="dxa"/>
+              <w:left w:w="150" w:type="dxa"/>
+              <w:right w:w="150" w:type="dxa"/>
             </w:tcMar>
             <w:vAlign w:val="center"/>
           </w:tcPr>
@@ -14068,8 +14548,8 @@
             <w:tcMar>
               <w:top w:w="120" w:type="dxa"/>
               <w:bottom w:w="120" w:type="dxa"/>
-              <w:left w:w="160" w:type="dxa"/>
-              <w:right w:w="160" w:type="dxa"/>
+              <w:left w:w="150" w:type="dxa"/>
+              <w:right w:w="150" w:type="dxa"/>
             </w:tcMar>
             <w:vAlign w:val="center"/>
           </w:tcPr>
@@ -14103,8 +14583,8 @@
             <w:tcMar>
               <w:top w:w="120" w:type="dxa"/>
               <w:bottom w:w="120" w:type="dxa"/>
-              <w:left w:w="160" w:type="dxa"/>
-              <w:right w:w="160" w:type="dxa"/>
+              <w:left w:w="150" w:type="dxa"/>
+              <w:right w:w="150" w:type="dxa"/>
             </w:tcMar>
             <w:vAlign w:val="center"/>
           </w:tcPr>
@@ -14143,8 +14623,8 @@
             <w:tcMar>
               <w:top w:w="120" w:type="dxa"/>
               <w:bottom w:w="120" w:type="dxa"/>
-              <w:left w:w="160" w:type="dxa"/>
-              <w:right w:w="160" w:type="dxa"/>
+              <w:left w:w="150" w:type="dxa"/>
+              <w:right w:w="150" w:type="dxa"/>
             </w:tcMar>
             <w:vAlign w:val="center"/>
           </w:tcPr>
@@ -14178,8 +14658,8 @@
             <w:tcMar>
               <w:top w:w="120" w:type="dxa"/>
               <w:bottom w:w="120" w:type="dxa"/>
-              <w:left w:w="160" w:type="dxa"/>
-              <w:right w:w="160" w:type="dxa"/>
+              <w:left w:w="150" w:type="dxa"/>
+              <w:right w:w="150" w:type="dxa"/>
             </w:tcMar>
             <w:vAlign w:val="center"/>
           </w:tcPr>
@@ -14213,8 +14693,8 @@
             <w:tcMar>
               <w:top w:w="120" w:type="dxa"/>
               <w:bottom w:w="120" w:type="dxa"/>
-              <w:left w:w="160" w:type="dxa"/>
-              <w:right w:w="160" w:type="dxa"/>
+              <w:left w:w="150" w:type="dxa"/>
+              <w:right w:w="150" w:type="dxa"/>
             </w:tcMar>
             <w:vAlign w:val="center"/>
           </w:tcPr>
@@ -14253,8 +14733,8 @@
             <w:tcMar>
               <w:top w:w="120" w:type="dxa"/>
               <w:bottom w:w="120" w:type="dxa"/>
-              <w:left w:w="160" w:type="dxa"/>
-              <w:right w:w="160" w:type="dxa"/>
+              <w:left w:w="150" w:type="dxa"/>
+              <w:right w:w="150" w:type="dxa"/>
             </w:tcMar>
             <w:vAlign w:val="center"/>
           </w:tcPr>
@@ -14288,8 +14768,8 @@
             <w:tcMar>
               <w:top w:w="120" w:type="dxa"/>
               <w:bottom w:w="120" w:type="dxa"/>
-              <w:left w:w="160" w:type="dxa"/>
-              <w:right w:w="160" w:type="dxa"/>
+              <w:left w:w="150" w:type="dxa"/>
+              <w:right w:w="150" w:type="dxa"/>
             </w:tcMar>
             <w:vAlign w:val="center"/>
           </w:tcPr>
@@ -14323,8 +14803,8 @@
             <w:tcMar>
               <w:top w:w="120" w:type="dxa"/>
               <w:bottom w:w="120" w:type="dxa"/>
-              <w:left w:w="160" w:type="dxa"/>
-              <w:right w:w="160" w:type="dxa"/>
+              <w:left w:w="150" w:type="dxa"/>
+              <w:right w:w="150" w:type="dxa"/>
             </w:tcMar>
             <w:vAlign w:val="center"/>
           </w:tcPr>
@@ -14363,8 +14843,8 @@
             <w:tcMar>
               <w:top w:w="120" w:type="dxa"/>
               <w:bottom w:w="120" w:type="dxa"/>
-              <w:left w:w="160" w:type="dxa"/>
-              <w:right w:w="160" w:type="dxa"/>
+              <w:left w:w="150" w:type="dxa"/>
+              <w:right w:w="150" w:type="dxa"/>
             </w:tcMar>
             <w:vAlign w:val="center"/>
           </w:tcPr>
@@ -14398,8 +14878,8 @@
             <w:tcMar>
               <w:top w:w="120" w:type="dxa"/>
               <w:bottom w:w="120" w:type="dxa"/>
-              <w:left w:w="160" w:type="dxa"/>
-              <w:right w:w="160" w:type="dxa"/>
+              <w:left w:w="150" w:type="dxa"/>
+              <w:right w:w="150" w:type="dxa"/>
             </w:tcMar>
             <w:vAlign w:val="center"/>
           </w:tcPr>
@@ -14433,8 +14913,8 @@
             <w:tcMar>
               <w:top w:w="120" w:type="dxa"/>
               <w:bottom w:w="120" w:type="dxa"/>
-              <w:left w:w="160" w:type="dxa"/>
-              <w:right w:w="160" w:type="dxa"/>
+              <w:left w:w="150" w:type="dxa"/>
+              <w:right w:w="150" w:type="dxa"/>
             </w:tcMar>
             <w:vAlign w:val="center"/>
           </w:tcPr>
@@ -14473,8 +14953,8 @@
             <w:tcMar>
               <w:top w:w="120" w:type="dxa"/>
               <w:bottom w:w="120" w:type="dxa"/>
-              <w:left w:w="160" w:type="dxa"/>
-              <w:right w:w="160" w:type="dxa"/>
+              <w:left w:w="150" w:type="dxa"/>
+              <w:right w:w="150" w:type="dxa"/>
             </w:tcMar>
             <w:vAlign w:val="center"/>
           </w:tcPr>
@@ -14508,8 +14988,8 @@
             <w:tcMar>
               <w:top w:w="120" w:type="dxa"/>
               <w:bottom w:w="120" w:type="dxa"/>
-              <w:left w:w="160" w:type="dxa"/>
-              <w:right w:w="160" w:type="dxa"/>
+              <w:left w:w="150" w:type="dxa"/>
+              <w:right w:w="150" w:type="dxa"/>
             </w:tcMar>
             <w:vAlign w:val="center"/>
           </w:tcPr>
@@ -14543,8 +15023,8 @@
             <w:tcMar>
               <w:top w:w="120" w:type="dxa"/>
               <w:bottom w:w="120" w:type="dxa"/>
-              <w:left w:w="160" w:type="dxa"/>
-              <w:right w:w="160" w:type="dxa"/>
+              <w:left w:w="150" w:type="dxa"/>
+              <w:right w:w="150" w:type="dxa"/>
             </w:tcMar>
             <w:vAlign w:val="center"/>
           </w:tcPr>
@@ -14583,8 +15063,8 @@
             <w:tcMar>
               <w:top w:w="120" w:type="dxa"/>
               <w:bottom w:w="120" w:type="dxa"/>
-              <w:left w:w="160" w:type="dxa"/>
-              <w:right w:w="160" w:type="dxa"/>
+              <w:left w:w="150" w:type="dxa"/>
+              <w:right w:w="150" w:type="dxa"/>
             </w:tcMar>
             <w:vAlign w:val="center"/>
           </w:tcPr>
@@ -14618,8 +15098,8 @@
             <w:tcMar>
               <w:top w:w="120" w:type="dxa"/>
               <w:bottom w:w="120" w:type="dxa"/>
-              <w:left w:w="160" w:type="dxa"/>
-              <w:right w:w="160" w:type="dxa"/>
+              <w:left w:w="150" w:type="dxa"/>
+              <w:right w:w="150" w:type="dxa"/>
             </w:tcMar>
             <w:vAlign w:val="center"/>
           </w:tcPr>
@@ -14653,8 +15133,8 @@
             <w:tcMar>
               <w:top w:w="120" w:type="dxa"/>
               <w:bottom w:w="120" w:type="dxa"/>
-              <w:left w:w="160" w:type="dxa"/>
-              <w:right w:w="160" w:type="dxa"/>
+              <w:left w:w="150" w:type="dxa"/>
+              <w:right w:w="150" w:type="dxa"/>
             </w:tcMar>
             <w:vAlign w:val="center"/>
           </w:tcPr>
@@ -14693,8 +15173,8 @@
             <w:tcMar>
               <w:top w:w="120" w:type="dxa"/>
               <w:bottom w:w="120" w:type="dxa"/>
-              <w:left w:w="160" w:type="dxa"/>
-              <w:right w:w="160" w:type="dxa"/>
+              <w:left w:w="150" w:type="dxa"/>
+              <w:right w:w="150" w:type="dxa"/>
             </w:tcMar>
             <w:vAlign w:val="center"/>
           </w:tcPr>
@@ -14728,8 +15208,8 @@
             <w:tcMar>
               <w:top w:w="120" w:type="dxa"/>
               <w:bottom w:w="120" w:type="dxa"/>
-              <w:left w:w="160" w:type="dxa"/>
-              <w:right w:w="160" w:type="dxa"/>
+              <w:left w:w="150" w:type="dxa"/>
+              <w:right w:w="150" w:type="dxa"/>
             </w:tcMar>
             <w:vAlign w:val="center"/>
           </w:tcPr>
@@ -14763,8 +15243,8 @@
             <w:tcMar>
               <w:top w:w="120" w:type="dxa"/>
               <w:bottom w:w="120" w:type="dxa"/>
-              <w:left w:w="160" w:type="dxa"/>
-              <w:right w:w="160" w:type="dxa"/>
+              <w:left w:w="150" w:type="dxa"/>
+              <w:right w:w="150" w:type="dxa"/>
             </w:tcMar>
             <w:vAlign w:val="center"/>
           </w:tcPr>
@@ -14803,8 +15283,8 @@
             <w:tcMar>
               <w:top w:w="120" w:type="dxa"/>
               <w:bottom w:w="120" w:type="dxa"/>
-              <w:left w:w="160" w:type="dxa"/>
-              <w:right w:w="160" w:type="dxa"/>
+              <w:left w:w="150" w:type="dxa"/>
+              <w:right w:w="150" w:type="dxa"/>
             </w:tcMar>
             <w:vAlign w:val="center"/>
           </w:tcPr>
@@ -14838,8 +15318,8 @@
             <w:tcMar>
               <w:top w:w="120" w:type="dxa"/>
               <w:bottom w:w="120" w:type="dxa"/>
-              <w:left w:w="160" w:type="dxa"/>
-              <w:right w:w="160" w:type="dxa"/>
+              <w:left w:w="150" w:type="dxa"/>
+              <w:right w:w="150" w:type="dxa"/>
             </w:tcMar>
             <w:vAlign w:val="center"/>
           </w:tcPr>
@@ -14873,8 +15353,8 @@
             <w:tcMar>
               <w:top w:w="120" w:type="dxa"/>
               <w:bottom w:w="120" w:type="dxa"/>
-              <w:left w:w="160" w:type="dxa"/>
-              <w:right w:w="160" w:type="dxa"/>
+              <w:left w:w="150" w:type="dxa"/>
+              <w:right w:w="150" w:type="dxa"/>
             </w:tcMar>
             <w:vAlign w:val="center"/>
           </w:tcPr>
@@ -14905,6 +15385,7 @@
     </w:p>
     <w:p>
       <w:pPr>
+        <w:pStyle w:val="Heading2"/>
         <w:spacing w:before="240" w:after="100" w:line="324" w:lineRule="auto"/>
         <w:jc w:val="left"/>
       </w:pPr>
@@ -14914,14 +15395,14 @@
           <w:b/>
           <w:i w:val="0"/>
           <w:color w:val="000000"/>
-          <w:sz w:val="30"/>
+          <w:sz w:val="29"/>
         </w:rPr>
         <w:t>2.8   Ma trận truy vết yêu cầu</w:t>
       </w:r>
     </w:p>
     <w:p>
       <w:pPr>
-        <w:spacing w:before="0" w:after="100" w:line="324" w:lineRule="auto"/>
+        <w:spacing w:before="0" w:after="120" w:line="324" w:lineRule="auto"/>
         <w:jc w:val="left"/>
       </w:pPr>
       <w:r>
@@ -14942,10 +15423,10 @@
         <w:tblLook w:firstColumn="1" w:firstRow="1" w:lastColumn="0" w:lastRow="0" w:noHBand="0" w:noVBand="1" w:val="04A0"/>
       </w:tblPr>
       <w:tblGrid>
-        <w:gridCol w:w="2339"/>
-        <w:gridCol w:w="2339"/>
-        <w:gridCol w:w="2339"/>
-        <w:gridCol w:w="2339"/>
+        <w:gridCol w:w="2268"/>
+        <w:gridCol w:w="2268"/>
+        <w:gridCol w:w="2268"/>
+        <w:gridCol w:w="2268"/>
       </w:tblGrid>
       <w:tr>
         <w:trPr>
@@ -14965,8 +15446,8 @@
             <w:tcMar>
               <w:top w:w="120" w:type="dxa"/>
               <w:bottom w:w="120" w:type="dxa"/>
-              <w:left w:w="160" w:type="dxa"/>
-              <w:right w:w="160" w:type="dxa"/>
+              <w:left w:w="150" w:type="dxa"/>
+              <w:right w:w="150" w:type="dxa"/>
             </w:tcMar>
             <w:vAlign w:val="center"/>
           </w:tcPr>
@@ -15000,8 +15481,8 @@
             <w:tcMar>
               <w:top w:w="120" w:type="dxa"/>
               <w:bottom w:w="120" w:type="dxa"/>
-              <w:left w:w="160" w:type="dxa"/>
-              <w:right w:w="160" w:type="dxa"/>
+              <w:left w:w="150" w:type="dxa"/>
+              <w:right w:w="150" w:type="dxa"/>
             </w:tcMar>
             <w:vAlign w:val="center"/>
           </w:tcPr>
@@ -15035,8 +15516,8 @@
             <w:tcMar>
               <w:top w:w="120" w:type="dxa"/>
               <w:bottom w:w="120" w:type="dxa"/>
-              <w:left w:w="160" w:type="dxa"/>
-              <w:right w:w="160" w:type="dxa"/>
+              <w:left w:w="150" w:type="dxa"/>
+              <w:right w:w="150" w:type="dxa"/>
             </w:tcMar>
             <w:vAlign w:val="center"/>
           </w:tcPr>
@@ -15070,8 +15551,8 @@
             <w:tcMar>
               <w:top w:w="120" w:type="dxa"/>
               <w:bottom w:w="120" w:type="dxa"/>
-              <w:left w:w="160" w:type="dxa"/>
-              <w:right w:w="160" w:type="dxa"/>
+              <w:left w:w="150" w:type="dxa"/>
+              <w:right w:w="150" w:type="dxa"/>
             </w:tcMar>
             <w:vAlign w:val="center"/>
           </w:tcPr>
@@ -15110,8 +15591,8 @@
             <w:tcMar>
               <w:top w:w="120" w:type="dxa"/>
               <w:bottom w:w="120" w:type="dxa"/>
-              <w:left w:w="160" w:type="dxa"/>
-              <w:right w:w="160" w:type="dxa"/>
+              <w:left w:w="150" w:type="dxa"/>
+              <w:right w:w="150" w:type="dxa"/>
             </w:tcMar>
             <w:vAlign w:val="center"/>
           </w:tcPr>
@@ -15145,8 +15626,8 @@
             <w:tcMar>
               <w:top w:w="120" w:type="dxa"/>
               <w:bottom w:w="120" w:type="dxa"/>
-              <w:left w:w="160" w:type="dxa"/>
-              <w:right w:w="160" w:type="dxa"/>
+              <w:left w:w="150" w:type="dxa"/>
+              <w:right w:w="150" w:type="dxa"/>
             </w:tcMar>
             <w:vAlign w:val="center"/>
           </w:tcPr>
@@ -15180,8 +15661,8 @@
             <w:tcMar>
               <w:top w:w="120" w:type="dxa"/>
               <w:bottom w:w="120" w:type="dxa"/>
-              <w:left w:w="160" w:type="dxa"/>
-              <w:right w:w="160" w:type="dxa"/>
+              <w:left w:w="150" w:type="dxa"/>
+              <w:right w:w="150" w:type="dxa"/>
             </w:tcMar>
             <w:vAlign w:val="center"/>
           </w:tcPr>
@@ -15215,8 +15696,8 @@
             <w:tcMar>
               <w:top w:w="120" w:type="dxa"/>
               <w:bottom w:w="120" w:type="dxa"/>
-              <w:left w:w="160" w:type="dxa"/>
-              <w:right w:w="160" w:type="dxa"/>
+              <w:left w:w="150" w:type="dxa"/>
+              <w:right w:w="150" w:type="dxa"/>
             </w:tcMar>
             <w:vAlign w:val="center"/>
           </w:tcPr>
@@ -15255,8 +15736,8 @@
             <w:tcMar>
               <w:top w:w="120" w:type="dxa"/>
               <w:bottom w:w="120" w:type="dxa"/>
-              <w:left w:w="160" w:type="dxa"/>
-              <w:right w:w="160" w:type="dxa"/>
+              <w:left w:w="150" w:type="dxa"/>
+              <w:right w:w="150" w:type="dxa"/>
             </w:tcMar>
             <w:vAlign w:val="center"/>
           </w:tcPr>
@@ -15290,8 +15771,8 @@
             <w:tcMar>
               <w:top w:w="120" w:type="dxa"/>
               <w:bottom w:w="120" w:type="dxa"/>
-              <w:left w:w="160" w:type="dxa"/>
-              <w:right w:w="160" w:type="dxa"/>
+              <w:left w:w="150" w:type="dxa"/>
+              <w:right w:w="150" w:type="dxa"/>
             </w:tcMar>
             <w:vAlign w:val="center"/>
           </w:tcPr>
@@ -15325,8 +15806,8 @@
             <w:tcMar>
               <w:top w:w="120" w:type="dxa"/>
               <w:bottom w:w="120" w:type="dxa"/>
-              <w:left w:w="160" w:type="dxa"/>
-              <w:right w:w="160" w:type="dxa"/>
+              <w:left w:w="150" w:type="dxa"/>
+              <w:right w:w="150" w:type="dxa"/>
             </w:tcMar>
             <w:vAlign w:val="center"/>
           </w:tcPr>
@@ -15360,8 +15841,8 @@
             <w:tcMar>
               <w:top w:w="120" w:type="dxa"/>
               <w:bottom w:w="120" w:type="dxa"/>
-              <w:left w:w="160" w:type="dxa"/>
-              <w:right w:w="160" w:type="dxa"/>
+              <w:left w:w="150" w:type="dxa"/>
+              <w:right w:w="150" w:type="dxa"/>
             </w:tcMar>
             <w:vAlign w:val="center"/>
           </w:tcPr>
@@ -15400,8 +15881,8 @@
             <w:tcMar>
               <w:top w:w="120" w:type="dxa"/>
               <w:bottom w:w="120" w:type="dxa"/>
-              <w:left w:w="160" w:type="dxa"/>
-              <w:right w:w="160" w:type="dxa"/>
+              <w:left w:w="150" w:type="dxa"/>
+              <w:right w:w="150" w:type="dxa"/>
             </w:tcMar>
             <w:vAlign w:val="center"/>
           </w:tcPr>
@@ -15435,8 +15916,8 @@
             <w:tcMar>
               <w:top w:w="120" w:type="dxa"/>
               <w:bottom w:w="120" w:type="dxa"/>
-              <w:left w:w="160" w:type="dxa"/>
-              <w:right w:w="160" w:type="dxa"/>
+              <w:left w:w="150" w:type="dxa"/>
+              <w:right w:w="150" w:type="dxa"/>
             </w:tcMar>
             <w:vAlign w:val="center"/>
           </w:tcPr>
@@ -15470,8 +15951,8 @@
             <w:tcMar>
               <w:top w:w="120" w:type="dxa"/>
               <w:bottom w:w="120" w:type="dxa"/>
-              <w:left w:w="160" w:type="dxa"/>
-              <w:right w:w="160" w:type="dxa"/>
+              <w:left w:w="150" w:type="dxa"/>
+              <w:right w:w="150" w:type="dxa"/>
             </w:tcMar>
             <w:vAlign w:val="center"/>
           </w:tcPr>
@@ -15505,8 +15986,8 @@
             <w:tcMar>
               <w:top w:w="120" w:type="dxa"/>
               <w:bottom w:w="120" w:type="dxa"/>
-              <w:left w:w="160" w:type="dxa"/>
-              <w:right w:w="160" w:type="dxa"/>
+              <w:left w:w="150" w:type="dxa"/>
+              <w:right w:w="150" w:type="dxa"/>
             </w:tcMar>
             <w:vAlign w:val="center"/>
           </w:tcPr>
@@ -15545,8 +16026,8 @@
             <w:tcMar>
               <w:top w:w="120" w:type="dxa"/>
               <w:bottom w:w="120" w:type="dxa"/>
-              <w:left w:w="160" w:type="dxa"/>
-              <w:right w:w="160" w:type="dxa"/>
+              <w:left w:w="150" w:type="dxa"/>
+              <w:right w:w="150" w:type="dxa"/>
             </w:tcMar>
             <w:vAlign w:val="center"/>
           </w:tcPr>
@@ -15580,8 +16061,8 @@
             <w:tcMar>
               <w:top w:w="120" w:type="dxa"/>
               <w:bottom w:w="120" w:type="dxa"/>
-              <w:left w:w="160" w:type="dxa"/>
-              <w:right w:w="160" w:type="dxa"/>
+              <w:left w:w="150" w:type="dxa"/>
+              <w:right w:w="150" w:type="dxa"/>
             </w:tcMar>
             <w:vAlign w:val="center"/>
           </w:tcPr>
@@ -15615,8 +16096,8 @@
             <w:tcMar>
               <w:top w:w="120" w:type="dxa"/>
               <w:bottom w:w="120" w:type="dxa"/>
-              <w:left w:w="160" w:type="dxa"/>
-              <w:right w:w="160" w:type="dxa"/>
+              <w:left w:w="150" w:type="dxa"/>
+              <w:right w:w="150" w:type="dxa"/>
             </w:tcMar>
             <w:vAlign w:val="center"/>
           </w:tcPr>
@@ -15650,8 +16131,8 @@
             <w:tcMar>
               <w:top w:w="120" w:type="dxa"/>
               <w:bottom w:w="120" w:type="dxa"/>
-              <w:left w:w="160" w:type="dxa"/>
-              <w:right w:w="160" w:type="dxa"/>
+              <w:left w:w="150" w:type="dxa"/>
+              <w:right w:w="150" w:type="dxa"/>
             </w:tcMar>
             <w:vAlign w:val="center"/>
           </w:tcPr>
@@ -15690,8 +16171,8 @@
             <w:tcMar>
               <w:top w:w="120" w:type="dxa"/>
               <w:bottom w:w="120" w:type="dxa"/>
-              <w:left w:w="160" w:type="dxa"/>
-              <w:right w:w="160" w:type="dxa"/>
+              <w:left w:w="150" w:type="dxa"/>
+              <w:right w:w="150" w:type="dxa"/>
             </w:tcMar>
             <w:vAlign w:val="center"/>
           </w:tcPr>
@@ -15725,8 +16206,8 @@
             <w:tcMar>
               <w:top w:w="120" w:type="dxa"/>
               <w:bottom w:w="120" w:type="dxa"/>
-              <w:left w:w="160" w:type="dxa"/>
-              <w:right w:w="160" w:type="dxa"/>
+              <w:left w:w="150" w:type="dxa"/>
+              <w:right w:w="150" w:type="dxa"/>
             </w:tcMar>
             <w:vAlign w:val="center"/>
           </w:tcPr>
@@ -15760,8 +16241,8 @@
             <w:tcMar>
               <w:top w:w="120" w:type="dxa"/>
               <w:bottom w:w="120" w:type="dxa"/>
-              <w:left w:w="160" w:type="dxa"/>
-              <w:right w:w="160" w:type="dxa"/>
+              <w:left w:w="150" w:type="dxa"/>
+              <w:right w:w="150" w:type="dxa"/>
             </w:tcMar>
             <w:vAlign w:val="center"/>
           </w:tcPr>
@@ -15795,8 +16276,8 @@
             <w:tcMar>
               <w:top w:w="120" w:type="dxa"/>
               <w:bottom w:w="120" w:type="dxa"/>
-              <w:left w:w="160" w:type="dxa"/>
-              <w:right w:w="160" w:type="dxa"/>
+              <w:left w:w="150" w:type="dxa"/>
+              <w:right w:w="150" w:type="dxa"/>
             </w:tcMar>
             <w:vAlign w:val="center"/>
           </w:tcPr>
@@ -15835,8 +16316,8 @@
             <w:tcMar>
               <w:top w:w="120" w:type="dxa"/>
               <w:bottom w:w="120" w:type="dxa"/>
-              <w:left w:w="160" w:type="dxa"/>
-              <w:right w:w="160" w:type="dxa"/>
+              <w:left w:w="150" w:type="dxa"/>
+              <w:right w:w="150" w:type="dxa"/>
             </w:tcMar>
             <w:vAlign w:val="center"/>
           </w:tcPr>
@@ -15870,8 +16351,8 @@
             <w:tcMar>
               <w:top w:w="120" w:type="dxa"/>
               <w:bottom w:w="120" w:type="dxa"/>
-              <w:left w:w="160" w:type="dxa"/>
-              <w:right w:w="160" w:type="dxa"/>
+              <w:left w:w="150" w:type="dxa"/>
+              <w:right w:w="150" w:type="dxa"/>
             </w:tcMar>
             <w:vAlign w:val="center"/>
           </w:tcPr>
@@ -15905,8 +16386,8 @@
             <w:tcMar>
               <w:top w:w="120" w:type="dxa"/>
               <w:bottom w:w="120" w:type="dxa"/>
-              <w:left w:w="160" w:type="dxa"/>
-              <w:right w:w="160" w:type="dxa"/>
+              <w:left w:w="150" w:type="dxa"/>
+              <w:right w:w="150" w:type="dxa"/>
             </w:tcMar>
             <w:vAlign w:val="center"/>
           </w:tcPr>
@@ -15940,8 +16421,8 @@
             <w:tcMar>
               <w:top w:w="120" w:type="dxa"/>
               <w:bottom w:w="120" w:type="dxa"/>
-              <w:left w:w="160" w:type="dxa"/>
-              <w:right w:w="160" w:type="dxa"/>
+              <w:left w:w="150" w:type="dxa"/>
+              <w:right w:w="150" w:type="dxa"/>
             </w:tcMar>
             <w:vAlign w:val="center"/>
           </w:tcPr>
@@ -15980,8 +16461,8 @@
             <w:tcMar>
               <w:top w:w="120" w:type="dxa"/>
               <w:bottom w:w="120" w:type="dxa"/>
-              <w:left w:w="160" w:type="dxa"/>
-              <w:right w:w="160" w:type="dxa"/>
+              <w:left w:w="150" w:type="dxa"/>
+              <w:right w:w="150" w:type="dxa"/>
             </w:tcMar>
             <w:vAlign w:val="center"/>
           </w:tcPr>
@@ -16015,8 +16496,8 @@
             <w:tcMar>
               <w:top w:w="120" w:type="dxa"/>
               <w:bottom w:w="120" w:type="dxa"/>
-              <w:left w:w="160" w:type="dxa"/>
-              <w:right w:w="160" w:type="dxa"/>
+              <w:left w:w="150" w:type="dxa"/>
+              <w:right w:w="150" w:type="dxa"/>
             </w:tcMar>
             <w:vAlign w:val="center"/>
           </w:tcPr>
@@ -16050,8 +16531,8 @@
             <w:tcMar>
               <w:top w:w="120" w:type="dxa"/>
               <w:bottom w:w="120" w:type="dxa"/>
-              <w:left w:w="160" w:type="dxa"/>
-              <w:right w:w="160" w:type="dxa"/>
+              <w:left w:w="150" w:type="dxa"/>
+              <w:right w:w="150" w:type="dxa"/>
             </w:tcMar>
             <w:vAlign w:val="center"/>
           </w:tcPr>
@@ -16085,8 +16566,8 @@
             <w:tcMar>
               <w:top w:w="120" w:type="dxa"/>
               <w:bottom w:w="120" w:type="dxa"/>
-              <w:left w:w="160" w:type="dxa"/>
-              <w:right w:w="160" w:type="dxa"/>
+              <w:left w:w="150" w:type="dxa"/>
+              <w:right w:w="150" w:type="dxa"/>
             </w:tcMar>
             <w:vAlign w:val="center"/>
           </w:tcPr>
@@ -16125,8 +16606,8 @@
             <w:tcMar>
               <w:top w:w="120" w:type="dxa"/>
               <w:bottom w:w="120" w:type="dxa"/>
-              <w:left w:w="160" w:type="dxa"/>
-              <w:right w:w="160" w:type="dxa"/>
+              <w:left w:w="150" w:type="dxa"/>
+              <w:right w:w="150" w:type="dxa"/>
             </w:tcMar>
             <w:vAlign w:val="center"/>
           </w:tcPr>
@@ -16160,8 +16641,8 @@
             <w:tcMar>
               <w:top w:w="120" w:type="dxa"/>
               <w:bottom w:w="120" w:type="dxa"/>
-              <w:left w:w="160" w:type="dxa"/>
-              <w:right w:w="160" w:type="dxa"/>
+              <w:left w:w="150" w:type="dxa"/>
+              <w:right w:w="150" w:type="dxa"/>
             </w:tcMar>
             <w:vAlign w:val="center"/>
           </w:tcPr>
@@ -16195,8 +16676,8 @@
             <w:tcMar>
               <w:top w:w="120" w:type="dxa"/>
               <w:bottom w:w="120" w:type="dxa"/>
-              <w:left w:w="160" w:type="dxa"/>
-              <w:right w:w="160" w:type="dxa"/>
+              <w:left w:w="150" w:type="dxa"/>
+              <w:right w:w="150" w:type="dxa"/>
             </w:tcMar>
             <w:vAlign w:val="center"/>
           </w:tcPr>
@@ -16230,8 +16711,8 @@
             <w:tcMar>
               <w:top w:w="120" w:type="dxa"/>
               <w:bottom w:w="120" w:type="dxa"/>
-              <w:left w:w="160" w:type="dxa"/>
-              <w:right w:w="160" w:type="dxa"/>
+              <w:left w:w="150" w:type="dxa"/>
+              <w:right w:w="150" w:type="dxa"/>
             </w:tcMar>
             <w:vAlign w:val="center"/>
           </w:tcPr>
@@ -16270,8 +16751,8 @@
             <w:tcMar>
               <w:top w:w="120" w:type="dxa"/>
               <w:bottom w:w="120" w:type="dxa"/>
-              <w:left w:w="160" w:type="dxa"/>
-              <w:right w:w="160" w:type="dxa"/>
+              <w:left w:w="150" w:type="dxa"/>
+              <w:right w:w="150" w:type="dxa"/>
             </w:tcMar>
             <w:vAlign w:val="center"/>
           </w:tcPr>
@@ -16305,8 +16786,8 @@
             <w:tcMar>
               <w:top w:w="120" w:type="dxa"/>
               <w:bottom w:w="120" w:type="dxa"/>
-              <w:left w:w="160" w:type="dxa"/>
-              <w:right w:w="160" w:type="dxa"/>
+              <w:left w:w="150" w:type="dxa"/>
+              <w:right w:w="150" w:type="dxa"/>
             </w:tcMar>
             <w:vAlign w:val="center"/>
           </w:tcPr>
@@ -16340,8 +16821,8 @@
             <w:tcMar>
               <w:top w:w="120" w:type="dxa"/>
               <w:bottom w:w="120" w:type="dxa"/>
-              <w:left w:w="160" w:type="dxa"/>
-              <w:right w:w="160" w:type="dxa"/>
+              <w:left w:w="150" w:type="dxa"/>
+              <w:right w:w="150" w:type="dxa"/>
             </w:tcMar>
             <w:vAlign w:val="center"/>
           </w:tcPr>
@@ -16375,8 +16856,8 @@
             <w:tcMar>
               <w:top w:w="120" w:type="dxa"/>
               <w:bottom w:w="120" w:type="dxa"/>
-              <w:left w:w="160" w:type="dxa"/>
-              <w:right w:w="160" w:type="dxa"/>
+              <w:left w:w="150" w:type="dxa"/>
+              <w:right w:w="150" w:type="dxa"/>
             </w:tcMar>
             <w:vAlign w:val="center"/>
           </w:tcPr>
@@ -16407,6 +16888,7 @@
     </w:p>
     <w:p>
       <w:pPr>
+        <w:pStyle w:val="Heading2"/>
         <w:spacing w:before="240" w:after="100" w:line="324" w:lineRule="auto"/>
         <w:jc w:val="left"/>
       </w:pPr>
@@ -16416,14 +16898,14 @@
           <w:b/>
           <w:i w:val="0"/>
           <w:color w:val="000000"/>
-          <w:sz w:val="30"/>
+          <w:sz w:val="29"/>
         </w:rPr>
         <w:t>2.9   Câu hỏi gửi bộ phận nghiệp vụ</w:t>
       </w:r>
     </w:p>
     <w:p>
       <w:pPr>
-        <w:spacing w:before="0" w:after="100" w:line="324" w:lineRule="auto"/>
+        <w:spacing w:before="0" w:after="120" w:line="324" w:lineRule="auto"/>
         <w:jc w:val="left"/>
       </w:pPr>
       <w:r>
@@ -16444,10 +16926,10 @@
         <w:tblLook w:firstColumn="1" w:firstRow="1" w:lastColumn="0" w:lastRow="0" w:noHBand="0" w:noVBand="1" w:val="04A0"/>
       </w:tblPr>
       <w:tblGrid>
-        <w:gridCol w:w="2339"/>
-        <w:gridCol w:w="2339"/>
-        <w:gridCol w:w="2339"/>
-        <w:gridCol w:w="2339"/>
+        <w:gridCol w:w="2268"/>
+        <w:gridCol w:w="2268"/>
+        <w:gridCol w:w="2268"/>
+        <w:gridCol w:w="2268"/>
       </w:tblGrid>
       <w:tr>
         <w:trPr>
@@ -16467,8 +16949,8 @@
             <w:tcMar>
               <w:top w:w="120" w:type="dxa"/>
               <w:bottom w:w="120" w:type="dxa"/>
-              <w:left w:w="160" w:type="dxa"/>
-              <w:right w:w="160" w:type="dxa"/>
+              <w:left w:w="150" w:type="dxa"/>
+              <w:right w:w="150" w:type="dxa"/>
             </w:tcMar>
             <w:vAlign w:val="center"/>
           </w:tcPr>
@@ -16502,8 +16984,8 @@
             <w:tcMar>
               <w:top w:w="120" w:type="dxa"/>
               <w:bottom w:w="120" w:type="dxa"/>
-              <w:left w:w="160" w:type="dxa"/>
-              <w:right w:w="160" w:type="dxa"/>
+              <w:left w:w="150" w:type="dxa"/>
+              <w:right w:w="150" w:type="dxa"/>
             </w:tcMar>
             <w:vAlign w:val="center"/>
           </w:tcPr>
@@ -16537,8 +17019,8 @@
             <w:tcMar>
               <w:top w:w="120" w:type="dxa"/>
               <w:bottom w:w="120" w:type="dxa"/>
-              <w:left w:w="160" w:type="dxa"/>
-              <w:right w:w="160" w:type="dxa"/>
+              <w:left w:w="150" w:type="dxa"/>
+              <w:right w:w="150" w:type="dxa"/>
             </w:tcMar>
             <w:vAlign w:val="center"/>
           </w:tcPr>
@@ -16572,8 +17054,8 @@
             <w:tcMar>
               <w:top w:w="120" w:type="dxa"/>
               <w:bottom w:w="120" w:type="dxa"/>
-              <w:left w:w="160" w:type="dxa"/>
-              <w:right w:w="160" w:type="dxa"/>
+              <w:left w:w="150" w:type="dxa"/>
+              <w:right w:w="150" w:type="dxa"/>
             </w:tcMar>
             <w:vAlign w:val="center"/>
           </w:tcPr>
@@ -16612,8 +17094,8 @@
             <w:tcMar>
               <w:top w:w="120" w:type="dxa"/>
               <w:bottom w:w="120" w:type="dxa"/>
-              <w:left w:w="160" w:type="dxa"/>
-              <w:right w:w="160" w:type="dxa"/>
+              <w:left w:w="150" w:type="dxa"/>
+              <w:right w:w="150" w:type="dxa"/>
             </w:tcMar>
             <w:vAlign w:val="center"/>
           </w:tcPr>
@@ -16647,8 +17129,8 @@
             <w:tcMar>
               <w:top w:w="120" w:type="dxa"/>
               <w:bottom w:w="120" w:type="dxa"/>
-              <w:left w:w="160" w:type="dxa"/>
-              <w:right w:w="160" w:type="dxa"/>
+              <w:left w:w="150" w:type="dxa"/>
+              <w:right w:w="150" w:type="dxa"/>
             </w:tcMar>
             <w:vAlign w:val="center"/>
           </w:tcPr>
@@ -16682,8 +17164,8 @@
             <w:tcMar>
               <w:top w:w="120" w:type="dxa"/>
               <w:bottom w:w="120" w:type="dxa"/>
-              <w:left w:w="160" w:type="dxa"/>
-              <w:right w:w="160" w:type="dxa"/>
+              <w:left w:w="150" w:type="dxa"/>
+              <w:right w:w="150" w:type="dxa"/>
             </w:tcMar>
             <w:vAlign w:val="center"/>
           </w:tcPr>
@@ -16717,8 +17199,8 @@
             <w:tcMar>
               <w:top w:w="120" w:type="dxa"/>
               <w:bottom w:w="120" w:type="dxa"/>
-              <w:left w:w="160" w:type="dxa"/>
-              <w:right w:w="160" w:type="dxa"/>
+              <w:left w:w="150" w:type="dxa"/>
+              <w:right w:w="150" w:type="dxa"/>
             </w:tcMar>
             <w:vAlign w:val="center"/>
           </w:tcPr>
@@ -16757,8 +17239,8 @@
             <w:tcMar>
               <w:top w:w="120" w:type="dxa"/>
               <w:bottom w:w="120" w:type="dxa"/>
-              <w:left w:w="160" w:type="dxa"/>
-              <w:right w:w="160" w:type="dxa"/>
+              <w:left w:w="150" w:type="dxa"/>
+              <w:right w:w="150" w:type="dxa"/>
             </w:tcMar>
             <w:vAlign w:val="center"/>
           </w:tcPr>
@@ -16792,8 +17274,8 @@
             <w:tcMar>
               <w:top w:w="120" w:type="dxa"/>
               <w:bottom w:w="120" w:type="dxa"/>
-              <w:left w:w="160" w:type="dxa"/>
-              <w:right w:w="160" w:type="dxa"/>
+              <w:left w:w="150" w:type="dxa"/>
+              <w:right w:w="150" w:type="dxa"/>
             </w:tcMar>
             <w:vAlign w:val="center"/>
           </w:tcPr>
@@ -16827,8 +17309,8 @@
             <w:tcMar>
               <w:top w:w="120" w:type="dxa"/>
               <w:bottom w:w="120" w:type="dxa"/>
-              <w:left w:w="160" w:type="dxa"/>
-              <w:right w:w="160" w:type="dxa"/>
+              <w:left w:w="150" w:type="dxa"/>
+              <w:right w:w="150" w:type="dxa"/>
             </w:tcMar>
             <w:vAlign w:val="center"/>
           </w:tcPr>
@@ -16862,8 +17344,8 @@
             <w:tcMar>
               <w:top w:w="120" w:type="dxa"/>
               <w:bottom w:w="120" w:type="dxa"/>
-              <w:left w:w="160" w:type="dxa"/>
-              <w:right w:w="160" w:type="dxa"/>
+              <w:left w:w="150" w:type="dxa"/>
+              <w:right w:w="150" w:type="dxa"/>
             </w:tcMar>
             <w:vAlign w:val="center"/>
           </w:tcPr>
@@ -16902,8 +17384,8 @@
             <w:tcMar>
               <w:top w:w="120" w:type="dxa"/>
               <w:bottom w:w="120" w:type="dxa"/>
-              <w:left w:w="160" w:type="dxa"/>
-              <w:right w:w="160" w:type="dxa"/>
+              <w:left w:w="150" w:type="dxa"/>
+              <w:right w:w="150" w:type="dxa"/>
             </w:tcMar>
             <w:vAlign w:val="center"/>
           </w:tcPr>
@@ -16937,8 +17419,8 @@
             <w:tcMar>
               <w:top w:w="120" w:type="dxa"/>
               <w:bottom w:w="120" w:type="dxa"/>
-              <w:left w:w="160" w:type="dxa"/>
-              <w:right w:w="160" w:type="dxa"/>
+              <w:left w:w="150" w:type="dxa"/>
+              <w:right w:w="150" w:type="dxa"/>
             </w:tcMar>
             <w:vAlign w:val="center"/>
           </w:tcPr>
@@ -16972,8 +17454,8 @@
             <w:tcMar>
               <w:top w:w="120" w:type="dxa"/>
               <w:bottom w:w="120" w:type="dxa"/>
-              <w:left w:w="160" w:type="dxa"/>
-              <w:right w:w="160" w:type="dxa"/>
+              <w:left w:w="150" w:type="dxa"/>
+              <w:right w:w="150" w:type="dxa"/>
             </w:tcMar>
             <w:vAlign w:val="center"/>
           </w:tcPr>
@@ -17007,8 +17489,8 @@
             <w:tcMar>
               <w:top w:w="120" w:type="dxa"/>
               <w:bottom w:w="120" w:type="dxa"/>
-              <w:left w:w="160" w:type="dxa"/>
-              <w:right w:w="160" w:type="dxa"/>
+              <w:left w:w="150" w:type="dxa"/>
+              <w:right w:w="150" w:type="dxa"/>
             </w:tcMar>
             <w:vAlign w:val="center"/>
           </w:tcPr>
@@ -17047,8 +17529,8 @@
             <w:tcMar>
               <w:top w:w="120" w:type="dxa"/>
               <w:bottom w:w="120" w:type="dxa"/>
-              <w:left w:w="160" w:type="dxa"/>
-              <w:right w:w="160" w:type="dxa"/>
+              <w:left w:w="150" w:type="dxa"/>
+              <w:right w:w="150" w:type="dxa"/>
             </w:tcMar>
             <w:vAlign w:val="center"/>
           </w:tcPr>
@@ -17082,8 +17564,8 @@
             <w:tcMar>
               <w:top w:w="120" w:type="dxa"/>
               <w:bottom w:w="120" w:type="dxa"/>
-              <w:left w:w="160" w:type="dxa"/>
-              <w:right w:w="160" w:type="dxa"/>
+              <w:left w:w="150" w:type="dxa"/>
+              <w:right w:w="150" w:type="dxa"/>
             </w:tcMar>
             <w:vAlign w:val="center"/>
           </w:tcPr>
@@ -17117,8 +17599,8 @@
             <w:tcMar>
               <w:top w:w="120" w:type="dxa"/>
               <w:bottom w:w="120" w:type="dxa"/>
-              <w:left w:w="160" w:type="dxa"/>
-              <w:right w:w="160" w:type="dxa"/>
+              <w:left w:w="150" w:type="dxa"/>
+              <w:right w:w="150" w:type="dxa"/>
             </w:tcMar>
             <w:vAlign w:val="center"/>
           </w:tcPr>
@@ -17152,8 +17634,8 @@
             <w:tcMar>
               <w:top w:w="120" w:type="dxa"/>
               <w:bottom w:w="120" w:type="dxa"/>
-              <w:left w:w="160" w:type="dxa"/>
-              <w:right w:w="160" w:type="dxa"/>
+              <w:left w:w="150" w:type="dxa"/>
+              <w:right w:w="150" w:type="dxa"/>
             </w:tcMar>
             <w:vAlign w:val="center"/>
           </w:tcPr>
@@ -17192,8 +17674,8 @@
             <w:tcMar>
               <w:top w:w="120" w:type="dxa"/>
               <w:bottom w:w="120" w:type="dxa"/>
-              <w:left w:w="160" w:type="dxa"/>
-              <w:right w:w="160" w:type="dxa"/>
+              <w:left w:w="150" w:type="dxa"/>
+              <w:right w:w="150" w:type="dxa"/>
             </w:tcMar>
             <w:vAlign w:val="center"/>
           </w:tcPr>
@@ -17227,8 +17709,8 @@
             <w:tcMar>
               <w:top w:w="120" w:type="dxa"/>
               <w:bottom w:w="120" w:type="dxa"/>
-              <w:left w:w="160" w:type="dxa"/>
-              <w:right w:w="160" w:type="dxa"/>
+              <w:left w:w="150" w:type="dxa"/>
+              <w:right w:w="150" w:type="dxa"/>
             </w:tcMar>
             <w:vAlign w:val="center"/>
           </w:tcPr>
@@ -17262,8 +17744,8 @@
             <w:tcMar>
               <w:top w:w="120" w:type="dxa"/>
               <w:bottom w:w="120" w:type="dxa"/>
-              <w:left w:w="160" w:type="dxa"/>
-              <w:right w:w="160" w:type="dxa"/>
+              <w:left w:w="150" w:type="dxa"/>
+              <w:right w:w="150" w:type="dxa"/>
             </w:tcMar>
             <w:vAlign w:val="center"/>
           </w:tcPr>
@@ -17297,8 +17779,8 @@
             <w:tcMar>
               <w:top w:w="120" w:type="dxa"/>
               <w:bottom w:w="120" w:type="dxa"/>
-              <w:left w:w="160" w:type="dxa"/>
-              <w:right w:w="160" w:type="dxa"/>
+              <w:left w:w="150" w:type="dxa"/>
+              <w:right w:w="150" w:type="dxa"/>
             </w:tcMar>
             <w:vAlign w:val="center"/>
           </w:tcPr>
@@ -17337,8 +17819,8 @@
             <w:tcMar>
               <w:top w:w="120" w:type="dxa"/>
               <w:bottom w:w="120" w:type="dxa"/>
-              <w:left w:w="160" w:type="dxa"/>
-              <w:right w:w="160" w:type="dxa"/>
+              <w:left w:w="150" w:type="dxa"/>
+              <w:right w:w="150" w:type="dxa"/>
             </w:tcMar>
             <w:vAlign w:val="center"/>
           </w:tcPr>
@@ -17372,8 +17854,8 @@
             <w:tcMar>
               <w:top w:w="120" w:type="dxa"/>
               <w:bottom w:w="120" w:type="dxa"/>
-              <w:left w:w="160" w:type="dxa"/>
-              <w:right w:w="160" w:type="dxa"/>
+              <w:left w:w="150" w:type="dxa"/>
+              <w:right w:w="150" w:type="dxa"/>
             </w:tcMar>
             <w:vAlign w:val="center"/>
           </w:tcPr>
@@ -17407,8 +17889,8 @@
             <w:tcMar>
               <w:top w:w="120" w:type="dxa"/>
               <w:bottom w:w="120" w:type="dxa"/>
-              <w:left w:w="160" w:type="dxa"/>
-              <w:right w:w="160" w:type="dxa"/>
+              <w:left w:w="150" w:type="dxa"/>
+              <w:right w:w="150" w:type="dxa"/>
             </w:tcMar>
             <w:vAlign w:val="center"/>
           </w:tcPr>
@@ -17442,8 +17924,8 @@
             <w:tcMar>
               <w:top w:w="120" w:type="dxa"/>
               <w:bottom w:w="120" w:type="dxa"/>
-              <w:left w:w="160" w:type="dxa"/>
-              <w:right w:w="160" w:type="dxa"/>
+              <w:left w:w="150" w:type="dxa"/>
+              <w:right w:w="150" w:type="dxa"/>
             </w:tcMar>
             <w:vAlign w:val="center"/>
           </w:tcPr>
@@ -17474,6 +17956,7 @@
     </w:p>
     <w:p>
       <w:pPr>
+        <w:pStyle w:val="Heading1"/>
         <w:spacing w:before="280" w:after="120" w:line="324" w:lineRule="auto"/>
         <w:jc w:val="left"/>
       </w:pPr>
@@ -17490,6 +17973,7 @@
     </w:p>
     <w:p>
       <w:pPr>
+        <w:pStyle w:val="Heading2"/>
         <w:spacing w:before="240" w:after="100" w:line="324" w:lineRule="auto"/>
         <w:jc w:val="left"/>
       </w:pPr>
@@ -17499,14 +17983,14 @@
           <w:b/>
           <w:i w:val="0"/>
           <w:color w:val="000000"/>
-          <w:sz w:val="30"/>
+          <w:sz w:val="29"/>
         </w:rPr>
         <w:t>3.1   Giao diện người dùng</w:t>
       </w:r>
     </w:p>
     <w:p>
       <w:pPr>
-        <w:spacing w:before="0" w:after="100" w:line="324" w:lineRule="auto"/>
+        <w:spacing w:before="0" w:after="120" w:line="324" w:lineRule="auto"/>
         <w:jc w:val="left"/>
       </w:pPr>
       <w:r>
@@ -17523,7 +18007,7 @@
     <w:p>
       <w:pPr>
         <w:pStyle w:val="ListBullet"/>
-        <w:spacing w:before="0" w:after="80" w:line="324" w:lineRule="auto"/>
+        <w:spacing w:before="0" w:after="100" w:line="324" w:lineRule="auto"/>
         <w:jc w:val="left"/>
       </w:pPr>
       <w:r>
@@ -17550,7 +18034,7 @@
     <w:p>
       <w:pPr>
         <w:pStyle w:val="ListBullet"/>
-        <w:spacing w:before="0" w:after="80" w:line="324" w:lineRule="auto"/>
+        <w:spacing w:before="0" w:after="100" w:line="324" w:lineRule="auto"/>
         <w:jc w:val="left"/>
       </w:pPr>
       <w:r>
@@ -17577,7 +18061,7 @@
     <w:p>
       <w:pPr>
         <w:pStyle w:val="ListBullet"/>
-        <w:spacing w:before="0" w:after="80" w:line="324" w:lineRule="auto"/>
+        <w:spacing w:before="0" w:after="100" w:line="324" w:lineRule="auto"/>
         <w:jc w:val="left"/>
       </w:pPr>
       <w:r>
@@ -17603,6 +18087,7 @@
     </w:p>
     <w:p>
       <w:pPr>
+        <w:pStyle w:val="Heading2"/>
         <w:spacing w:before="240" w:after="100" w:line="324" w:lineRule="auto"/>
         <w:jc w:val="left"/>
       </w:pPr>
@@ -17612,14 +18097,14 @@
           <w:b/>
           <w:i w:val="0"/>
           <w:color w:val="000000"/>
-          <w:sz w:val="30"/>
+          <w:sz w:val="29"/>
         </w:rPr>
         <w:t>3.2   Hiệu năng</w:t>
       </w:r>
     </w:p>
     <w:p>
       <w:pPr>
-        <w:spacing w:before="0" w:after="100" w:line="324" w:lineRule="auto"/>
+        <w:spacing w:before="0" w:after="120" w:line="324" w:lineRule="auto"/>
         <w:jc w:val="left"/>
       </w:pPr>
       <w:r>
@@ -17640,8 +18125,8 @@
         <w:tblLook w:firstColumn="1" w:firstRow="1" w:lastColumn="0" w:lastRow="0" w:noHBand="0" w:noVBand="1" w:val="04A0"/>
       </w:tblPr>
       <w:tblGrid>
-        <w:gridCol w:w="4677"/>
-        <w:gridCol w:w="4677"/>
+        <w:gridCol w:w="4535"/>
+        <w:gridCol w:w="4535"/>
       </w:tblGrid>
       <w:tr>
         <w:trPr>
@@ -17661,8 +18146,8 @@
             <w:tcMar>
               <w:top w:w="120" w:type="dxa"/>
               <w:bottom w:w="120" w:type="dxa"/>
-              <w:left w:w="160" w:type="dxa"/>
-              <w:right w:w="160" w:type="dxa"/>
+              <w:left w:w="150" w:type="dxa"/>
+              <w:right w:w="150" w:type="dxa"/>
             </w:tcMar>
             <w:vAlign w:val="center"/>
           </w:tcPr>
@@ -17696,8 +18181,8 @@
             <w:tcMar>
               <w:top w:w="120" w:type="dxa"/>
               <w:bottom w:w="120" w:type="dxa"/>
-              <w:left w:w="160" w:type="dxa"/>
-              <w:right w:w="160" w:type="dxa"/>
+              <w:left w:w="150" w:type="dxa"/>
+              <w:right w:w="150" w:type="dxa"/>
             </w:tcMar>
             <w:vAlign w:val="center"/>
           </w:tcPr>
@@ -17736,8 +18221,8 @@
             <w:tcMar>
               <w:top w:w="120" w:type="dxa"/>
               <w:bottom w:w="120" w:type="dxa"/>
-              <w:left w:w="160" w:type="dxa"/>
-              <w:right w:w="160" w:type="dxa"/>
+              <w:left w:w="150" w:type="dxa"/>
+              <w:right w:w="150" w:type="dxa"/>
             </w:tcMar>
             <w:vAlign w:val="center"/>
           </w:tcPr>
@@ -17771,8 +18256,8 @@
             <w:tcMar>
               <w:top w:w="120" w:type="dxa"/>
               <w:bottom w:w="120" w:type="dxa"/>
-              <w:left w:w="160" w:type="dxa"/>
-              <w:right w:w="160" w:type="dxa"/>
+              <w:left w:w="150" w:type="dxa"/>
+              <w:right w:w="150" w:type="dxa"/>
             </w:tcMar>
             <w:vAlign w:val="center"/>
           </w:tcPr>
@@ -17811,8 +18296,8 @@
             <w:tcMar>
               <w:top w:w="120" w:type="dxa"/>
               <w:bottom w:w="120" w:type="dxa"/>
-              <w:left w:w="160" w:type="dxa"/>
-              <w:right w:w="160" w:type="dxa"/>
+              <w:left w:w="150" w:type="dxa"/>
+              <w:right w:w="150" w:type="dxa"/>
             </w:tcMar>
             <w:vAlign w:val="center"/>
           </w:tcPr>
@@ -17846,8 +18331,8 @@
             <w:tcMar>
               <w:top w:w="120" w:type="dxa"/>
               <w:bottom w:w="120" w:type="dxa"/>
-              <w:left w:w="160" w:type="dxa"/>
-              <w:right w:w="160" w:type="dxa"/>
+              <w:left w:w="150" w:type="dxa"/>
+              <w:right w:w="150" w:type="dxa"/>
             </w:tcMar>
             <w:vAlign w:val="center"/>
           </w:tcPr>
@@ -17886,8 +18371,8 @@
             <w:tcMar>
               <w:top w:w="120" w:type="dxa"/>
               <w:bottom w:w="120" w:type="dxa"/>
-              <w:left w:w="160" w:type="dxa"/>
-              <w:right w:w="160" w:type="dxa"/>
+              <w:left w:w="150" w:type="dxa"/>
+              <w:right w:w="150" w:type="dxa"/>
             </w:tcMar>
             <w:vAlign w:val="center"/>
           </w:tcPr>
@@ -17921,8 +18406,8 @@
             <w:tcMar>
               <w:top w:w="120" w:type="dxa"/>
               <w:bottom w:w="120" w:type="dxa"/>
-              <w:left w:w="160" w:type="dxa"/>
-              <w:right w:w="160" w:type="dxa"/>
+              <w:left w:w="150" w:type="dxa"/>
+              <w:right w:w="150" w:type="dxa"/>
             </w:tcMar>
             <w:vAlign w:val="center"/>
           </w:tcPr>
@@ -17961,8 +18446,8 @@
             <w:tcMar>
               <w:top w:w="120" w:type="dxa"/>
               <w:bottom w:w="120" w:type="dxa"/>
-              <w:left w:w="160" w:type="dxa"/>
-              <w:right w:w="160" w:type="dxa"/>
+              <w:left w:w="150" w:type="dxa"/>
+              <w:right w:w="150" w:type="dxa"/>
             </w:tcMar>
             <w:vAlign w:val="center"/>
           </w:tcPr>
@@ -17996,8 +18481,8 @@
             <w:tcMar>
               <w:top w:w="120" w:type="dxa"/>
               <w:bottom w:w="120" w:type="dxa"/>
-              <w:left w:w="160" w:type="dxa"/>
-              <w:right w:w="160" w:type="dxa"/>
+              <w:left w:w="150" w:type="dxa"/>
+              <w:right w:w="150" w:type="dxa"/>
             </w:tcMar>
             <w:vAlign w:val="center"/>
           </w:tcPr>
@@ -18036,8 +18521,8 @@
             <w:tcMar>
               <w:top w:w="120" w:type="dxa"/>
               <w:bottom w:w="120" w:type="dxa"/>
-              <w:left w:w="160" w:type="dxa"/>
-              <w:right w:w="160" w:type="dxa"/>
+              <w:left w:w="150" w:type="dxa"/>
+              <w:right w:w="150" w:type="dxa"/>
             </w:tcMar>
             <w:vAlign w:val="center"/>
           </w:tcPr>
@@ -18071,8 +18556,8 @@
             <w:tcMar>
               <w:top w:w="120" w:type="dxa"/>
               <w:bottom w:w="120" w:type="dxa"/>
-              <w:left w:w="160" w:type="dxa"/>
-              <w:right w:w="160" w:type="dxa"/>
+              <w:left w:w="150" w:type="dxa"/>
+              <w:right w:w="150" w:type="dxa"/>
             </w:tcMar>
             <w:vAlign w:val="center"/>
           </w:tcPr>
@@ -18111,8 +18596,8 @@
             <w:tcMar>
               <w:top w:w="120" w:type="dxa"/>
               <w:bottom w:w="120" w:type="dxa"/>
-              <w:left w:w="160" w:type="dxa"/>
-              <w:right w:w="160" w:type="dxa"/>
+              <w:left w:w="150" w:type="dxa"/>
+              <w:right w:w="150" w:type="dxa"/>
             </w:tcMar>
             <w:vAlign w:val="center"/>
           </w:tcPr>
@@ -18146,8 +18631,8 @@
             <w:tcMar>
               <w:top w:w="120" w:type="dxa"/>
               <w:bottom w:w="120" w:type="dxa"/>
-              <w:left w:w="160" w:type="dxa"/>
-              <w:right w:w="160" w:type="dxa"/>
+              <w:left w:w="150" w:type="dxa"/>
+              <w:right w:w="150" w:type="dxa"/>
             </w:tcMar>
             <w:vAlign w:val="center"/>
           </w:tcPr>
@@ -18178,6 +18663,7 @@
     </w:p>
     <w:p>
       <w:pPr>
+        <w:pStyle w:val="Heading2"/>
         <w:spacing w:before="240" w:after="100" w:line="324" w:lineRule="auto"/>
         <w:jc w:val="left"/>
       </w:pPr>
@@ -18187,14 +18673,14 @@
           <w:b/>
           <w:i w:val="0"/>
           <w:color w:val="000000"/>
-          <w:sz w:val="30"/>
+          <w:sz w:val="29"/>
         </w:rPr>
         <w:t>3.3   Tính bảo mật</w:t>
       </w:r>
     </w:p>
     <w:p>
       <w:pPr>
-        <w:spacing w:before="0" w:after="100" w:line="324" w:lineRule="auto"/>
+        <w:spacing w:before="0" w:after="120" w:line="324" w:lineRule="auto"/>
         <w:jc w:val="left"/>
       </w:pPr>
       <w:r>
@@ -18211,7 +18697,7 @@
     <w:p>
       <w:pPr>
         <w:pStyle w:val="ListBullet"/>
-        <w:spacing w:before="0" w:after="80" w:line="324" w:lineRule="auto"/>
+        <w:spacing w:before="0" w:after="100" w:line="324" w:lineRule="auto"/>
         <w:jc w:val="left"/>
       </w:pPr>
       <w:r>
@@ -18238,7 +18724,7 @@
     <w:p>
       <w:pPr>
         <w:pStyle w:val="ListBullet"/>
-        <w:spacing w:before="0" w:after="80" w:line="324" w:lineRule="auto"/>
+        <w:spacing w:before="0" w:after="100" w:line="324" w:lineRule="auto"/>
         <w:jc w:val="left"/>
       </w:pPr>
       <w:r>
@@ -18265,7 +18751,7 @@
     <w:p>
       <w:pPr>
         <w:pStyle w:val="ListBullet"/>
-        <w:spacing w:before="0" w:after="80" w:line="324" w:lineRule="auto"/>
+        <w:spacing w:before="0" w:after="100" w:line="324" w:lineRule="auto"/>
         <w:jc w:val="left"/>
       </w:pPr>
       <w:r>
@@ -18292,7 +18778,7 @@
     <w:p>
       <w:pPr>
         <w:pStyle w:val="ListBullet"/>
-        <w:spacing w:before="0" w:after="80" w:line="324" w:lineRule="auto"/>
+        <w:spacing w:before="0" w:after="100" w:line="324" w:lineRule="auto"/>
         <w:jc w:val="left"/>
       </w:pPr>
       <w:r>
@@ -18318,6 +18804,7 @@
     </w:p>
     <w:p>
       <w:pPr>
+        <w:pStyle w:val="Heading2"/>
         <w:spacing w:before="240" w:after="100" w:line="324" w:lineRule="auto"/>
         <w:jc w:val="left"/>
       </w:pPr>
@@ -18327,14 +18814,14 @@
           <w:b/>
           <w:i w:val="0"/>
           <w:color w:val="000000"/>
-          <w:sz w:val="30"/>
+          <w:sz w:val="29"/>
         </w:rPr>
         <w:t>3.4   Ràng buộc</w:t>
       </w:r>
     </w:p>
     <w:p>
       <w:pPr>
-        <w:spacing w:before="0" w:after="100" w:line="324" w:lineRule="auto"/>
+        <w:spacing w:before="0" w:after="120" w:line="324" w:lineRule="auto"/>
         <w:jc w:val="left"/>
       </w:pPr>
       <w:r>
@@ -18351,7 +18838,7 @@
     <w:p>
       <w:pPr>
         <w:pStyle w:val="ListBullet"/>
-        <w:spacing w:before="0" w:after="80" w:line="324" w:lineRule="auto"/>
+        <w:spacing w:before="0" w:after="100" w:line="324" w:lineRule="auto"/>
         <w:jc w:val="left"/>
       </w:pPr>
       <w:r>
@@ -18378,7 +18865,7 @@
     <w:p>
       <w:pPr>
         <w:pStyle w:val="ListBullet"/>
-        <w:spacing w:before="0" w:after="80" w:line="324" w:lineRule="auto"/>
+        <w:spacing w:before="0" w:after="100" w:line="324" w:lineRule="auto"/>
         <w:jc w:val="left"/>
       </w:pPr>
       <w:r>
@@ -18405,7 +18892,7 @@
     <w:p>
       <w:pPr>
         <w:pStyle w:val="ListBullet"/>
-        <w:spacing w:before="0" w:after="80" w:line="324" w:lineRule="auto"/>
+        <w:spacing w:before="0" w:after="100" w:line="324" w:lineRule="auto"/>
         <w:jc w:val="left"/>
       </w:pPr>
       <w:r>
@@ -18432,7 +18919,7 @@
     <w:p>
       <w:pPr>
         <w:pStyle w:val="ListBullet"/>
-        <w:spacing w:before="0" w:after="80" w:line="324" w:lineRule="auto"/>
+        <w:spacing w:before="0" w:after="100" w:line="324" w:lineRule="auto"/>
         <w:jc w:val="left"/>
       </w:pPr>
       <w:r>
@@ -18458,7 +18945,7 @@
     </w:p>
     <w:sectPr>
       <w:pgSz w:w="11906" w:h="16838"/>
-      <w:pgMar w:top="1134" w:right="850" w:bottom="1134" w:left="1701" w:header="720" w:footer="720" w:gutter="0"/>
+      <w:pgMar w:top="1134" w:right="1134" w:bottom="1134" w:left="1701" w:header="720" w:footer="720" w:gutter="0"/>
       <w:cols w:space="720"/>
       <w:docGrid w:linePitch="360"/>
     </w:sectPr>
@@ -18894,11 +19381,11 @@
       <w:outlineLvl w:val="0"/>
     </w:pPr>
     <w:rPr>
-      <w:rFonts w:asciiTheme="majorHAnsi" w:eastAsiaTheme="majorEastAsia" w:hAnsiTheme="majorHAnsi" w:cstheme="majorBidi"/>
+      <w:rFonts w:asciiTheme="majorHAnsi" w:eastAsiaTheme="majorEastAsia" w:hAnsiTheme="majorHAnsi" w:cstheme="majorBidi" w:ascii="Times New Roman" w:hAnsi="Times New Roman" w:cs="Times New Roman" w:eastAsia="Times New Roman"/>
       <w:b/>
       <w:bCs/>
-      <w:color w:val="365F91" w:themeColor="accent1" w:themeShade="BF"/>
-      <w:sz w:val="28"/>
+      <w:color w:val="000000"/>
+      <w:sz w:val="32"/>
       <w:szCs w:val="28"/>
     </w:rPr>
   </w:style>
@@ -18918,11 +19405,11 @@
       <w:outlineLvl w:val="1"/>
     </w:pPr>
     <w:rPr>
-      <w:rFonts w:asciiTheme="majorHAnsi" w:eastAsiaTheme="majorEastAsia" w:hAnsiTheme="majorHAnsi" w:cstheme="majorBidi"/>
+      <w:rFonts w:asciiTheme="majorHAnsi" w:eastAsiaTheme="majorEastAsia" w:hAnsiTheme="majorHAnsi" w:cstheme="majorBidi" w:ascii="Times New Roman" w:hAnsi="Times New Roman" w:cs="Times New Roman" w:eastAsia="Times New Roman"/>
       <w:b/>
       <w:bCs/>
-      <w:color w:val="4F81BD" w:themeColor="accent1"/>
-      <w:sz w:val="26"/>
+      <w:color w:val="000000"/>
+      <w:sz w:val="29"/>
       <w:szCs w:val="26"/>
     </w:rPr>
   </w:style>
@@ -18942,10 +19429,11 @@
       <w:outlineLvl w:val="2"/>
     </w:pPr>
     <w:rPr>
-      <w:rFonts w:asciiTheme="majorHAnsi" w:eastAsiaTheme="majorEastAsia" w:hAnsiTheme="majorHAnsi" w:cstheme="majorBidi"/>
+      <w:rFonts w:asciiTheme="majorHAnsi" w:eastAsiaTheme="majorEastAsia" w:hAnsiTheme="majorHAnsi" w:cstheme="majorBidi" w:ascii="Times New Roman" w:hAnsi="Times New Roman" w:cs="Times New Roman" w:eastAsia="Times New Roman"/>
       <w:b/>
       <w:bCs/>
-      <w:color w:val="4F81BD" w:themeColor="accent1"/>
+      <w:color w:val="000000"/>
+      <w:sz w:val="27"/>
     </w:rPr>
   </w:style>
   <w:style w:type="paragraph" w:styleId="Heading4">
